--- a/data/revised_2026-10_full/tracked/v2/Physics/SS3.1_Radioactivity_and_Stability_of_Isotopes/Physics_Radioactivity_and_Stability_of_Isotopes_CBE_LessonSequence_TRACKED.docx
+++ b/data/revised_2026-10_full/tracked/v2/Physics/SS3.1_Radioactivity_and_Stability_of_Isotopes/Physics_Radioactivity_and_Stability_of_Isotopes_CBE_LessonSequence_TRACKED.docx
@@ -440,7 +440,7 @@
               </w:rPr>
               <w:t xml:space="preserve">7 lessons × </w:t>
             </w:r>
-            <w:del w:id="9001" w:author="Claude (AI) - proposed" w:date="2026-10-15T08:04:35Z">
+            <w:del w:id="9001" w:author="Claude (AI) - proposed" w:date="2026-10-18T00:32:21Z">
               <w:r>
                 <w:rPr>
                   <w:rFonts w:ascii="Arial" w:cs="Arial" w:eastAsia="Arial" w:hAnsi="Arial"/>
@@ -455,7 +455,7 @@
                 <w:delText xml:space="preserve">40 minutes = 280</w:delText>
               </w:r>
             </w:del>
-            <w:ins w:id="9002" w:author="Claude (AI) - proposed" w:date="2026-10-15T08:04:35Z">
+            <w:ins w:id="9002" w:author="Claude (AI) - proposed" w:date="2026-10-18T00:32:21Z">
               <w:r>
                 <w:rPr>
                   <w:rFonts w:ascii="Arial" w:cs="Arial" w:eastAsia="Arial" w:hAnsi="Arial"/>
@@ -538,10 +538,10 @@
               <w:ind w:left="360" w:hanging="180"/>
               <w:jc w:val="left"/>
               <w:rPr>
-                <w:ins w:id="9004" w:author="Claude (AI) - proposed" w:date="2026-10-15T08:04:35Z"/>
-              </w:rPr>
-            </w:pPr>
-            <w:ins w:id="9003" w:author="Claude (AI) - proposed" w:date="2026-10-15T08:04:35Z">
+                <w:ins w:id="9004" w:author="Claude (AI) - proposed" w:date="2026-10-18T00:32:21Z"/>
+              </w:rPr>
+            </w:pPr>
+            <w:ins w:id="9003" w:author="Claude (AI) - proposed" w:date="2026-10-18T00:32:21Z">
               <w:r>
                 <w:rPr>
                   <w:rFonts w:ascii="Arial" w:cs="Arial" w:eastAsia="Arial" w:hAnsi="Arial"/>
@@ -563,10 +563,10 @@
               <w:ind w:left="360" w:hanging="180"/>
               <w:jc w:val="left"/>
               <w:rPr>
-                <w:ins w:id="9006" w:author="Claude (AI) - proposed" w:date="2026-10-15T08:04:35Z"/>
-              </w:rPr>
-            </w:pPr>
-            <w:ins w:id="9005" w:author="Claude (AI) - proposed" w:date="2026-10-15T08:04:35Z">
+                <w:ins w:id="9006" w:author="Claude (AI) - proposed" w:date="2026-10-18T00:32:21Z"/>
+              </w:rPr>
+            </w:pPr>
+            <w:ins w:id="9005" w:author="Claude (AI) - proposed" w:date="2026-10-18T00:32:21Z">
               <w:r>
                 <w:rPr>
                   <w:rFonts w:ascii="Arial" w:cs="Arial" w:eastAsia="Arial" w:hAnsi="Arial"/>
@@ -588,10 +588,10 @@
               <w:ind w:left="360" w:hanging="180"/>
               <w:jc w:val="left"/>
               <w:rPr>
-                <w:ins w:id="9008" w:author="Claude (AI) - proposed" w:date="2026-10-15T08:04:35Z"/>
-              </w:rPr>
-            </w:pPr>
-            <w:ins w:id="9007" w:author="Claude (AI) - proposed" w:date="2026-10-15T08:04:35Z">
+                <w:ins w:id="9008" w:author="Claude (AI) - proposed" w:date="2026-10-18T00:32:21Z"/>
+              </w:rPr>
+            </w:pPr>
+            <w:ins w:id="9007" w:author="Claude (AI) - proposed" w:date="2026-10-18T00:32:21Z">
               <w:r>
                 <w:rPr>
                   <w:rFonts w:ascii="Arial" w:cs="Arial" w:eastAsia="Arial" w:hAnsi="Arial"/>
@@ -613,10 +613,10 @@
               <w:ind w:left="360" w:hanging="180"/>
               <w:jc w:val="left"/>
               <w:rPr>
-                <w:ins w:id="9010" w:author="Claude (AI) - proposed" w:date="2026-10-15T08:04:35Z"/>
-              </w:rPr>
-            </w:pPr>
-            <w:ins w:id="9009" w:author="Claude (AI) - proposed" w:date="2026-10-15T08:04:35Z">
+                <w:ins w:id="9010" w:author="Claude (AI) - proposed" w:date="2026-10-18T00:32:21Z"/>
+              </w:rPr>
+            </w:pPr>
+            <w:ins w:id="9009" w:author="Claude (AI) - proposed" w:date="2026-10-18T00:32:21Z">
               <w:r>
                 <w:rPr>
                   <w:rFonts w:ascii="Arial" w:cs="Arial" w:eastAsia="Arial" w:hAnsi="Arial"/>
@@ -638,10 +638,10 @@
               <w:ind w:left="360" w:hanging="180"/>
               <w:jc w:val="left"/>
               <w:rPr>
-                <w:ins w:id="9012" w:author="Claude (AI) - proposed" w:date="2026-10-15T08:04:35Z"/>
-              </w:rPr>
-            </w:pPr>
-            <w:ins w:id="9011" w:author="Claude (AI) - proposed" w:date="2026-10-15T08:04:35Z">
+                <w:ins w:id="9012" w:author="Claude (AI) - proposed" w:date="2026-10-18T00:32:21Z"/>
+              </w:rPr>
+            </w:pPr>
+            <w:ins w:id="9011" w:author="Claude (AI) - proposed" w:date="2026-10-18T00:32:21Z">
               <w:r>
                 <w:rPr>
                   <w:rFonts w:ascii="Arial" w:cs="Arial" w:eastAsia="Arial" w:hAnsi="Arial"/>
@@ -663,10 +663,10 @@
               <w:ind w:left="360" w:hanging="180"/>
               <w:jc w:val="left"/>
               <w:rPr>
-                <w:ins w:id="9014" w:author="Claude (AI) - proposed" w:date="2026-10-15T08:04:35Z"/>
-              </w:rPr>
-            </w:pPr>
-            <w:ins w:id="9013" w:author="Claude (AI) - proposed" w:date="2026-10-15T08:04:35Z">
+                <w:ins w:id="9014" w:author="Claude (AI) - proposed" w:date="2026-10-18T00:32:21Z"/>
+              </w:rPr>
+            </w:pPr>
+            <w:ins w:id="9013" w:author="Claude (AI) - proposed" w:date="2026-10-18T00:32:21Z">
               <w:r>
                 <w:rPr>
                   <w:rFonts w:ascii="Arial" w:cs="Arial" w:eastAsia="Arial" w:hAnsi="Arial"/>
@@ -688,10 +688,10 @@
               <w:ind w:left="360" w:hanging="180"/>
               <w:jc w:val="left"/>
               <w:rPr>
-                <w:del w:id="9016" w:author="Claude (AI) - proposed" w:date="2026-10-15T08:04:35Z"/>
-              </w:rPr>
-            </w:pPr>
-            <w:del w:id="9015" w:author="Claude (AI) - proposed" w:date="2026-10-15T08:04:35Z">
+                <w:del w:id="9016" w:author="Claude (AI) - proposed" w:date="2026-10-18T00:32:21Z"/>
+              </w:rPr>
+            </w:pPr>
+            <w:del w:id="9015" w:author="Claude (AI) - proposed" w:date="2026-10-18T00:32:21Z">
               <w:r>
                 <w:rPr>
                   <w:rFonts w:ascii="Arial" w:cs="Arial" w:eastAsia="Arial" w:hAnsi="Arial"/>
@@ -713,10 +713,10 @@
               <w:ind w:left="360" w:hanging="180"/>
               <w:jc w:val="left"/>
               <w:rPr>
-                <w:del w:id="9018" w:author="Claude (AI) - proposed" w:date="2026-10-15T08:04:35Z"/>
-              </w:rPr>
-            </w:pPr>
-            <w:del w:id="9017" w:author="Claude (AI) - proposed" w:date="2026-10-15T08:04:35Z">
+                <w:del w:id="9018" w:author="Claude (AI) - proposed" w:date="2026-10-18T00:32:21Z"/>
+              </w:rPr>
+            </w:pPr>
+            <w:del w:id="9017" w:author="Claude (AI) - proposed" w:date="2026-10-18T00:32:21Z">
               <w:r>
                 <w:rPr>
                   <w:rFonts w:ascii="Arial" w:cs="Arial" w:eastAsia="Arial" w:hAnsi="Arial"/>
@@ -738,10 +738,10 @@
               <w:ind w:left="360" w:hanging="180"/>
               <w:jc w:val="left"/>
               <w:rPr>
-                <w:del w:id="9020" w:author="Claude (AI) - proposed" w:date="2026-10-15T08:04:35Z"/>
-              </w:rPr>
-            </w:pPr>
-            <w:del w:id="9019" w:author="Claude (AI) - proposed" w:date="2026-10-15T08:04:35Z">
+                <w:del w:id="9020" w:author="Claude (AI) - proposed" w:date="2026-10-18T00:32:21Z"/>
+              </w:rPr>
+            </w:pPr>
+            <w:del w:id="9019" w:author="Claude (AI) - proposed" w:date="2026-10-18T00:32:21Z">
               <w:r>
                 <w:rPr>
                   <w:rFonts w:ascii="Arial" w:cs="Arial" w:eastAsia="Arial" w:hAnsi="Arial"/>
@@ -763,10 +763,10 @@
               <w:ind w:left="360" w:hanging="180"/>
               <w:jc w:val="left"/>
               <w:rPr>
-                <w:del w:id="9022" w:author="Claude (AI) - proposed" w:date="2026-10-15T08:04:35Z"/>
-              </w:rPr>
-            </w:pPr>
-            <w:del w:id="9021" w:author="Claude (AI) - proposed" w:date="2026-10-15T08:04:35Z">
+                <w:del w:id="9022" w:author="Claude (AI) - proposed" w:date="2026-10-18T00:32:21Z"/>
+              </w:rPr>
+            </w:pPr>
+            <w:del w:id="9021" w:author="Claude (AI) - proposed" w:date="2026-10-18T00:32:21Z">
               <w:r>
                 <w:rPr>
                   <w:rFonts w:ascii="Arial" w:cs="Arial" w:eastAsia="Arial" w:hAnsi="Arial"/>
@@ -788,10 +788,10 @@
               <w:ind w:left="360" w:hanging="180"/>
               <w:jc w:val="left"/>
               <w:rPr>
-                <w:del w:id="9024" w:author="Claude (AI) - proposed" w:date="2026-10-15T08:04:35Z"/>
-              </w:rPr>
-            </w:pPr>
-            <w:del w:id="9023" w:author="Claude (AI) - proposed" w:date="2026-10-15T08:04:35Z">
+                <w:del w:id="9024" w:author="Claude (AI) - proposed" w:date="2026-10-18T00:32:21Z"/>
+              </w:rPr>
+            </w:pPr>
+            <w:del w:id="9023" w:author="Claude (AI) - proposed" w:date="2026-10-18T00:32:21Z">
               <w:r>
                 <w:rPr>
                   <w:rFonts w:ascii="Arial" w:cs="Arial" w:eastAsia="Arial" w:hAnsi="Arial"/>
@@ -813,10 +813,10 @@
               <w:ind w:left="360" w:hanging="180"/>
               <w:jc w:val="left"/>
               <w:rPr>
-                <w:del w:id="9026" w:author="Claude (AI) - proposed" w:date="2026-10-15T08:04:35Z"/>
-              </w:rPr>
-            </w:pPr>
-            <w:del w:id="9025" w:author="Claude (AI) - proposed" w:date="2026-10-15T08:04:35Z">
+                <w:del w:id="9026" w:author="Claude (AI) - proposed" w:date="2026-10-18T00:32:21Z"/>
+              </w:rPr>
+            </w:pPr>
+            <w:del w:id="9025" w:author="Claude (AI) - proposed" w:date="2026-10-18T00:32:21Z">
               <w:r>
                 <w:rPr>
                   <w:rFonts w:ascii="Arial" w:cs="Arial" w:eastAsia="Arial" w:hAnsi="Arial"/>
@@ -838,10 +838,10 @@
               <w:ind w:left="360" w:hanging="180"/>
               <w:jc w:val="left"/>
               <w:rPr>
-                <w:del w:id="9028" w:author="Claude (AI) - proposed" w:date="2026-10-15T08:04:35Z"/>
-              </w:rPr>
-            </w:pPr>
-            <w:del w:id="9027" w:author="Claude (AI) - proposed" w:date="2026-10-15T08:04:35Z">
+                <w:del w:id="9028" w:author="Claude (AI) - proposed" w:date="2026-10-18T00:32:21Z"/>
+              </w:rPr>
+            </w:pPr>
+            <w:del w:id="9027" w:author="Claude (AI) - proposed" w:date="2026-10-18T00:32:21Z">
               <w:r>
                 <w:rPr>
                   <w:rFonts w:ascii="Arial" w:cs="Arial" w:eastAsia="Arial" w:hAnsi="Arial"/>
@@ -876,7 +876,7 @@
               </w:rPr>
               <w:t xml:space="preserve">–  Nuclear fission</w:t>
             </w:r>
-            <w:del w:id="9029" w:author="Claude (AI) - proposed" w:date="2026-10-15T08:04:35Z">
+            <w:del w:id="9029" w:author="Claude (AI) - proposed" w:date="2026-10-18T00:32:21Z">
               <w:r>
                 <w:rPr>
                   <w:rFonts w:ascii="Arial" w:cs="Arial" w:eastAsia="Arial" w:hAnsi="Arial"/>
@@ -891,7 +891,7 @@
                 <w:delText xml:space="preserve"> and nuclear fusion: energy release, comparison, and global/Kenyan energy relevance</w:delText>
               </w:r>
             </w:del>
-            <w:ins w:id="9030" w:author="Claude (AI) - proposed" w:date="2026-10-15T08:04:35Z">
+            <w:ins w:id="9030" w:author="Claude (AI) - proposed" w:date="2026-10-18T00:32:21Z">
               <w:r>
                 <w:rPr>
                   <w:rFonts w:ascii="Arial" w:cs="Arial" w:eastAsia="Arial" w:hAnsi="Arial"/>
@@ -913,10 +913,10 @@
               <w:ind w:left="360" w:hanging="180"/>
               <w:jc w:val="left"/>
               <w:rPr>
-                <w:ins w:id="9032" w:author="Claude (AI) - proposed" w:date="2026-10-15T08:04:35Z"/>
-              </w:rPr>
-            </w:pPr>
-            <w:ins w:id="9031" w:author="Claude (AI) - proposed" w:date="2026-10-15T08:04:35Z">
+                <w:ins w:id="9032" w:author="Claude (AI) - proposed" w:date="2026-10-18T00:32:21Z"/>
+              </w:rPr>
+            </w:pPr>
+            <w:ins w:id="9031" w:author="Claude (AI) - proposed" w:date="2026-10-18T00:32:21Z">
               <w:r>
                 <w:rPr>
                   <w:rFonts w:ascii="Arial" w:cs="Arial" w:eastAsia="Arial" w:hAnsi="Arial"/>
@@ -938,10 +938,10 @@
               <w:ind w:left="360" w:hanging="180"/>
               <w:jc w:val="left"/>
               <w:rPr>
-                <w:ins w:id="9034" w:author="Claude (AI) - proposed" w:date="2026-10-15T08:04:35Z"/>
-              </w:rPr>
-            </w:pPr>
-            <w:ins w:id="9033" w:author="Claude (AI) - proposed" w:date="2026-10-15T08:04:35Z">
+                <w:ins w:id="9034" w:author="Claude (AI) - proposed" w:date="2026-10-18T00:32:21Z"/>
+              </w:rPr>
+            </w:pPr>
+            <w:ins w:id="9033" w:author="Claude (AI) - proposed" w:date="2026-10-18T00:32:21Z">
               <w:r>
                 <w:rPr>
                   <w:rFonts w:ascii="Arial" w:cs="Arial" w:eastAsia="Arial" w:hAnsi="Arial"/>
@@ -963,10 +963,10 @@
               <w:ind w:left="360" w:hanging="180"/>
               <w:jc w:val="left"/>
               <w:rPr>
-                <w:del w:id="9036" w:author="Claude (AI) - proposed" w:date="2026-10-15T08:04:35Z"/>
-              </w:rPr>
-            </w:pPr>
-            <w:del w:id="9035" w:author="Claude (AI) - proposed" w:date="2026-10-15T08:04:35Z">
+                <w:del w:id="9036" w:author="Claude (AI) - proposed" w:date="2026-10-18T00:32:21Z"/>
+              </w:rPr>
+            </w:pPr>
+            <w:del w:id="9035" w:author="Claude (AI) - proposed" w:date="2026-10-18T00:32:21Z">
               <w:r>
                 <w:rPr>
                   <w:rFonts w:ascii="Arial" w:cs="Arial" w:eastAsia="Arial" w:hAnsi="Arial"/>
@@ -988,10 +988,10 @@
               <w:ind w:left="360" w:hanging="180"/>
               <w:jc w:val="left"/>
               <w:rPr>
-                <w:del w:id="9038" w:author="Claude (AI) - proposed" w:date="2026-10-15T08:04:35Z"/>
-              </w:rPr>
-            </w:pPr>
-            <w:del w:id="9037" w:author="Claude (AI) - proposed" w:date="2026-10-15T08:04:35Z">
+                <w:del w:id="9038" w:author="Claude (AI) - proposed" w:date="2026-10-18T00:32:21Z"/>
+              </w:rPr>
+            </w:pPr>
+            <w:del w:id="9037" w:author="Claude (AI) - proposed" w:date="2026-10-18T00:32:21Z">
               <w:r>
                 <w:rPr>
                   <w:rFonts w:ascii="Arial" w:cs="Arial" w:eastAsia="Arial" w:hAnsi="Arial"/>
@@ -1074,7 +1074,7 @@
               </w:rPr>
               <w:t xml:space="preserve">By the end of the sub</w:t>
             </w:r>
-            <w:del w:id="9039" w:author="Claude (AI) - proposed" w:date="2026-10-15T08:04:35Z">
+            <w:del w:id="9039" w:author="Claude (AI) - proposed" w:date="2026-10-18T00:32:21Z">
               <w:r>
                 <w:rPr>
                   <w:rFonts w:ascii="Arial" w:cs="Arial" w:eastAsia="Arial" w:hAnsi="Arial"/>
@@ -1089,7 +1089,7 @@
                 <w:delText xml:space="preserve">-</w:delText>
               </w:r>
             </w:del>
-            <w:ins w:id="9040" w:author="Claude (AI) - proposed" w:date="2026-10-15T08:04:35Z">
+            <w:ins w:id="9040" w:author="Claude (AI) - proposed" w:date="2026-10-18T00:32:21Z">
               <w:r>
                 <w:rPr>
                   <w:rFonts w:ascii="Arial" w:cs="Arial" w:eastAsia="Arial" w:hAnsi="Arial"/>
@@ -1124,10 +1124,10 @@
               <w:spacing w:after="40" w:before="0"/>
               <w:jc w:val="left"/>
               <w:rPr>
-                <w:ins w:id="9042" w:author="Claude (AI) - proposed" w:date="2026-10-15T08:04:35Z"/>
-              </w:rPr>
-            </w:pPr>
-            <w:ins w:id="9041" w:author="Claude (AI) - proposed" w:date="2026-10-15T08:04:35Z">
+                <w:ins w:id="9042" w:author="Claude (AI) - proposed" w:date="2026-10-18T00:32:21Z"/>
+              </w:rPr>
+            </w:pPr>
+            <w:ins w:id="9041" w:author="Claude (AI) - proposed" w:date="2026-10-18T00:32:21Z">
               <w:r>
                 <w:rPr>
                   <w:rFonts w:ascii="Arial" w:cs="Arial" w:eastAsia="Arial" w:hAnsi="Arial"/>
@@ -1149,10 +1149,10 @@
               <w:spacing w:after="40" w:before="0"/>
               <w:jc w:val="left"/>
               <w:rPr>
-                <w:ins w:id="9044" w:author="Claude (AI) - proposed" w:date="2026-10-15T08:04:35Z"/>
-              </w:rPr>
-            </w:pPr>
-            <w:ins w:id="9043" w:author="Claude (AI) - proposed" w:date="2026-10-15T08:04:35Z">
+                <w:ins w:id="9044" w:author="Claude (AI) - proposed" w:date="2026-10-18T00:32:21Z"/>
+              </w:rPr>
+            </w:pPr>
+            <w:ins w:id="9043" w:author="Claude (AI) - proposed" w:date="2026-10-18T00:32:21Z">
               <w:r>
                 <w:rPr>
                   <w:rFonts w:ascii="Arial" w:cs="Arial" w:eastAsia="Arial" w:hAnsi="Arial"/>
@@ -1174,10 +1174,10 @@
               <w:spacing w:after="40" w:before="0"/>
               <w:jc w:val="left"/>
               <w:rPr>
-                <w:ins w:id="9046" w:author="Claude (AI) - proposed" w:date="2026-10-15T08:04:35Z"/>
-              </w:rPr>
-            </w:pPr>
-            <w:ins w:id="9045" w:author="Claude (AI) - proposed" w:date="2026-10-15T08:04:35Z">
+                <w:ins w:id="9046" w:author="Claude (AI) - proposed" w:date="2026-10-18T00:32:21Z"/>
+              </w:rPr>
+            </w:pPr>
+            <w:ins w:id="9045" w:author="Claude (AI) - proposed" w:date="2026-10-18T00:32:21Z">
               <w:r>
                 <w:rPr>
                   <w:rFonts w:ascii="Arial" w:cs="Arial" w:eastAsia="Arial" w:hAnsi="Arial"/>
@@ -1199,10 +1199,10 @@
               <w:spacing w:after="40" w:before="0"/>
               <w:jc w:val="left"/>
               <w:rPr>
-                <w:ins w:id="9048" w:author="Claude (AI) - proposed" w:date="2026-10-15T08:04:35Z"/>
-              </w:rPr>
-            </w:pPr>
-            <w:ins w:id="9047" w:author="Claude (AI) - proposed" w:date="2026-10-15T08:04:35Z">
+                <w:ins w:id="9048" w:author="Claude (AI) - proposed" w:date="2026-10-18T00:32:21Z"/>
+              </w:rPr>
+            </w:pPr>
+            <w:ins w:id="9047" w:author="Claude (AI) - proposed" w:date="2026-10-18T00:32:21Z">
               <w:r>
                 <w:rPr>
                   <w:rFonts w:ascii="Arial" w:cs="Arial" w:eastAsia="Arial" w:hAnsi="Arial"/>
@@ -1224,10 +1224,10 @@
               <w:spacing w:after="40" w:before="0"/>
               <w:jc w:val="left"/>
               <w:rPr>
-                <w:ins w:id="9050" w:author="Claude (AI) - proposed" w:date="2026-10-15T08:04:35Z"/>
-              </w:rPr>
-            </w:pPr>
-            <w:ins w:id="9049" w:author="Claude (AI) - proposed" w:date="2026-10-15T08:04:35Z">
+                <w:ins w:id="9050" w:author="Claude (AI) - proposed" w:date="2026-10-18T00:32:21Z"/>
+              </w:rPr>
+            </w:pPr>
+            <w:ins w:id="9049" w:author="Claude (AI) - proposed" w:date="2026-10-18T00:32:21Z">
               <w:r>
                 <w:rPr>
                   <w:rFonts w:ascii="Arial" w:cs="Arial" w:eastAsia="Arial" w:hAnsi="Arial"/>
@@ -1249,10 +1249,10 @@
               <w:spacing w:after="40" w:before="0"/>
               <w:jc w:val="left"/>
               <w:rPr>
-                <w:del w:id="9052" w:author="Claude (AI) - proposed" w:date="2026-10-15T08:04:35Z"/>
-              </w:rPr>
-            </w:pPr>
-            <w:del w:id="9051" w:author="Claude (AI) - proposed" w:date="2026-10-15T08:04:35Z">
+                <w:del w:id="9052" w:author="Claude (AI) - proposed" w:date="2026-10-18T00:32:21Z"/>
+              </w:rPr>
+            </w:pPr>
+            <w:del w:id="9051" w:author="Claude (AI) - proposed" w:date="2026-10-18T00:32:21Z">
               <w:r>
                 <w:rPr>
                   <w:rFonts w:ascii="Arial" w:cs="Arial" w:eastAsia="Arial" w:hAnsi="Arial"/>
@@ -1274,10 +1274,10 @@
               <w:spacing w:after="40" w:before="0"/>
               <w:jc w:val="left"/>
               <w:rPr>
-                <w:del w:id="9054" w:author="Claude (AI) - proposed" w:date="2026-10-15T08:04:35Z"/>
-              </w:rPr>
-            </w:pPr>
-            <w:del w:id="9053" w:author="Claude (AI) - proposed" w:date="2026-10-15T08:04:35Z">
+                <w:del w:id="9054" w:author="Claude (AI) - proposed" w:date="2026-10-18T00:32:21Z"/>
+              </w:rPr>
+            </w:pPr>
+            <w:del w:id="9053" w:author="Claude (AI) - proposed" w:date="2026-10-18T00:32:21Z">
               <w:r>
                 <w:rPr>
                   <w:rFonts w:ascii="Arial" w:cs="Arial" w:eastAsia="Arial" w:hAnsi="Arial"/>
@@ -1299,10 +1299,10 @@
               <w:spacing w:after="40" w:before="0"/>
               <w:jc w:val="left"/>
               <w:rPr>
-                <w:del w:id="9056" w:author="Claude (AI) - proposed" w:date="2026-10-15T08:04:35Z"/>
-              </w:rPr>
-            </w:pPr>
-            <w:del w:id="9055" w:author="Claude (AI) - proposed" w:date="2026-10-15T08:04:35Z">
+                <w:del w:id="9056" w:author="Claude (AI) - proposed" w:date="2026-10-18T00:32:21Z"/>
+              </w:rPr>
+            </w:pPr>
+            <w:del w:id="9055" w:author="Claude (AI) - proposed" w:date="2026-10-18T00:32:21Z">
               <w:r>
                 <w:rPr>
                   <w:rFonts w:ascii="Arial" w:cs="Arial" w:eastAsia="Arial" w:hAnsi="Arial"/>
@@ -1324,10 +1324,10 @@
               <w:spacing w:after="40" w:before="0"/>
               <w:jc w:val="left"/>
               <w:rPr>
-                <w:del w:id="9058" w:author="Claude (AI) - proposed" w:date="2026-10-15T08:04:35Z"/>
-              </w:rPr>
-            </w:pPr>
-            <w:del w:id="9057" w:author="Claude (AI) - proposed" w:date="2026-10-15T08:04:35Z">
+                <w:del w:id="9058" w:author="Claude (AI) - proposed" w:date="2026-10-18T00:32:21Z"/>
+              </w:rPr>
+            </w:pPr>
+            <w:del w:id="9057" w:author="Claude (AI) - proposed" w:date="2026-10-18T00:32:21Z">
               <w:r>
                 <w:rPr>
                   <w:rFonts w:ascii="Arial" w:cs="Arial" w:eastAsia="Arial" w:hAnsi="Arial"/>
@@ -1349,10 +1349,10 @@
               <w:spacing w:after="40" w:before="0"/>
               <w:jc w:val="left"/>
               <w:rPr>
-                <w:del w:id="9060" w:author="Claude (AI) - proposed" w:date="2026-10-15T08:04:35Z"/>
-              </w:rPr>
-            </w:pPr>
-            <w:del w:id="9059" w:author="Claude (AI) - proposed" w:date="2026-10-15T08:04:35Z">
+                <w:del w:id="9060" w:author="Claude (AI) - proposed" w:date="2026-10-18T00:32:21Z"/>
+              </w:rPr>
+            </w:pPr>
+            <w:del w:id="9059" w:author="Claude (AI) - proposed" w:date="2026-10-18T00:32:21Z">
               <w:r>
                 <w:rPr>
                   <w:rFonts w:ascii="Arial" w:cs="Arial" w:eastAsia="Arial" w:hAnsi="Arial"/>
@@ -1374,10 +1374,10 @@
               <w:spacing w:after="40" w:before="0"/>
               <w:jc w:val="left"/>
               <w:rPr>
-                <w:del w:id="9062" w:author="Claude (AI) - proposed" w:date="2026-10-15T08:04:35Z"/>
-              </w:rPr>
-            </w:pPr>
-            <w:del w:id="9061" w:author="Claude (AI) - proposed" w:date="2026-10-15T08:04:35Z">
+                <w:del w:id="9062" w:author="Claude (AI) - proposed" w:date="2026-10-18T00:32:21Z"/>
+              </w:rPr>
+            </w:pPr>
+            <w:del w:id="9061" w:author="Claude (AI) - proposed" w:date="2026-10-18T00:32:21Z">
               <w:r>
                 <w:rPr>
                   <w:rFonts w:ascii="Arial" w:cs="Arial" w:eastAsia="Arial" w:hAnsi="Arial"/>
@@ -1399,10 +1399,10 @@
               <w:spacing w:after="40" w:before="0"/>
               <w:jc w:val="left"/>
               <w:rPr>
-                <w:del w:id="9064" w:author="Claude (AI) - proposed" w:date="2026-10-15T08:04:35Z"/>
-              </w:rPr>
-            </w:pPr>
-            <w:del w:id="9063" w:author="Claude (AI) - proposed" w:date="2026-10-15T08:04:35Z">
+                <w:del w:id="9064" w:author="Claude (AI) - proposed" w:date="2026-10-18T00:32:21Z"/>
+              </w:rPr>
+            </w:pPr>
+            <w:del w:id="9063" w:author="Claude (AI) - proposed" w:date="2026-10-18T00:32:21Z">
               <w:r>
                 <w:rPr>
                   <w:rFonts w:ascii="Arial" w:cs="Arial" w:eastAsia="Arial" w:hAnsi="Arial"/>
@@ -1424,7 +1424,7 @@
               <w:spacing w:after="40" w:before="0"/>
               <w:jc w:val="left"/>
             </w:pPr>
-            <w:del w:id="9065" w:author="Claude (AI) - proposed" w:date="2026-10-15T08:04:35Z">
+            <w:del w:id="9065" w:author="Claude (AI) - proposed" w:date="2026-10-18T00:32:21Z">
               <w:r>
                 <w:rPr>
                   <w:rFonts w:ascii="Arial" w:cs="Arial" w:eastAsia="Arial" w:hAnsi="Arial"/>
@@ -1439,7 +1439,7 @@
                 <w:delText xml:space="preserve">h) evaluate the applications of radioactivity in medicine, agriculture, and industry within the Kenyan context,</w:delText>
               </w:r>
             </w:del>
-            <w:ins w:id="9066" w:author="Claude (AI) - proposed" w:date="2026-10-15T08:04:35Z">
+            <w:ins w:id="9066" w:author="Claude (AI) - proposed" w:date="2026-10-18T00:32:21Z">
               <w:r>
                 <w:rPr>
                   <w:rFonts w:ascii="Arial" w:cs="Arial" w:eastAsia="Arial" w:hAnsi="Arial"/>
@@ -1461,10 +1461,10 @@
               <w:spacing w:after="40" w:before="0"/>
               <w:jc w:val="left"/>
               <w:rPr>
-                <w:del w:id="9068" w:author="Claude (AI) - proposed" w:date="2026-10-15T08:04:35Z"/>
-              </w:rPr>
-            </w:pPr>
-            <w:del w:id="9067" w:author="Claude (AI) - proposed" w:date="2026-10-15T08:04:35Z">
+                <w:del w:id="9068" w:author="Claude (AI) - proposed" w:date="2026-10-18T00:32:21Z"/>
+              </w:rPr>
+            </w:pPr>
+            <w:del w:id="9067" w:author="Claude (AI) - proposed" w:date="2026-10-18T00:32:21Z">
               <w:r>
                 <w:rPr>
                   <w:rFonts w:ascii="Arial" w:cs="Arial" w:eastAsia="Arial" w:hAnsi="Arial"/>
@@ -1486,10 +1486,10 @@
               <w:spacing w:after="40" w:before="0"/>
               <w:jc w:val="left"/>
               <w:rPr>
-                <w:del w:id="9070" w:author="Claude (AI) - proposed" w:date="2026-10-15T08:04:35Z"/>
-              </w:rPr>
-            </w:pPr>
-            <w:del w:id="9069" w:author="Claude (AI) - proposed" w:date="2026-10-15T08:04:35Z">
+                <w:del w:id="9070" w:author="Claude (AI) - proposed" w:date="2026-10-18T00:32:21Z"/>
+              </w:rPr>
+            </w:pPr>
+            <w:del w:id="9069" w:author="Claude (AI) - proposed" w:date="2026-10-18T00:32:21Z">
               <w:r>
                 <w:rPr>
                   <w:rFonts w:ascii="Arial" w:cs="Arial" w:eastAsia="Arial" w:hAnsi="Arial"/>
@@ -1559,10 +1559,10 @@
               <w:ind w:left="360" w:hanging="180"/>
               <w:jc w:val="left"/>
               <w:rPr>
-                <w:ins w:id="9072" w:author="Claude (AI) - proposed" w:date="2026-10-15T08:04:35Z"/>
-              </w:rPr>
-            </w:pPr>
-            <w:ins w:id="9071" w:author="Claude (AI) - proposed" w:date="2026-10-15T08:04:35Z">
+                <w:ins w:id="9072" w:author="Claude (AI) - proposed" w:date="2026-10-18T00:32:21Z"/>
+              </w:rPr>
+            </w:pPr>
+            <w:ins w:id="9071" w:author="Claude (AI) - proposed" w:date="2026-10-18T00:32:21Z">
               <w:r>
                 <w:rPr>
                   <w:rFonts w:ascii="Arial" w:cs="Arial" w:eastAsia="Arial" w:hAnsi="Arial"/>
@@ -1584,10 +1584,10 @@
               <w:ind w:left="360" w:hanging="180"/>
               <w:jc w:val="left"/>
               <w:rPr>
-                <w:ins w:id="9074" w:author="Claude (AI) - proposed" w:date="2026-10-15T08:04:35Z"/>
-              </w:rPr>
-            </w:pPr>
-            <w:ins w:id="9073" w:author="Claude (AI) - proposed" w:date="2026-10-15T08:04:35Z">
+                <w:ins w:id="9074" w:author="Claude (AI) - proposed" w:date="2026-10-18T00:32:21Z"/>
+              </w:rPr>
+            </w:pPr>
+            <w:ins w:id="9073" w:author="Claude (AI) - proposed" w:date="2026-10-18T00:32:21Z">
               <w:r>
                 <w:rPr>
                   <w:rFonts w:ascii="Arial" w:cs="Arial" w:eastAsia="Arial" w:hAnsi="Arial"/>
@@ -1609,10 +1609,10 @@
               <w:spacing w:after="40" w:before="0"/>
               <w:jc w:val="left"/>
               <w:rPr>
-                <w:ins w:id="9076" w:author="Claude (AI) - proposed" w:date="2026-10-15T08:04:35Z"/>
-              </w:rPr>
-            </w:pPr>
-            <w:ins w:id="9075" w:author="Claude (AI) - proposed" w:date="2026-10-15T08:04:35Z">
+                <w:ins w:id="9076" w:author="Claude (AI) - proposed" w:date="2026-10-18T00:32:21Z"/>
+              </w:rPr>
+            </w:pPr>
+            <w:ins w:id="9075" w:author="Claude (AI) - proposed" w:date="2026-10-18T00:32:21Z">
               <w:r>
                 <w:rPr>
                   <w:rFonts w:ascii="Arial" w:cs="Arial" w:eastAsia="Arial" w:hAnsi="Arial"/>
@@ -1782,10 +1782,10 @@
               <w:ind w:left="360" w:hanging="180"/>
               <w:jc w:val="left"/>
               <w:rPr>
-                <w:ins w:id="9078" w:author="Claude (AI) - proposed" w:date="2026-10-15T08:04:35Z"/>
-              </w:rPr>
-            </w:pPr>
-            <w:ins w:id="9077" w:author="Claude (AI) - proposed" w:date="2026-10-15T08:04:35Z">
+                <w:ins w:id="9078" w:author="Claude (AI) - proposed" w:date="2026-10-18T00:32:21Z"/>
+              </w:rPr>
+            </w:pPr>
+            <w:ins w:id="9077" w:author="Claude (AI) - proposed" w:date="2026-10-18T00:32:21Z">
               <w:r>
                 <w:rPr>
                   <w:rFonts w:ascii="Arial" w:cs="Arial" w:eastAsia="Arial" w:hAnsi="Arial"/>
@@ -1807,10 +1807,10 @@
               <w:ind w:left="360" w:hanging="180"/>
               <w:jc w:val="left"/>
               <w:rPr>
-                <w:ins w:id="9080" w:author="Claude (AI) - proposed" w:date="2026-10-15T08:04:35Z"/>
-              </w:rPr>
-            </w:pPr>
-            <w:ins w:id="9079" w:author="Claude (AI) - proposed" w:date="2026-10-15T08:04:35Z">
+                <w:ins w:id="9080" w:author="Claude (AI) - proposed" w:date="2026-10-18T00:32:21Z"/>
+              </w:rPr>
+            </w:pPr>
+            <w:ins w:id="9079" w:author="Claude (AI) - proposed" w:date="2026-10-18T00:32:21Z">
               <w:r>
                 <w:rPr>
                   <w:rFonts w:ascii="Arial" w:cs="Arial" w:eastAsia="Arial" w:hAnsi="Arial"/>
@@ -1832,10 +1832,10 @@
               <w:spacing w:after="40" w:before="0"/>
               <w:jc w:val="left"/>
               <w:rPr>
-                <w:ins w:id="9082" w:author="Claude (AI) - proposed" w:date="2026-10-15T08:04:35Z"/>
-              </w:rPr>
-            </w:pPr>
-            <w:ins w:id="9081" w:author="Claude (AI) - proposed" w:date="2026-10-15T08:04:35Z">
+                <w:ins w:id="9082" w:author="Claude (AI) - proposed" w:date="2026-10-18T00:32:21Z"/>
+              </w:rPr>
+            </w:pPr>
+            <w:ins w:id="9081" w:author="Claude (AI) - proposed" w:date="2026-10-18T00:32:21Z">
               <w:r>
                 <w:rPr>
                   <w:rFonts w:ascii="Arial" w:cs="Arial" w:eastAsia="Arial" w:hAnsi="Arial"/>
@@ -2138,7 +2138,7 @@
               </w:rPr>
               <w:t xml:space="preserve">–  Obtaining, Evaluating, and Communicating Information: Learners research and present on real-world applications of radioactivity in Kenyan medicine, agriculture (e.g., </w:t>
             </w:r>
-            <w:del w:id="9083" w:author="Claude (AI) - proposed" w:date="2026-10-15T08:04:35Z">
+            <w:del w:id="9083" w:author="Claude (AI) - proposed" w:date="2026-10-18T00:32:21Z">
               <w:r>
                 <w:rPr>
                   <w:rFonts w:ascii="Arial" w:cs="Arial" w:eastAsia="Arial" w:hAnsi="Arial"/>
@@ -2221,10 +2221,10 @@
               <w:ind w:left="360" w:hanging="180"/>
               <w:jc w:val="left"/>
               <w:rPr>
-                <w:ins w:id="9085" w:author="Claude (AI) - proposed" w:date="2026-10-15T08:04:35Z"/>
-              </w:rPr>
-            </w:pPr>
-            <w:ins w:id="9084" w:author="Claude (AI) - proposed" w:date="2026-10-15T08:04:35Z">
+                <w:ins w:id="9085" w:author="Claude (AI) - proposed" w:date="2026-10-18T00:32:21Z"/>
+              </w:rPr>
+            </w:pPr>
+            <w:ins w:id="9084" w:author="Claude (AI) - proposed" w:date="2026-10-18T00:32:21Z">
               <w:r>
                 <w:rPr>
                   <w:rFonts w:ascii="Arial" w:cs="Arial" w:eastAsia="Arial" w:hAnsi="Arial"/>
@@ -2246,10 +2246,10 @@
               <w:ind w:left="360" w:hanging="180"/>
               <w:jc w:val="left"/>
               <w:rPr>
-                <w:ins w:id="9087" w:author="Claude (AI) - proposed" w:date="2026-10-15T08:04:35Z"/>
-              </w:rPr>
-            </w:pPr>
-            <w:ins w:id="9086" w:author="Claude (AI) - proposed" w:date="2026-10-15T08:04:35Z">
+                <w:ins w:id="9087" w:author="Claude (AI) - proposed" w:date="2026-10-18T00:32:21Z"/>
+              </w:rPr>
+            </w:pPr>
+            <w:ins w:id="9086" w:author="Claude (AI) - proposed" w:date="2026-10-18T00:32:21Z">
               <w:r>
                 <w:rPr>
                   <w:rFonts w:ascii="Arial" w:cs="Arial" w:eastAsia="Arial" w:hAnsi="Arial"/>
@@ -2271,10 +2271,10 @@
               <w:spacing w:after="40" w:before="0"/>
               <w:jc w:val="left"/>
               <w:rPr>
-                <w:ins w:id="9089" w:author="Claude (AI) - proposed" w:date="2026-10-15T08:04:35Z"/>
-              </w:rPr>
-            </w:pPr>
-            <w:ins w:id="9088" w:author="Claude (AI) - proposed" w:date="2026-10-15T08:04:35Z">
+                <w:ins w:id="9089" w:author="Claude (AI) - proposed" w:date="2026-10-18T00:32:21Z"/>
+              </w:rPr>
+            </w:pPr>
+            <w:ins w:id="9088" w:author="Claude (AI) - proposed" w:date="2026-10-18T00:32:21Z">
               <w:r>
                 <w:rPr>
                   <w:rFonts w:ascii="Arial" w:cs="Arial" w:eastAsia="Arial" w:hAnsi="Arial"/>
@@ -2537,7 +2537,7 @@
               </w:rPr>
               <w:t xml:space="preserve">–  Nuclear/Energy Engineer: The fission and fusion lesson connects to Kenya's exploration of nuclear energy through </w:t>
             </w:r>
-            <w:del w:id="9090" w:author="Claude (AI) - proposed" w:date="2026-10-15T08:04:35Z">
+            <w:del w:id="9090" w:author="Claude (AI) - proposed" w:date="2026-10-18T00:32:21Z">
               <w:r>
                 <w:rPr>
                   <w:rFonts w:ascii="Arial" w:cs="Arial" w:eastAsia="Arial" w:hAnsi="Arial"/>
@@ -2552,7 +2552,7 @@
                 <w:delText xml:space="preserve">KNEB</w:delText>
               </w:r>
             </w:del>
-            <w:ins w:id="9091" w:author="Claude (AI) - proposed" w:date="2026-10-15T08:04:35Z">
+            <w:ins w:id="9091" w:author="Claude (AI) - proposed" w:date="2026-10-18T00:32:21Z">
               <w:r>
                 <w:rPr>
                   <w:rFonts w:ascii="Arial" w:cs="Arial" w:eastAsia="Arial" w:hAnsi="Arial"/>
@@ -2783,10 +2783,10 @@
               <w:spacing w:after="40" w:before="0"/>
               <w:jc w:val="left"/>
               <w:rPr>
-                <w:ins w:id="9093" w:author="Claude (AI) - proposed" w:date="2026-10-15T08:04:35Z"/>
-              </w:rPr>
-            </w:pPr>
-            <w:ins w:id="9092" w:author="Claude (AI) - proposed" w:date="2026-10-15T08:04:35Z">
+                <w:ins w:id="9093" w:author="Claude (AI) - proposed" w:date="2026-10-18T00:32:21Z"/>
+              </w:rPr>
+            </w:pPr>
+            <w:ins w:id="9092" w:author="Claude (AI) - proposed" w:date="2026-10-18T00:32:21Z">
               <w:r>
                 <w:rPr>
                   <w:rFonts w:ascii="Arial" w:cs="Arial" w:eastAsia="Arial" w:hAnsi="Arial"/>
@@ -2808,10 +2808,10 @@
               <w:spacing w:after="40" w:before="0"/>
               <w:jc w:val="left"/>
               <w:rPr>
-                <w:ins w:id="9095" w:author="Claude (AI) - proposed" w:date="2026-10-15T08:04:35Z"/>
-              </w:rPr>
-            </w:pPr>
-            <w:ins w:id="9094" w:author="Claude (AI) - proposed" w:date="2026-10-15T08:04:35Z">
+                <w:ins w:id="9095" w:author="Claude (AI) - proposed" w:date="2026-10-18T00:32:21Z"/>
+              </w:rPr>
+            </w:pPr>
+            <w:ins w:id="9094" w:author="Claude (AI) - proposed" w:date="2026-10-18T00:32:21Z">
               <w:r>
                 <w:rPr>
                   <w:rFonts w:ascii="Arial" w:cs="Arial" w:eastAsia="Arial" w:hAnsi="Arial"/>
@@ -2833,10 +2833,10 @@
               <w:spacing w:after="40" w:before="0"/>
               <w:jc w:val="left"/>
               <w:rPr>
-                <w:del w:id="9097" w:author="Claude (AI) - proposed" w:date="2026-10-15T08:04:35Z"/>
-              </w:rPr>
-            </w:pPr>
-            <w:del w:id="9096" w:author="Claude (AI) - proposed" w:date="2026-10-15T08:04:35Z">
+                <w:del w:id="9097" w:author="Claude (AI) - proposed" w:date="2026-10-18T00:32:21Z"/>
+              </w:rPr>
+            </w:pPr>
+            <w:del w:id="9096" w:author="Claude (AI) - proposed" w:date="2026-10-18T00:32:21Z">
               <w:r>
                 <w:rPr>
                   <w:rFonts w:ascii="Arial" w:cs="Arial" w:eastAsia="Arial" w:hAnsi="Arial"/>
@@ -2858,10 +2858,10 @@
               <w:spacing w:after="40" w:before="0"/>
               <w:jc w:val="left"/>
               <w:rPr>
-                <w:del w:id="9099" w:author="Claude (AI) - proposed" w:date="2026-10-15T08:04:35Z"/>
-              </w:rPr>
-            </w:pPr>
-            <w:del w:id="9098" w:author="Claude (AI) - proposed" w:date="2026-10-15T08:04:35Z">
+                <w:del w:id="9099" w:author="Claude (AI) - proposed" w:date="2026-10-18T00:32:21Z"/>
+              </w:rPr>
+            </w:pPr>
+            <w:del w:id="9098" w:author="Claude (AI) - proposed" w:date="2026-10-18T00:32:21Z">
               <w:r>
                 <w:rPr>
                   <w:rFonts w:ascii="Arial" w:cs="Arial" w:eastAsia="Arial" w:hAnsi="Arial"/>
@@ -3252,7 +3252,7 @@
               </w:rPr>
               <w:t xml:space="preserve">Lesson 4 — Half-Life and Decay Curves: Learners simulate radioactive decay using 100 six-sided dice (or the PhET "Nuclear Decay" simulation), rolling and removing "decayed" dice each round, plotting a decay curve. They extract the half-life graphically, apply the equation N = N₀(½)^n to solve problems, and connect half-life to carbon dating at </w:t>
             </w:r>
-            <w:del w:id="9100" w:author="Claude (AI) - proposed" w:date="2026-10-15T08:04:35Z">
+            <w:del w:id="9100" w:author="Claude (AI) - proposed" w:date="2026-10-18T00:32:21Z">
               <w:r>
                 <w:rPr>
                   <w:rFonts w:ascii="Arial" w:cs="Arial" w:eastAsia="Arial" w:hAnsi="Arial"/>
@@ -3267,7 +3267,7 @@
                 <w:delText xml:space="preserve">Olorgesailie</w:delText>
               </w:r>
             </w:del>
-            <w:ins w:id="9101" w:author="Claude (AI) - proposed" w:date="2026-10-15T08:04:35Z">
+            <w:ins w:id="9101" w:author="Claude (AI) - proposed" w:date="2026-10-18T00:32:21Z">
               <w:r>
                 <w:rPr>
                   <w:rFonts w:ascii="Arial" w:cs="Arial" w:eastAsia="Arial" w:hAnsi="Arial"/>
@@ -3375,7 +3375,7 @@
               </w:rPr>
               <w:t xml:space="preserve">Lesson 6 — Nuclear Fission and Fusion: Learners use PhET "Nuclear Fission" simulation and a YouTube explainer to investigate how splitting a uranium nucleus (fission) or fusing hydrogen nuclei (fusion) releases enormous energy. They compare mass defect and binding energy conceptually, debate Kenya's nuclear energy prospects (</w:t>
             </w:r>
-            <w:del w:id="9102" w:author="Claude (AI) - proposed" w:date="2026-10-15T08:04:35Z">
+            <w:del w:id="9102" w:author="Claude (AI) - proposed" w:date="2026-10-18T00:32:21Z">
               <w:r>
                 <w:rPr>
                   <w:rFonts w:ascii="Arial" w:cs="Arial" w:eastAsia="Arial" w:hAnsi="Arial"/>
@@ -3390,7 +3390,7 @@
                 <w:delText xml:space="preserve">KNEB</w:delText>
               </w:r>
             </w:del>
-            <w:ins w:id="9103" w:author="Claude (AI) - proposed" w:date="2026-10-15T08:04:35Z">
+            <w:ins w:id="9103" w:author="Claude (AI) - proposed" w:date="2026-10-18T00:32:21Z">
               <w:r>
                 <w:rPr>
                   <w:rFonts w:ascii="Arial" w:cs="Arial" w:eastAsia="Arial" w:hAnsi="Arial"/>
@@ -3526,7 +3526,7 @@
               </w:rPr>
               <w:t xml:space="preserve">–  Carbon-14 Dating of Ancient Kenyan Artefacts: Archaeologists at </w:t>
             </w:r>
-            <w:del w:id="9104" w:author="Claude (AI) - proposed" w:date="2026-10-15T08:04:35Z">
+            <w:del w:id="9104" w:author="Claude (AI) - proposed" w:date="2026-10-18T00:32:21Z">
               <w:r>
                 <w:rPr>
                   <w:rFonts w:ascii="Arial" w:cs="Arial" w:eastAsia="Arial" w:hAnsi="Arial"/>
@@ -3541,7 +3541,7 @@
                 <w:delText xml:space="preserve">sites like Olorgesailie (Rift Valley</w:delText>
               </w:r>
             </w:del>
-            <w:ins w:id="9105" w:author="Claude (AI) - proposed" w:date="2026-10-15T08:04:35Z">
+            <w:ins w:id="9105" w:author="Claude (AI) - proposed" w:date="2026-10-18T00:32:21Z">
               <w:r>
                 <w:rPr>
                   <w:rFonts w:ascii="Arial" w:cs="Arial" w:eastAsia="Arial" w:hAnsi="Arial"/>
@@ -3569,7 +3569,7 @@
               </w:rPr>
               <w:t xml:space="preserve">) use carbon-14 dating to determine the age of </w:t>
             </w:r>
-            <w:del w:id="9106" w:author="Claude (AI) - proposed" w:date="2026-10-15T08:04:35Z">
+            <w:del w:id="9106" w:author="Claude (AI) - proposed" w:date="2026-10-18T00:32:21Z">
               <w:r>
                 <w:rPr>
                   <w:rFonts w:ascii="Arial" w:cs="Arial" w:eastAsia="Arial" w:hAnsi="Arial"/>
@@ -3584,7 +3584,7 @@
                 <w:delText xml:space="preserve">ancient tools and bones</w:delText>
               </w:r>
             </w:del>
-            <w:ins w:id="9107" w:author="Claude (AI) - proposed" w:date="2026-10-15T08:04:35Z">
+            <w:ins w:id="9107" w:author="Claude (AI) - proposed" w:date="2026-10-18T00:32:21Z">
               <w:r>
                 <w:rPr>
                   <w:rFonts w:ascii="Arial" w:cs="Arial" w:eastAsia="Arial" w:hAnsi="Arial"/>
@@ -3632,7 +3632,7 @@
               </w:rPr>
               <w:t xml:space="preserve">–  Radiation Therapy at Kenyatta National Hospital: Cancer patients in Nairobi receive targeted gamma radiation to destroy tumour cells. Learners explore: how can </w:t>
             </w:r>
-            <w:del w:id="9108" w:author="Claude (AI) - proposed" w:date="2026-10-15T08:04:35Z">
+            <w:del w:id="9108" w:author="Claude (AI) - proposed" w:date="2026-10-18T00:32:21Z">
               <w:r>
                 <w:rPr>
                   <w:rFonts w:ascii="Arial" w:cs="Arial" w:eastAsia="Arial" w:hAnsi="Arial"/>
@@ -3647,7 +3647,7 @@
                 <w:delText xml:space="preserve">the same radiation that damages DNA in a rock sample be used</w:delText>
               </w:r>
             </w:del>
-            <w:ins w:id="9109" w:author="Claude (AI) - proposed" w:date="2026-10-15T08:04:35Z">
+            <w:ins w:id="9109" w:author="Claude (AI) - proposed" w:date="2026-10-18T00:32:21Z">
               <w:r>
                 <w:rPr>
                   <w:rFonts w:ascii="Arial" w:cs="Arial" w:eastAsia="Arial" w:hAnsi="Arial"/>
@@ -3715,7 +3715,7 @@
               </w:rPr>
               <w:t xml:space="preserve">–  Kenya's Nuclear Energy Debate (</w:t>
             </w:r>
-            <w:del w:id="9110" w:author="Claude (AI) - proposed" w:date="2026-10-15T08:04:35Z">
+            <w:del w:id="9110" w:author="Claude (AI) - proposed" w:date="2026-10-18T00:32:21Z">
               <w:r>
                 <w:rPr>
                   <w:rFonts w:ascii="Arial" w:cs="Arial" w:eastAsia="Arial" w:hAnsi="Arial"/>
@@ -3730,7 +3730,7 @@
                 <w:delText xml:space="preserve">KNEB</w:delText>
               </w:r>
             </w:del>
-            <w:ins w:id="9111" w:author="Claude (AI) - proposed" w:date="2026-10-15T08:04:35Z">
+            <w:ins w:id="9111" w:author="Claude (AI) - proposed" w:date="2026-10-18T00:32:21Z">
               <w:r>
                 <w:rPr>
                   <w:rFonts w:ascii="Arial" w:cs="Arial" w:eastAsia="Arial" w:hAnsi="Arial"/>
@@ -3758,7 +3758,7 @@
               </w:rPr>
               <w:t xml:space="preserve">): Kenya's government through the </w:t>
             </w:r>
-            <w:ins w:id="9112" w:author="Claude (AI) - proposed" w:date="2026-10-15T08:04:35Z">
+            <w:ins w:id="9112" w:author="Claude (AI) - proposed" w:date="2026-10-18T00:32:21Z">
               <w:r>
                 <w:rPr>
                   <w:rFonts w:ascii="Arial" w:cs="Arial" w:eastAsia="Arial" w:hAnsi="Arial"/>
@@ -3786,7 +3786,7 @@
               </w:rPr>
               <w:t xml:space="preserve">Kenya Nuclear Electricity Board</w:t>
             </w:r>
-            <w:ins w:id="9113" w:author="Claude (AI) - proposed" w:date="2026-10-15T08:04:35Z">
+            <w:ins w:id="9113" w:author="Claude (AI) - proposed" w:date="2026-10-18T00:32:21Z">
               <w:r>
                 <w:rPr>
                   <w:rFonts w:ascii="Arial" w:cs="Arial" w:eastAsia="Arial" w:hAnsi="Arial"/>
@@ -3936,7 +3936,7 @@
         </w:rPr>
         <w:t xml:space="preserve">© 2026 SeaVuria and ARES. This work is licensed under a </w:t>
       </w:r>
-      <w:hyperlink w:history="1" r:id="rIdhgj-mjgckurux7onjdsch">
+      <w:hyperlink w:history="1" r:id="rId9gask4addcynaapkukwlb">
         <w:r>
           <w:rPr>
             <w:rFonts w:ascii="Arial" w:cs="Arial" w:eastAsia="Arial" w:hAnsi="Arial"/>
@@ -3956,7 +3956,7 @@
         </w:rPr>
         <w:t xml:space="preserve"> (</w:t>
       </w:r>
-      <w:hyperlink w:history="1" r:id="rIdkcdmvjmkcgpxptyszge9t">
+      <w:hyperlink w:history="1" r:id="rIdzyqv2hg07isodiqtnaulb">
         <w:r>
           <w:rPr>
             <w:rFonts w:ascii="Arial" w:cs="Arial" w:eastAsia="Arial" w:hAnsi="Arial"/>
@@ -3976,7 +3976,7 @@
         </w:rPr>
         <w:t xml:space="preserve">). To view a copy of this license, visit </w:t>
       </w:r>
-      <w:hyperlink w:history="1" r:id="rIdufm4rya7mg3_j4cuj0lhl">
+      <w:hyperlink w:history="1" r:id="rIdquxd-uytxq-ep_ztmuj0m">
         <w:r>
           <w:rPr>
             <w:rFonts w:ascii="Arial" w:cs="Arial" w:eastAsia="Arial" w:hAnsi="Arial"/>
@@ -5015,7 +5015,7 @@
             <w:pPr>
               <w:spacing w:after="20" w:before="0"/>
             </w:pPr>
-            <w:hyperlink w:history="1" r:id="rIdblqijmcdjusqilks9fpic">
+            <w:hyperlink w:history="1" r:id="rIdnlazlpq8pvbcjjkdmrps_">
               <w:r>
                 <w:rPr>
                   <w:rFonts w:ascii="Arial" w:cs="Arial" w:eastAsia="Arial" w:hAnsi="Arial"/>
@@ -5048,7 +5048,7 @@
               <w:spacing w:after="10" w:before="0"/>
               <w:ind w:left="120"/>
             </w:pPr>
-            <w:hyperlink w:history="1" r:id="rIdy2znpnvz_hypd3uuvhlxm">
+            <w:hyperlink w:history="1" r:id="rIdapmmwa0uwhivp2s3p9dxt">
               <w:r>
                 <w:rPr>
                   <w:rFonts w:ascii="Arial" w:cs="Arial" w:eastAsia="Arial" w:hAnsi="Arial"/>
@@ -5093,7 +5093,7 @@
             <w:pPr>
               <w:spacing w:after="20" w:before="0"/>
             </w:pPr>
-            <w:hyperlink w:history="1" r:id="rIdncbzqqnfq2g58l92i_l43">
+            <w:hyperlink w:history="1" r:id="rId9ik5yfg7iyhvgo7kcfqky">
               <w:r>
                 <w:rPr>
                   <w:rFonts w:ascii="Arial" w:cs="Arial" w:eastAsia="Arial" w:hAnsi="Arial"/>
@@ -5126,7 +5126,7 @@
               <w:spacing w:after="10" w:before="0"/>
               <w:ind w:left="120"/>
             </w:pPr>
-            <w:hyperlink w:history="1" r:id="rIdmyndglsldwhazct-klag6">
+            <w:hyperlink w:history="1" r:id="rIdl-xwsrerj-k4daeevcne7">
               <w:r>
                 <w:rPr>
                   <w:rFonts w:ascii="Arial" w:cs="Arial" w:eastAsia="Arial" w:hAnsi="Arial"/>
@@ -5171,7 +5171,7 @@
               </w:rPr>
               <w:t xml:space="preserve">Learners enter to find a large photograph on the board: a photographic film showing a dark, rock-shaped silhouette — </w:t>
             </w:r>
-            <w:del w:id="9114" w:author="Claude (AI) - proposed" w:date="2026-10-15T08:04:35Z">
+            <w:del w:id="9114" w:author="Claude (AI) - proposed" w:date="2026-10-18T00:32:21Z">
               <w:r>
                 <w:rPr>
                   <w:rFonts w:ascii="Arial" w:cs="Arial" w:eastAsia="Arial" w:hAnsi="Arial"/>
@@ -5186,7 +5186,7 @@
                 <w:delText xml:space="preserve">the classic Becquerel pitchblende image</w:delText>
               </w:r>
             </w:del>
-            <w:ins w:id="9115" w:author="Claude (AI) - proposed" w:date="2026-10-15T08:04:35Z">
+            <w:ins w:id="9115" w:author="Claude (AI) - proposed" w:date="2026-10-18T00:32:21Z">
               <w:r>
                 <w:rPr>
                   <w:rFonts w:ascii="Arial" w:cs="Arial" w:eastAsia="Arial" w:hAnsi="Arial"/>
@@ -5369,7 +5369,7 @@
             <w:pPr>
               <w:spacing w:after="20" w:before="0"/>
             </w:pPr>
-            <w:hyperlink w:history="1" r:id="rIdpx3x941dh9kk-nmqeexem">
+            <w:hyperlink w:history="1" r:id="rIdunfuw5zrlqxlxrjrlze8g">
               <w:r>
                 <w:rPr>
                   <w:rFonts w:ascii="Arial" w:cs="Arial" w:eastAsia="Arial" w:hAnsi="Arial"/>
@@ -5402,7 +5402,7 @@
               <w:spacing w:after="10" w:before="0"/>
               <w:ind w:left="120"/>
             </w:pPr>
-            <w:hyperlink w:history="1" r:id="rIdjrwqna7bbl3hx_rgb6hx2">
+            <w:hyperlink w:history="1" r:id="rIdsoq1cbwkgfaoo3sdquynb">
               <w:r>
                 <w:rPr>
                   <w:rFonts w:ascii="Arial" w:cs="Arial" w:eastAsia="Arial" w:hAnsi="Arial"/>
@@ -5447,7 +5447,7 @@
             <w:pPr>
               <w:spacing w:after="20" w:before="0"/>
             </w:pPr>
-            <w:hyperlink w:history="1" r:id="rIdy3b7fkxui0cicpei66sri">
+            <w:hyperlink w:history="1" r:id="rIdhgj0gyhp9_ltkgdacz8sy">
               <w:r>
                 <w:rPr>
                   <w:rFonts w:ascii="Arial" w:cs="Arial" w:eastAsia="Arial" w:hAnsi="Arial"/>
@@ -5480,7 +5480,7 @@
               <w:spacing w:after="10" w:before="0"/>
               <w:ind w:left="120"/>
             </w:pPr>
-            <w:hyperlink w:history="1" r:id="rIdvut-ayjddlotqfrqce06e">
+            <w:hyperlink w:history="1" r:id="rIddfw9ad3fl0iht0t8gubnr">
               <w:r>
                 <w:rPr>
                   <w:rFonts w:ascii="Arial" w:cs="Arial" w:eastAsia="Arial" w:hAnsi="Arial"/>
@@ -5525,7 +5525,7 @@
               </w:rPr>
               <w:t xml:space="preserve">Learners open the sealed envelope on their desks to find a one-page structured reading: 'Inside the Rock — A Story of Nuclei' (teacher-authored, Kenya-contextualised). The reading covers: atomic structure review (protons, neutrons, electrons); definitions of nucleon, nuclide, atomic number Z, mass number A, neutron number N; standard nuclide notation AZX with worked examples (Carbon-12, Carbon-14, Uranium-238, Potassium-40 — the last two found in Kenyan geology). A second section introduces the concept of isotopes using the analogy of two Kenyan runners from Kericho — same name, same village, same training diet (ugali and sukuma wiki), but one carries an extra weight in their backpack. They look identical on the registration form, but one tires before the finish line. </w:t>
             </w:r>
-            <w:ins w:id="9116" w:author="Claude (AI) - proposed" w:date="2026-10-15T08:04:35Z">
+            <w:ins w:id="9116" w:author="Claude (AI) - proposed" w:date="2026-10-18T00:32:21Z">
               <w:r>
                 <w:rPr>
                   <w:rFonts w:ascii="Arial" w:cs="Arial" w:eastAsia="Arial" w:hAnsi="Arial"/>
@@ -5708,7 +5708,7 @@
             <w:pPr>
               <w:spacing w:after="20" w:before="0"/>
             </w:pPr>
-            <w:hyperlink w:history="1" r:id="rIdcwycadzezfwlfs0hnkztc">
+            <w:hyperlink w:history="1" r:id="rId2tmzge_k2klo3srg7xknb">
               <w:r>
                 <w:rPr>
                   <w:rFonts w:ascii="Arial" w:cs="Arial" w:eastAsia="Arial" w:hAnsi="Arial"/>
@@ -5741,7 +5741,7 @@
               <w:spacing w:after="10" w:before="0"/>
               <w:ind w:left="120"/>
             </w:pPr>
-            <w:hyperlink w:history="1" r:id="rIdpfymtebrrzag9y6195jg5">
+            <w:hyperlink w:history="1" r:id="rIdmzn4cggu4tyktkho-fdqw">
               <w:r>
                 <w:rPr>
                   <w:rFonts w:ascii="Arial" w:cs="Arial" w:eastAsia="Arial" w:hAnsi="Arial"/>
@@ -5786,7 +5786,7 @@
             <w:pPr>
               <w:spacing w:after="20" w:before="0"/>
             </w:pPr>
-            <w:hyperlink w:history="1" r:id="rIdlraxlerqky486krv9qh_8">
+            <w:hyperlink w:history="1" r:id="rIdfy4p-hvag8dywfos2uvnc">
               <w:r>
                 <w:rPr>
                   <w:rFonts w:ascii="Arial" w:cs="Arial" w:eastAsia="Arial" w:hAnsi="Arial"/>
@@ -5819,7 +5819,7 @@
               <w:spacing w:after="10" w:before="0"/>
               <w:ind w:left="120"/>
             </w:pPr>
-            <w:hyperlink w:history="1" r:id="rIdqzl0eedpivykyactnaaql">
+            <w:hyperlink w:history="1" r:id="rIddwfx85knhokgcaujhdztl">
               <w:r>
                 <w:rPr>
                   <w:rFonts w:ascii="Arial" w:cs="Arial" w:eastAsia="Arial" w:hAnsi="Arial"/>
@@ -5864,7 +5864,7 @@
               </w:rPr>
               <w:t xml:space="preserve">Learners engage in a Jigsaw Expert Group activity. Four expert topics are assigned (one per group of 4): (A) What is radioactivity? — definition, spontaneous vs induced, who first described it (Marie Curie, Henri Becquerel); (B) Why does nuclear instability occur? — the role of the strong nuclear force vs electrostatic repulsion among protons, and why extra neutrons help stabilise up to a point; (C) Isotopes in Kenya's context — Potassium-40 in Kenyan soil and food (ugali, beans), Carbon-14 in dating ancient Kenyan artefacts found at sites like </w:t>
             </w:r>
-            <w:del w:id="9117" w:author="Claude (AI) - proposed" w:date="2026-10-15T08:04:35Z">
+            <w:del w:id="9117" w:author="Claude (AI) - proposed" w:date="2026-10-18T00:32:21Z">
               <w:r>
                 <w:rPr>
                   <w:rFonts w:ascii="Arial" w:cs="Arial" w:eastAsia="Arial" w:hAnsi="Arial"/>
@@ -5879,7 +5879,7 @@
                 <w:delText xml:space="preserve">Olorgesailie</w:delText>
               </w:r>
             </w:del>
-            <w:ins w:id="9118" w:author="Claude (AI) - proposed" w:date="2026-10-15T08:04:35Z">
+            <w:ins w:id="9118" w:author="Claude (AI) - proposed" w:date="2026-10-18T00:32:21Z">
               <w:r>
                 <w:rPr>
                   <w:rFonts w:ascii="Arial" w:cs="Arial" w:eastAsia="Arial" w:hAnsi="Arial"/>
@@ -5940,7 +5940,7 @@
               </w:rPr>
               <w:t xml:space="preserve">Teacher introduces the Jigsaw: 'Each group becomes an expert in one piece of the puzzle. You have 7 minutes in your expert groups. Your job is to understand your topic well enough to teach it.' [7 minutes expert group work — teacher circulates and listens, intervening only to ask clarifying questions, not to give answers: 'Can you say that in a way your classmate who missed yesterday would understand?' and 'How does your topic connect back to the rock?'] Teacher then calls time and directs regrouping: 'Now move to your mixed groups — seats A, B, C, D. You have 8 minutes. Every expert teaches their piece. Then, as a group, answer the synthesis question on your mini-whiteboard.' [8 minutes mixed group work.] After whiteboards are raised, teacher selects 2 boards that correctly use all 5 required terms and reads them aloud, then selects 1 board with a partial answer and asks: 'This group is almost there — what is the one word or idea missing?' [Cold-call to a different group to complete it.] Teacher then delivers a 5-minute direct instruction consolidation: 'Let me sharpen what you've discovered…' — clarifying that radioactivity is spontaneous (the rock needs no outside energy input), that it is a nuclear — not a chemical — process, and that this is why it cannot be stopped by heating, cooling, or reacting the rock with acids.</w:t>
             </w:r>
-            <w:ins w:id="9119" w:author="Claude (AI) - proposed" w:date="2026-10-15T08:04:35Z">
+            <w:ins w:id="9119" w:author="Claude (AI) - proposed" w:date="2026-10-18T00:32:21Z">
               <w:r>
                 <w:rPr>
                   <w:rFonts w:ascii="Arial" w:cs="Arial" w:eastAsia="Arial" w:hAnsi="Arial"/>
@@ -6077,7 +6077,7 @@
             <w:pPr>
               <w:spacing w:after="20" w:before="0"/>
             </w:pPr>
-            <w:hyperlink w:history="1" r:id="rIdh6wocv6tikezstl1ghekz">
+            <w:hyperlink w:history="1" r:id="rIdn4hognb-satcidan4jhme">
               <w:r>
                 <w:rPr>
                   <w:rFonts w:ascii="Arial" w:cs="Arial" w:eastAsia="Arial" w:hAnsi="Arial"/>
@@ -6110,7 +6110,7 @@
               <w:spacing w:after="10" w:before="0"/>
               <w:ind w:left="120"/>
             </w:pPr>
-            <w:hyperlink w:history="1" r:id="rId-v9eltvj1jbj9rnftyazq">
+            <w:hyperlink w:history="1" r:id="rIddnmxexllmh4cc-luypotc">
               <w:r>
                 <w:rPr>
                   <w:rFonts w:ascii="Arial" w:cs="Arial" w:eastAsia="Arial" w:hAnsi="Arial"/>
@@ -6155,7 +6155,7 @@
             <w:pPr>
               <w:spacing w:after="20" w:before="0"/>
             </w:pPr>
-            <w:hyperlink w:history="1" r:id="rIdltsxry8k7e6f-ad9qfltr">
+            <w:hyperlink w:history="1" r:id="rIdmoueo_b_gz_xpmwai6tq5">
               <w:r>
                 <w:rPr>
                   <w:rFonts w:ascii="Arial" w:cs="Arial" w:eastAsia="Arial" w:hAnsi="Arial"/>
@@ -6188,7 +6188,7 @@
               <w:spacing w:after="10" w:before="0"/>
               <w:ind w:left="120"/>
             </w:pPr>
-            <w:hyperlink w:history="1" r:id="rIdisf-hi0g1es_y5zso_s4d">
+            <w:hyperlink w:history="1" r:id="rIdv8bbwvuqzicy7fv8n42dr">
               <w:r>
                 <w:rPr>
                   <w:rFonts w:ascii="Arial" w:cs="Arial" w:eastAsia="Arial" w:hAnsi="Arial"/>
@@ -6388,7 +6388,7 @@
             <w:pPr>
               <w:spacing w:after="20" w:before="0"/>
             </w:pPr>
-            <w:hyperlink w:history="1" r:id="rIdvzqb3wh7pwkwy-lk8ya0g">
+            <w:hyperlink w:history="1" r:id="rIdcerfbihqkeyfdmaz3z-yk">
               <w:r>
                 <w:rPr>
                   <w:rFonts w:ascii="Arial" w:cs="Arial" w:eastAsia="Arial" w:hAnsi="Arial"/>
@@ -6437,7 +6437,7 @@
               <w:spacing w:after="10" w:before="0"/>
               <w:ind w:left="120"/>
             </w:pPr>
-            <w:hyperlink w:history="1" r:id="rIdkk-qyxt1bqotpyi8yecwi">
+            <w:hyperlink w:history="1" r:id="rIdempxwoovfufcod2qwzw7d">
               <w:r>
                 <w:rPr>
                   <w:rFonts w:ascii="Arial" w:cs="Arial" w:eastAsia="Arial" w:hAnsi="Arial"/>
@@ -6482,7 +6482,7 @@
             <w:pPr>
               <w:spacing w:after="20" w:before="0"/>
             </w:pPr>
-            <w:hyperlink w:history="1" r:id="rIdzdvphwv26zak5shisdg5f">
+            <w:hyperlink w:history="1" r:id="rId4gko0k-2_qr5ptm6qcmay">
               <w:r>
                 <w:rPr>
                   <w:rFonts w:ascii="Arial" w:cs="Arial" w:eastAsia="Arial" w:hAnsi="Arial"/>
@@ -6531,7 +6531,7 @@
               <w:spacing w:after="10" w:before="0"/>
               <w:ind w:left="120"/>
             </w:pPr>
-            <w:hyperlink w:history="1" r:id="rId4xlcomf-bvhfcsjj8ta3g">
+            <w:hyperlink w:history="1" r:id="rId-y1ordjujcuilo6tyewbc">
               <w:r>
                 <w:rPr>
                   <w:rFonts w:ascii="Arial" w:cs="Arial" w:eastAsia="Arial" w:hAnsi="Arial"/>
@@ -7176,7 +7176,7 @@
         </w:rPr>
         <w:t xml:space="preserve">© 2026 SeaVuria and ARES. Aligned with KICD objectives. Developed by SeaVuria; technical implementation by ARES (with AI assistance from Claude). Licensed under </w:t>
       </w:r>
-      <w:hyperlink w:history="1" r:id="rIde9tl76h4l4fviw7d4krxe">
+      <w:hyperlink w:history="1" r:id="rIdtppso8zuig5c1dlpm6dla">
         <w:r>
           <w:rPr>
             <w:rFonts w:ascii="Arial" w:cs="Arial" w:eastAsia="Arial" w:hAnsi="Arial"/>
@@ -7197,7 +7197,7 @@
         </w:rPr>
         <w:t xml:space="preserve"> (</w:t>
       </w:r>
-      <w:hyperlink w:history="1" r:id="rIdupkit2cbhq8z61ucq0ujo">
+      <w:hyperlink w:history="1" r:id="rId7wwnn_7cdr5xbxvbkw_ld">
         <w:r>
           <w:rPr>
             <w:rFonts w:ascii="Arial" w:cs="Arial" w:eastAsia="Arial" w:hAnsi="Arial"/>
@@ -7854,7 +7854,7 @@
               </w:rPr>
               <w:t xml:space="preserve">No live radioactive sources are used in this lesson. All activities use diagrams, simulations, and physical analogues (sheets of paper, cardboard, and aluminium foil). Remind learners that in real laboratory or field settings — such as geological surveys in Kenya's Rift Valley — appropriate shielding, distance, and dosimetry are mandatory. Emphasise that gamma radiation requires lead or thick concrete shielding. Display the </w:t>
             </w:r>
-            <w:del w:id="9120" w:author="Claude (AI) - proposed" w:date="2026-10-15T08:04:35Z">
+            <w:del w:id="9120" w:author="Claude (AI) - proposed" w:date="2026-10-18T00:32:21Z">
               <w:r>
                 <w:rPr>
                   <w:rFonts w:ascii="Arial" w:cs="Arial" w:eastAsia="Arial" w:hAnsi="Arial"/>
@@ -7869,7 +7869,7 @@
                 <w:delText xml:space="preserve">KEBS/KIRDI</w:delText>
               </w:r>
             </w:del>
-            <w:ins w:id="9121" w:author="Claude (AI) - proposed" w:date="2026-10-15T08:04:35Z">
+            <w:ins w:id="9121" w:author="Claude (AI) - proposed" w:date="2026-10-18T00:32:21Z">
               <w:r>
                 <w:rPr>
                   <w:rFonts w:ascii="Arial" w:cs="Arial" w:eastAsia="Arial" w:hAnsi="Arial"/>
@@ -8280,7 +8280,7 @@
             <w:pPr>
               <w:spacing w:after="20" w:before="0"/>
             </w:pPr>
-            <w:hyperlink w:history="1" r:id="rIdh1heyvlrwzzwr1hrfej_i">
+            <w:hyperlink w:history="1" r:id="rIdqv39qbbonz-56vlmwdpcw">
               <w:r>
                 <w:rPr>
                   <w:rFonts w:ascii="Arial" w:cs="Arial" w:eastAsia="Arial" w:hAnsi="Arial"/>
@@ -8313,7 +8313,7 @@
               <w:spacing w:after="10" w:before="0"/>
               <w:ind w:left="120"/>
             </w:pPr>
-            <w:hyperlink w:history="1" r:id="rIdtwxxfidvxqtp1e__cem_h">
+            <w:hyperlink w:history="1" r:id="rIdzerj9co4kabmnndbbowjm">
               <w:r>
                 <w:rPr>
                   <w:rFonts w:ascii="Arial" w:cs="Arial" w:eastAsia="Arial" w:hAnsi="Arial"/>
@@ -8358,7 +8358,7 @@
             <w:pPr>
               <w:spacing w:after="20" w:before="0"/>
             </w:pPr>
-            <w:hyperlink w:history="1" r:id="rIdfjvjfpb1jap2gbs2ox2ya">
+            <w:hyperlink w:history="1" r:id="rId9qeregfer5lyqlcvanc7c">
               <w:r>
                 <w:rPr>
                   <w:rFonts w:ascii="Arial" w:cs="Arial" w:eastAsia="Arial" w:hAnsi="Arial"/>
@@ -8391,7 +8391,7 @@
               <w:spacing w:after="10" w:before="0"/>
               <w:ind w:left="120"/>
             </w:pPr>
-            <w:hyperlink w:history="1" r:id="rIdzzc5ghzbcd-etwkum5y6m">
+            <w:hyperlink w:history="1" r:id="rIdkjhellifbxusa6mv0cddx">
               <w:r>
                 <w:rPr>
                   <w:rFonts w:ascii="Arial" w:cs="Arial" w:eastAsia="Arial" w:hAnsi="Arial"/>
@@ -8591,7 +8591,7 @@
             <w:pPr>
               <w:spacing w:after="20" w:before="0"/>
             </w:pPr>
-            <w:hyperlink w:history="1" r:id="rIdqjj3onrhfnzfkpaalk7e5">
+            <w:hyperlink w:history="1" r:id="rIddohvcxgn_aks2dhbpcqir">
               <w:r>
                 <w:rPr>
                   <w:rFonts w:ascii="Arial" w:cs="Arial" w:eastAsia="Arial" w:hAnsi="Arial"/>
@@ -8624,7 +8624,7 @@
               <w:spacing w:after="10" w:before="0"/>
               <w:ind w:left="120"/>
             </w:pPr>
-            <w:hyperlink w:history="1" r:id="rIdfatqb8mohhsbnync8adfm">
+            <w:hyperlink w:history="1" r:id="rIddcsr6o9i-mtfe821vvmpz">
               <w:r>
                 <w:rPr>
                   <w:rFonts w:ascii="Arial" w:cs="Arial" w:eastAsia="Arial" w:hAnsi="Arial"/>
@@ -8669,7 +8669,7 @@
             <w:pPr>
               <w:spacing w:after="20" w:before="0"/>
             </w:pPr>
-            <w:hyperlink w:history="1" r:id="rId9a_tjpm5i0yqi17_oqu2e">
+            <w:hyperlink w:history="1" r:id="rIdd-zmsrfginxpfeucg4ynp">
               <w:r>
                 <w:rPr>
                   <w:rFonts w:ascii="Arial" w:cs="Arial" w:eastAsia="Arial" w:hAnsi="Arial"/>
@@ -8702,7 +8702,7 @@
               <w:spacing w:after="10" w:before="0"/>
               <w:ind w:left="120"/>
             </w:pPr>
-            <w:hyperlink w:history="1" r:id="rIdkix24fivdaq5qvsex-bbo">
+            <w:hyperlink w:history="1" r:id="rIdivwrrbi-lbn42rsyd_tac">
               <w:r>
                 <w:rPr>
                   <w:rFonts w:ascii="Arial" w:cs="Arial" w:eastAsia="Arial" w:hAnsi="Arial"/>
@@ -8747,7 +8747,7 @@
               </w:rPr>
               <w:t xml:space="preserve">Each group receives: (1) a printed 'Radiation Penetration Diagram Set' — three side-by-side diagrams showing a radiation source, then paper, aluminium, and lead barriers in sequence, with arrows indicating which radiation types pass through each barrier (alpha stopped by paper, beta stopped by aluminium, gamma partially attenuated by lead); (2) a 'Properties of Radiation' data card giving the charge, approximate mass (in atomic mass units), relative speed, ionising ability, and penetrating power of α, β, and γ radiation; (3) a short 'Scientist Spotlight' card </w:t>
             </w:r>
-            <w:del w:id="9122" w:author="Claude (AI) - proposed" w:date="2026-10-15T08:04:35Z">
+            <w:del w:id="9122" w:author="Claude (AI) - proposed" w:date="2026-10-18T00:32:21Z">
               <w:r>
                 <w:rPr>
                   <w:rFonts w:ascii="Arial" w:cs="Arial" w:eastAsia="Arial" w:hAnsi="Arial"/>
@@ -8762,7 +8762,7 @@
                 <w:delText xml:space="preserve">describing how Kenyan physicist Prof. Julius Mwangi Nzioka contributed to radiation safety research at the University of Nairobi's Department of Physics</w:delText>
               </w:r>
             </w:del>
-            <w:ins w:id="9123" w:author="Claude (AI) - proposed" w:date="2026-10-15T08:04:35Z">
+            <w:ins w:id="9123" w:author="Claude (AI) - proposed" w:date="2026-10-18T00:32:21Z">
               <w:r>
                 <w:rPr>
                   <w:rFonts w:ascii="Arial" w:cs="Arial" w:eastAsia="Arial" w:hAnsi="Arial"/>
@@ -8945,7 +8945,7 @@
             <w:pPr>
               <w:spacing w:after="20" w:before="0"/>
             </w:pPr>
-            <w:hyperlink w:history="1" r:id="rIdvx1tkedsthipzwk9uhoiy">
+            <w:hyperlink w:history="1" r:id="rIdi7gsqzpunwgy6fa4h7v92">
               <w:r>
                 <w:rPr>
                   <w:rFonts w:ascii="Arial" w:cs="Arial" w:eastAsia="Arial" w:hAnsi="Arial"/>
@@ -8978,7 +8978,7 @@
               <w:spacing w:after="10" w:before="0"/>
               <w:ind w:left="120"/>
             </w:pPr>
-            <w:hyperlink w:history="1" r:id="rIdr1ngrscard7jdxcujjiaw">
+            <w:hyperlink w:history="1" r:id="rId5m40jr5hfedtp0vc0pswk">
               <w:r>
                 <w:rPr>
                   <w:rFonts w:ascii="Arial" w:cs="Arial" w:eastAsia="Arial" w:hAnsi="Arial"/>
@@ -9023,7 +9023,7 @@
             <w:pPr>
               <w:spacing w:after="20" w:before="0"/>
             </w:pPr>
-            <w:hyperlink w:history="1" r:id="rIdsuyqdll_bcfehgln_0bzd">
+            <w:hyperlink w:history="1" r:id="rIdfwhcm-qwwk-qkwjqitygn">
               <w:r>
                 <w:rPr>
                   <w:rFonts w:ascii="Arial" w:cs="Arial" w:eastAsia="Arial" w:hAnsi="Arial"/>
@@ -9056,7 +9056,7 @@
               <w:spacing w:after="10" w:before="0"/>
               <w:ind w:left="120"/>
             </w:pPr>
-            <w:hyperlink w:history="1" r:id="rIdqupgf9rsynww2wi1q8iz1">
+            <w:hyperlink w:history="1" r:id="rIde2lf-uh1uoso2f4jhz9sd">
               <w:r>
                 <w:rPr>
                   <w:rFonts w:ascii="Arial" w:cs="Arial" w:eastAsia="Arial" w:hAnsi="Arial"/>
@@ -9134,7 +9134,7 @@
               </w:rPr>
               <w:t xml:space="preserve">Introduce Part A by saying: 'We now know the three types of radiation by their properties. Now we need to understand what is actually happening INSIDE the nucleus when each type is emitted — this is how we explain the pitchblende rock.' Distribute Nuclear Equation Card Sets. Say: 'Read the three worked examples. Then use your Evidence Table to annotate WHY the mass number and atomic number change the way they do. You have 5 minutes.' [WAIT — circulate and listen for explanations.] Cold-call one learner: 'Fatuma, when uranium emits an alpha particle, where does the alpha particle come from — is it created from nothing, or was it already in the nucleus?' [WAIT 12 seconds — accept and build on the response.] After the unguided equations, cold-call two groups to write their answers on the board. For Part B, say: 'Now take out your N vs Z diagram from last lesson. You are going to show on that diagram what alpha and beta decay actually DO to the nucleus — how they move it.' Demonstrate one arrow on the projected class diagram, then say: 'Finish the remaining arrows for your decay chains and write that sentence about the pitchblende rock.' Circulate and prompt: 'Is your arrow pointing toward the belt of stability or away from it? What would it mean if the arrow pointed away?'</w:t>
             </w:r>
-            <w:ins w:id="9124" w:author="Claude (AI) - proposed" w:date="2026-10-15T08:04:35Z">
+            <w:ins w:id="9124" w:author="Claude (AI) - proposed" w:date="2026-10-18T00:32:21Z">
               <w:r>
                 <w:rPr>
                   <w:rFonts w:ascii="Arial" w:cs="Arial" w:eastAsia="Arial" w:hAnsi="Arial"/>
@@ -9271,7 +9271,7 @@
             <w:pPr>
               <w:spacing w:after="20" w:before="0"/>
             </w:pPr>
-            <w:hyperlink w:history="1" r:id="rIdl8axvp9wbdws_uloutskz">
+            <w:hyperlink w:history="1" r:id="rIdqqos33mmwecb70zrabfpk">
               <w:r>
                 <w:rPr>
                   <w:rFonts w:ascii="Arial" w:cs="Arial" w:eastAsia="Arial" w:hAnsi="Arial"/>
@@ -9304,7 +9304,7 @@
               <w:spacing w:after="10" w:before="0"/>
               <w:ind w:left="120"/>
             </w:pPr>
-            <w:hyperlink w:history="1" r:id="rId18a2g9mnpli4xqvhhuzak">
+            <w:hyperlink w:history="1" r:id="rIdi-epxs0inep6ttjhvewuv">
               <w:r>
                 <w:rPr>
                   <w:rFonts w:ascii="Arial" w:cs="Arial" w:eastAsia="Arial" w:hAnsi="Arial"/>
@@ -9349,7 +9349,7 @@
             <w:pPr>
               <w:spacing w:after="20" w:before="0"/>
             </w:pPr>
-            <w:hyperlink w:history="1" r:id="rIdo9ujx_jn-cmu1vyyaexz_">
+            <w:hyperlink w:history="1" r:id="rIdtwlyamy2hezsmxkbgwcyq">
               <w:r>
                 <w:rPr>
                   <w:rFonts w:ascii="Arial" w:cs="Arial" w:eastAsia="Arial" w:hAnsi="Arial"/>
@@ -9382,7 +9382,7 @@
               <w:spacing w:after="10" w:before="0"/>
               <w:ind w:left="120"/>
             </w:pPr>
-            <w:hyperlink w:history="1" r:id="rIdf2vcnlinszqkvee1infmz">
+            <w:hyperlink w:history="1" r:id="rId8ziw2kysi4vf56hlreyob">
               <w:r>
                 <w:rPr>
                   <w:rFonts w:ascii="Arial" w:cs="Arial" w:eastAsia="Arial" w:hAnsi="Arial"/>
@@ -9582,7 +9582,7 @@
             <w:pPr>
               <w:spacing w:after="20" w:before="0"/>
             </w:pPr>
-            <w:hyperlink w:history="1" r:id="rId9f5vdlgxdpf1rf6eyvvkm">
+            <w:hyperlink w:history="1" r:id="rIdcrp7xtpf3kfj4q_rxkowo">
               <w:r>
                 <w:rPr>
                   <w:rFonts w:ascii="Arial" w:cs="Arial" w:eastAsia="Arial" w:hAnsi="Arial"/>
@@ -9615,7 +9615,7 @@
               <w:spacing w:after="10" w:before="0"/>
               <w:ind w:left="120"/>
             </w:pPr>
-            <w:hyperlink w:history="1" r:id="rIdf4urkcdrsxbykoerm9jjr">
+            <w:hyperlink w:history="1" r:id="rIdqvdtzyfnsrannubaqqb20">
               <w:r>
                 <w:rPr>
                   <w:rFonts w:ascii="Arial" w:cs="Arial" w:eastAsia="Arial" w:hAnsi="Arial"/>
@@ -9660,7 +9660,7 @@
             <w:pPr>
               <w:spacing w:after="20" w:before="0"/>
             </w:pPr>
-            <w:hyperlink w:history="1" r:id="rIdrdchm_goecg6btxy8d-wf">
+            <w:hyperlink w:history="1" r:id="rIdbv79d4thc6zhuzxijobq5">
               <w:r>
                 <w:rPr>
                   <w:rFonts w:ascii="Arial" w:cs="Arial" w:eastAsia="Arial" w:hAnsi="Arial"/>
@@ -9709,7 +9709,7 @@
               <w:spacing w:after="10" w:before="0"/>
               <w:ind w:left="120"/>
             </w:pPr>
-            <w:hyperlink w:history="1" r:id="rIdmwb69wlnbyh_dibai7wwa">
+            <w:hyperlink w:history="1" r:id="rIdrbvb9ech_c1p5l67k1v27">
               <w:r>
                 <w:rPr>
                   <w:rFonts w:ascii="Arial" w:cs="Arial" w:eastAsia="Arial" w:hAnsi="Arial"/>
@@ -9948,7 +9948,7 @@
               </w:rPr>
               <w:t xml:space="preserve">After the lesson, reflect on the following questions: (1) Did learners successfully distinguish between ionising ability and penetrating power — the most persistent misconception in this topic? If not, how will you address this in the opening 5 minutes of Lesson 3 before introducing detection methods? (2) Were learners' N vs Z decay arrows pointing consistently toward the belt of stability? If arrows were drawn incorrectly (pointing away from the belt), this suggests learners understand the mechanics of the equation but not the purpose of decay — consider using an analogy at the start of Lesson 3: 'Think of a boda-boda rider carrying an overloaded sack of maize. They throw off bags one by one until the load is balanced — the nucleus does the same thing with particles.'</w:t>
             </w:r>
-            <w:ins w:id="9125" w:author="Claude (AI) - proposed" w:date="2026-10-15T08:04:35Z">
+            <w:ins w:id="9125" w:author="Claude (AI) - proposed" w:date="2026-10-18T00:32:21Z">
               <w:r>
                 <w:rPr>
                   <w:rFonts w:ascii="Arial" w:cs="Arial" w:eastAsia="Arial" w:hAnsi="Arial"/>
@@ -10242,7 +10242,7 @@
               </w:rPr>
               <w:t xml:space="preserve">Learners can now explain that the pitchblende rock continuously exposes photographic film because uranium-238 nuclei — which sit outside the belt of nuclear stability due to an excess of neutrons relative to protons — spontaneously emit alpha particles to reduce their mass and proton number, moving toward a more stable nuclear configuration. The resulting daughter nuclei may still be unstable and emit beta particles to further adjust their neutron-to-proton ratio. Gamma rays carry away excess nuclear energy during these transitions. </w:t>
             </w:r>
-            <w:ins w:id="9126" w:author="Claude (AI) - proposed" w:date="2026-10-15T08:04:35Z">
+            <w:ins w:id="9126" w:author="Claude (AI) - proposed" w:date="2026-10-18T00:32:21Z">
               <w:r>
                 <w:rPr>
                   <w:rFonts w:ascii="Arial" w:cs="Arial" w:eastAsia="Arial" w:hAnsi="Arial"/>
@@ -10290,7 +10290,7 @@
         </w:rPr>
         <w:t xml:space="preserve">© 2026 SeaVuria and ARES. Aligned with KICD objectives. Developed by SeaVuria; technical implementation by ARES (with AI assistance from Claude). Licensed under </w:t>
       </w:r>
-      <w:hyperlink w:history="1" r:id="rId5bdn1bqgkljgayskczz6i">
+      <w:hyperlink w:history="1" r:id="rIdnfod6jmuhaunjnxup-lkh">
         <w:r>
           <w:rPr>
             <w:rFonts w:ascii="Arial" w:cs="Arial" w:eastAsia="Arial" w:hAnsi="Arial"/>
@@ -10311,7 +10311,7 @@
         </w:rPr>
         <w:t xml:space="preserve"> (</w:t>
       </w:r>
-      <w:hyperlink w:history="1" r:id="rIdhojrp2mng9ukcrpdctbcc">
+      <w:hyperlink w:history="1" r:id="rIdilihhusa4-cudhvhxuwhj">
         <w:r>
           <w:rPr>
             <w:rFonts w:ascii="Arial" w:cs="Arial" w:eastAsia="Arial" w:hAnsi="Arial"/>
@@ -11351,7 +11351,7 @@
             <w:pPr>
               <w:spacing w:after="20" w:before="0"/>
             </w:pPr>
-            <w:hyperlink w:history="1" r:id="rId9a3czkruh6qlhbxblqbrd">
+            <w:hyperlink w:history="1" r:id="rIdxhre3arseu4gdayghge7y">
               <w:r>
                 <w:rPr>
                   <w:rFonts w:ascii="Arial" w:cs="Arial" w:eastAsia="Arial" w:hAnsi="Arial"/>
@@ -11400,7 +11400,7 @@
               <w:spacing w:after="10" w:before="0"/>
               <w:ind w:left="120"/>
             </w:pPr>
-            <w:hyperlink w:history="1" r:id="rIdi-4zgyigz4juokxtrqfnq">
+            <w:hyperlink w:history="1" r:id="rIdxdrrtkfws6fnkgj7sjdrb">
               <w:r>
                 <w:rPr>
                   <w:rFonts w:ascii="Arial" w:cs="Arial" w:eastAsia="Arial" w:hAnsi="Arial"/>
@@ -11445,7 +11445,7 @@
             <w:pPr>
               <w:spacing w:after="20" w:before="0"/>
             </w:pPr>
-            <w:hyperlink w:history="1" r:id="rIdzmbqw-2a-neumc7wabncw">
+            <w:hyperlink w:history="1" r:id="rIdawjabhcd1izoqkiyooikk">
               <w:r>
                 <w:rPr>
                   <w:rFonts w:ascii="Arial" w:cs="Arial" w:eastAsia="Arial" w:hAnsi="Arial"/>
@@ -11478,7 +11478,7 @@
               <w:spacing w:after="10" w:before="0"/>
               <w:ind w:left="120"/>
             </w:pPr>
-            <w:hyperlink w:history="1" r:id="rIdesdohoj8esjzlavli2bug">
+            <w:hyperlink w:history="1" r:id="rIdbsaqwi5i2g5weyk_eoi4h">
               <w:r>
                 <w:rPr>
                   <w:rFonts w:ascii="Arial" w:cs="Arial" w:eastAsia="Arial" w:hAnsi="Arial"/>
@@ -11798,7 +11798,7 @@
             <w:pPr>
               <w:spacing w:after="20" w:before="0"/>
             </w:pPr>
-            <w:hyperlink w:history="1" r:id="rIdjo84dg2vishac4eouzow0">
+            <w:hyperlink w:history="1" r:id="rId4hulbosxwybxko7gqflns">
               <w:r>
                 <w:rPr>
                   <w:rFonts w:ascii="Arial" w:cs="Arial" w:eastAsia="Arial" w:hAnsi="Arial"/>
@@ -11847,7 +11847,7 @@
               <w:spacing w:after="10" w:before="0"/>
               <w:ind w:left="120"/>
             </w:pPr>
-            <w:hyperlink w:history="1" r:id="rId_giruljcr6eigvfdaf85n">
+            <w:hyperlink w:history="1" r:id="rIdjqqxtkuqnksr7kjf7b50x">
               <w:r>
                 <w:rPr>
                   <w:rFonts w:ascii="Arial" w:cs="Arial" w:eastAsia="Arial" w:hAnsi="Arial"/>
@@ -11892,7 +11892,7 @@
             <w:pPr>
               <w:spacing w:after="20" w:before="0"/>
             </w:pPr>
-            <w:hyperlink w:history="1" r:id="rIdjrepabg2ehqdsl_jqqxsh">
+            <w:hyperlink w:history="1" r:id="rIdmlhvifn8dw2hcs7dx4dai">
               <w:r>
                 <w:rPr>
                   <w:rFonts w:ascii="Arial" w:cs="Arial" w:eastAsia="Arial" w:hAnsi="Arial"/>
@@ -11925,7 +11925,7 @@
               <w:spacing w:after="10" w:before="0"/>
               <w:ind w:left="120"/>
             </w:pPr>
-            <w:hyperlink w:history="1" r:id="rIdrfo7qauqtx7x2wudraar2">
+            <w:hyperlink w:history="1" r:id="rIdjhbjqaoxck5udhxcz5fec">
               <w:r>
                 <w:rPr>
                   <w:rFonts w:ascii="Arial" w:cs="Arial" w:eastAsia="Arial" w:hAnsi="Arial"/>
@@ -11970,7 +11970,7 @@
               </w:rPr>
               <w:t xml:space="preserve">PART A — Virtual GM Counter (</w:t>
             </w:r>
-            <w:del w:id="9127" w:author="Claude (AI) - proposed" w:date="2026-10-15T08:04:35Z">
+            <w:del w:id="9127" w:author="Claude (AI) - proposed" w:date="2026-10-18T00:32:21Z">
               <w:r>
                 <w:rPr>
                   <w:rFonts w:ascii="Arial" w:cs="Arial" w:eastAsia="Arial" w:hAnsi="Arial"/>
@@ -11985,7 +11985,7 @@
                 <w:delText xml:space="preserve">25</w:delText>
               </w:r>
             </w:del>
-            <w:ins w:id="9128" w:author="Claude (AI) - proposed" w:date="2026-10-15T08:04:35Z">
+            <w:ins w:id="9128" w:author="Claude (AI) - proposed" w:date="2026-10-18T00:32:21Z">
               <w:r>
                 <w:rPr>
                   <w:rFonts w:ascii="Arial" w:cs="Arial" w:eastAsia="Arial" w:hAnsi="Arial"/>
@@ -12013,7 +12013,7 @@
               </w:rPr>
               <w:t xml:space="preserve"> minutes): Learners open the curated GM counter simulation on their ARES offline tablets (</w:t>
             </w:r>
-            <w:ins w:id="9129" w:author="Claude (AI) - proposed" w:date="2026-10-15T08:04:35Z">
+            <w:ins w:id="9129" w:author="Claude (AI) - proposed" w:date="2026-10-18T00:32:21Z">
               <w:r>
                 <w:rPr>
                   <w:rFonts w:ascii="Arial" w:cs="Arial" w:eastAsia="Arial" w:hAnsi="Arial"/>
@@ -12041,7 +12041,7 @@
               </w:rPr>
               <w:t xml:space="preserve">pre-loaded </w:t>
             </w:r>
-            <w:del w:id="9130" w:author="Claude (AI) - proposed" w:date="2026-10-15T08:04:35Z">
+            <w:del w:id="9130" w:author="Claude (AI) - proposed" w:date="2026-10-18T00:32:21Z">
               <w:r>
                 <w:rPr>
                   <w:rFonts w:ascii="Arial" w:cs="Arial" w:eastAsia="Arial" w:hAnsi="Arial"/>
@@ -12056,7 +12056,7 @@
                 <w:delText xml:space="preserve">PhET 'Radioactive Dating Game'</w:delText>
               </w:r>
             </w:del>
-            <w:ins w:id="9131" w:author="Claude (AI) - proposed" w:date="2026-10-15T08:04:35Z">
+            <w:ins w:id="9131" w:author="Claude (AI) - proposed" w:date="2026-10-18T00:32:21Z">
               <w:r>
                 <w:rPr>
                   <w:rFonts w:ascii="Arial" w:cs="Arial" w:eastAsia="Arial" w:hAnsi="Arial"/>
@@ -12084,7 +12084,7 @@
               </w:rPr>
               <w:t xml:space="preserve"> or a curated</w:t>
             </w:r>
-            <w:del w:id="9132" w:author="Claude (AI) - proposed" w:date="2026-10-15T08:04:35Z">
+            <w:del w:id="9132" w:author="Claude (AI) - proposed" w:date="2026-10-18T00:32:21Z">
               <w:r>
                 <w:rPr>
                   <w:rFonts w:ascii="Arial" w:cs="Arial" w:eastAsia="Arial" w:hAnsi="Arial"/>
@@ -12112,7 +12112,7 @@
               </w:rPr>
               <w:t xml:space="preserve"> offline video of a working GM tube</w:t>
             </w:r>
-            <w:ins w:id="9133" w:author="Claude (AI) - proposed" w:date="2026-10-15T08:04:35Z">
+            <w:ins w:id="9133" w:author="Claude (AI) - proposed" w:date="2026-10-18T00:32:21Z">
               <w:r>
                 <w:rPr>
                   <w:rFonts w:ascii="Arial" w:cs="Arial" w:eastAsia="Arial" w:hAnsi="Arial"/>
@@ -12260,7 +12260,7 @@
               </w:rPr>
               <w:t xml:space="preserve">PART B — Cloud Chamber Simulation (</w:t>
             </w:r>
-            <w:del w:id="9134" w:author="Claude (AI) - proposed" w:date="2026-10-15T08:04:35Z">
+            <w:del w:id="9134" w:author="Claude (AI) - proposed" w:date="2026-10-18T00:32:21Z">
               <w:r>
                 <w:rPr>
                   <w:rFonts w:ascii="Arial" w:cs="Arial" w:eastAsia="Arial" w:hAnsi="Arial"/>
@@ -12275,7 +12275,7 @@
                 <w:delText xml:space="preserve">10</w:delText>
               </w:r>
             </w:del>
-            <w:ins w:id="9135" w:author="Claude (AI) - proposed" w:date="2026-10-15T08:04:35Z">
+            <w:ins w:id="9135" w:author="Claude (AI) - proposed" w:date="2026-10-18T00:32:21Z">
               <w:r>
                 <w:rPr>
                   <w:rFonts w:ascii="Arial" w:cs="Arial" w:eastAsia="Arial" w:hAnsi="Arial"/>
@@ -12343,7 +12343,7 @@
               </w:rPr>
               <w:t xml:space="preserve">PART C — Kenya Connection Reading (</w:t>
             </w:r>
-            <w:del w:id="9136" w:author="Claude (AI) - proposed" w:date="2026-10-15T08:04:35Z">
+            <w:del w:id="9136" w:author="Claude (AI) - proposed" w:date="2026-10-18T00:32:21Z">
               <w:r>
                 <w:rPr>
                   <w:rFonts w:ascii="Arial" w:cs="Arial" w:eastAsia="Arial" w:hAnsi="Arial"/>
@@ -12358,7 +12358,7 @@
                 <w:delText xml:space="preserve">5</w:delText>
               </w:r>
             </w:del>
-            <w:ins w:id="9137" w:author="Claude (AI) - proposed" w:date="2026-10-15T08:04:35Z">
+            <w:ins w:id="9137" w:author="Claude (AI) - proposed" w:date="2026-10-18T00:32:21Z">
               <w:r>
                 <w:rPr>
                   <w:rFonts w:ascii="Arial" w:cs="Arial" w:eastAsia="Arial" w:hAnsi="Arial"/>
@@ -12439,7 +12439,7 @@
               </w:rPr>
               <w:t xml:space="preserve">2. Distribute the structured observation guide. Set </w:t>
             </w:r>
-            <w:del w:id="9138" w:author="Claude (AI) - proposed" w:date="2026-10-15T08:04:35Z">
+            <w:del w:id="9138" w:author="Claude (AI) - proposed" w:date="2026-10-18T00:32:21Z">
               <w:r>
                 <w:rPr>
                   <w:rFonts w:ascii="Arial" w:cs="Arial" w:eastAsia="Arial" w:hAnsi="Arial"/>
@@ -12454,7 +12454,7 @@
                 <w:delText xml:space="preserve">a 25</w:delText>
               </w:r>
             </w:del>
-            <w:ins w:id="9139" w:author="Claude (AI) - proposed" w:date="2026-10-15T08:04:35Z">
+            <w:ins w:id="9139" w:author="Claude (AI) - proposed" w:date="2026-10-18T00:32:21Z">
               <w:r>
                 <w:rPr>
                   <w:rFonts w:ascii="Arial" w:cs="Arial" w:eastAsia="Arial" w:hAnsi="Arial"/>
@@ -12744,7 +12744,7 @@
             <w:pPr>
               <w:spacing w:after="20" w:before="0"/>
             </w:pPr>
-            <w:hyperlink w:history="1" r:id="rIdywbmrfcemtm9iawo1bc8e">
+            <w:hyperlink w:history="1" r:id="rIdcysmd3siefrncafo4uyw5">
               <w:r>
                 <w:rPr>
                   <w:rFonts w:ascii="Arial" w:cs="Arial" w:eastAsia="Arial" w:hAnsi="Arial"/>
@@ -12793,7 +12793,7 @@
               <w:spacing w:after="10" w:before="0"/>
               <w:ind w:left="120"/>
             </w:pPr>
-            <w:hyperlink w:history="1" r:id="rIdmyenhrvei_3grn4sdkixh">
+            <w:hyperlink w:history="1" r:id="rIdwyvpnqldekkakueym3b3y">
               <w:r>
                 <w:rPr>
                   <w:rFonts w:ascii="Arial" w:cs="Arial" w:eastAsia="Arial" w:hAnsi="Arial"/>
@@ -12838,7 +12838,7 @@
             <w:pPr>
               <w:spacing w:after="20" w:before="0"/>
             </w:pPr>
-            <w:hyperlink w:history="1" r:id="rIdfmpe-6kdar02wxjeydrt8">
+            <w:hyperlink w:history="1" r:id="rIdug8ddumkjp8slhqfhqya_">
               <w:r>
                 <w:rPr>
                   <w:rFonts w:ascii="Arial" w:cs="Arial" w:eastAsia="Arial" w:hAnsi="Arial"/>
@@ -12871,7 +12871,7 @@
               <w:spacing w:after="10" w:before="0"/>
               <w:ind w:left="120"/>
             </w:pPr>
-            <w:hyperlink w:history="1" r:id="rIdyrqtdebojoecmr9q_gvza">
+            <w:hyperlink w:history="1" r:id="rId-oqfcfxhpqg3kpyvrexne">
               <w:r>
                 <w:rPr>
                   <w:rFonts w:ascii="Arial" w:cs="Arial" w:eastAsia="Arial" w:hAnsi="Arial"/>
@@ -12916,7 +12916,7 @@
               </w:rPr>
               <w:t xml:space="preserve">PART A — GM Tube Working Principle (class discussion, </w:t>
             </w:r>
-            <w:del w:id="9140" w:author="Claude (AI) - proposed" w:date="2026-10-15T08:04:35Z">
+            <w:del w:id="9140" w:author="Claude (AI) - proposed" w:date="2026-10-18T00:32:21Z">
               <w:r>
                 <w:rPr>
                   <w:rFonts w:ascii="Arial" w:cs="Arial" w:eastAsia="Arial" w:hAnsi="Arial"/>
@@ -12931,7 +12931,7 @@
                 <w:delText xml:space="preserve">10</w:delText>
               </w:r>
             </w:del>
-            <w:ins w:id="9141" w:author="Claude (AI) - proposed" w:date="2026-10-15T08:04:35Z">
+            <w:ins w:id="9141" w:author="Claude (AI) - proposed" w:date="2026-10-18T00:32:21Z">
               <w:r>
                 <w:rPr>
                   <w:rFonts w:ascii="Arial" w:cs="Arial" w:eastAsia="Arial" w:hAnsi="Arial"/>
@@ -12999,7 +12999,7 @@
               </w:rPr>
               <w:t xml:space="preserve">PART B — Background Radiation Explanation (</w:t>
             </w:r>
-            <w:del w:id="9142" w:author="Claude (AI) - proposed" w:date="2026-10-15T08:04:35Z">
+            <w:del w:id="9142" w:author="Claude (AI) - proposed" w:date="2026-10-18T00:32:21Z">
               <w:r>
                 <w:rPr>
                   <w:rFonts w:ascii="Arial" w:cs="Arial" w:eastAsia="Arial" w:hAnsi="Arial"/>
@@ -13014,7 +13014,7 @@
                 <w:delText xml:space="preserve">8</w:delText>
               </w:r>
             </w:del>
-            <w:ins w:id="9143" w:author="Claude (AI) - proposed" w:date="2026-10-15T08:04:35Z">
+            <w:ins w:id="9143" w:author="Claude (AI) - proposed" w:date="2026-10-18T00:32:21Z">
               <w:r>
                 <w:rPr>
                   <w:rFonts w:ascii="Arial" w:cs="Arial" w:eastAsia="Arial" w:hAnsi="Arial"/>
@@ -13082,7 +13082,7 @@
               </w:rPr>
               <w:t xml:space="preserve">PART C — Kenya Application Synthesis (</w:t>
             </w:r>
-            <w:del w:id="9144" w:author="Claude (AI) - proposed" w:date="2026-10-15T08:04:35Z">
+            <w:del w:id="9144" w:author="Claude (AI) - proposed" w:date="2026-10-18T00:32:21Z">
               <w:r>
                 <w:rPr>
                   <w:rFonts w:ascii="Arial" w:cs="Arial" w:eastAsia="Arial" w:hAnsi="Arial"/>
@@ -13097,7 +13097,7 @@
                 <w:delText xml:space="preserve">7</w:delText>
               </w:r>
             </w:del>
-            <w:ins w:id="9145" w:author="Claude (AI) - proposed" w:date="2026-10-15T08:04:35Z">
+            <w:ins w:id="9145" w:author="Claude (AI) - proposed" w:date="2026-10-18T00:32:21Z">
               <w:r>
                 <w:rPr>
                   <w:rFonts w:ascii="Arial" w:cs="Arial" w:eastAsia="Arial" w:hAnsi="Arial"/>
@@ -13380,7 +13380,7 @@
             <w:pPr>
               <w:spacing w:after="20" w:before="0"/>
             </w:pPr>
-            <w:hyperlink w:history="1" r:id="rIdp2_9mq7nyrwcivwhnlyjo">
+            <w:hyperlink w:history="1" r:id="rIdf5jcwnxpo0gurhqpte43i">
               <w:r>
                 <w:rPr>
                   <w:rFonts w:ascii="Arial" w:cs="Arial" w:eastAsia="Arial" w:hAnsi="Arial"/>
@@ -13429,7 +13429,7 @@
               <w:spacing w:after="10" w:before="0"/>
               <w:ind w:left="120"/>
             </w:pPr>
-            <w:hyperlink w:history="1" r:id="rIdsbyvcp3vaw6q6t1abd1fe">
+            <w:hyperlink w:history="1" r:id="rId0h61wnnl2z-plnemt98lt">
               <w:r>
                 <w:rPr>
                   <w:rFonts w:ascii="Arial" w:cs="Arial" w:eastAsia="Arial" w:hAnsi="Arial"/>
@@ -13474,7 +13474,7 @@
             <w:pPr>
               <w:spacing w:after="20" w:before="0"/>
             </w:pPr>
-            <w:hyperlink w:history="1" r:id="rIdeiu7mhue1-stlr6r2fk-e">
+            <w:hyperlink w:history="1" r:id="rIdz2narbiuozwe-5vzsc4rz">
               <w:r>
                 <w:rPr>
                   <w:rFonts w:ascii="Arial" w:cs="Arial" w:eastAsia="Arial" w:hAnsi="Arial"/>
@@ -13507,7 +13507,7 @@
               <w:spacing w:after="10" w:before="0"/>
               <w:ind w:left="120"/>
             </w:pPr>
-            <w:hyperlink w:history="1" r:id="rIdoqcpngzwireuxw8e9fz8y">
+            <w:hyperlink w:history="1" r:id="rIdpobagqisbolncfuk40-pm">
               <w:r>
                 <w:rPr>
                   <w:rFonts w:ascii="Arial" w:cs="Arial" w:eastAsia="Arial" w:hAnsi="Arial"/>
@@ -13705,7 +13705,7 @@
               </w:rPr>
               <w:t xml:space="preserve">3. During the 6-minute group work, circulate and listen for productive ORANGE questions. Privately encourage specific learners: 'That question about sukuma wiki and potassium-40 is excellent — put it on the board. That is exactly </w:t>
             </w:r>
-            <w:del w:id="9146" w:author="Claude (AI) - proposed" w:date="2026-10-15T08:04:35Z">
+            <w:del w:id="9146" w:author="Claude (AI) - proposed" w:date="2026-10-18T00:32:21Z">
               <w:r>
                 <w:rPr>
                   <w:rFonts w:ascii="Arial" w:cs="Arial" w:eastAsia="Arial" w:hAnsi="Arial"/>
@@ -13720,7 +13720,7 @@
                 <w:delText xml:space="preserve">what scientists at KALRO Kisumu are studying</w:delText>
               </w:r>
             </w:del>
-            <w:ins w:id="9147" w:author="Claude (AI) - proposed" w:date="2026-10-15T08:04:35Z">
+            <w:ins w:id="9147" w:author="Claude (AI) - proposed" w:date="2026-10-18T00:32:21Z">
               <w:r>
                 <w:rPr>
                   <w:rFonts w:ascii="Arial" w:cs="Arial" w:eastAsia="Arial" w:hAnsi="Arial"/>
@@ -13930,7 +13930,7 @@
             <w:pPr>
               <w:spacing w:after="20" w:before="0"/>
             </w:pPr>
-            <w:hyperlink w:history="1" r:id="rId9m6npe32nm_5v1btigk3p">
+            <w:hyperlink w:history="1" r:id="rIdvh6ig3ucfes8aeyes0nsv">
               <w:r>
                 <w:rPr>
                   <w:rFonts w:ascii="Arial" w:cs="Arial" w:eastAsia="Arial" w:hAnsi="Arial"/>
@@ -13979,7 +13979,7 @@
               <w:spacing w:after="10" w:before="0"/>
               <w:ind w:left="120"/>
             </w:pPr>
-            <w:hyperlink w:history="1" r:id="rId6f6izckro1xaoiwwdm-hy">
+            <w:hyperlink w:history="1" r:id="rIdj5fy0eljxnnpspnmha1lh">
               <w:r>
                 <w:rPr>
                   <w:rFonts w:ascii="Arial" w:cs="Arial" w:eastAsia="Arial" w:hAnsi="Arial"/>
@@ -14024,7 +14024,7 @@
             <w:pPr>
               <w:spacing w:after="20" w:before="0"/>
             </w:pPr>
-            <w:hyperlink w:history="1" r:id="rIdngzz9cte_f_njgilk93xg">
+            <w:hyperlink w:history="1" r:id="rIdzp7_aspfbadcr8fi53yeg">
               <w:r>
                 <w:rPr>
                   <w:rFonts w:ascii="Arial" w:cs="Arial" w:eastAsia="Arial" w:hAnsi="Arial"/>
@@ -14057,7 +14057,7 @@
               <w:spacing w:after="10" w:before="0"/>
               <w:ind w:left="120"/>
             </w:pPr>
-            <w:hyperlink w:history="1" r:id="rIdyhw_us1sbz5oa83u143km">
+            <w:hyperlink w:history="1" r:id="rIdbu7-lrldjgze6qfqln1q3">
               <w:r>
                 <w:rPr>
                   <w:rFonts w:ascii="Arial" w:cs="Arial" w:eastAsia="Arial" w:hAnsi="Arial"/>
@@ -14262,7 +14262,7 @@
               </w:rPr>
               <w:t xml:space="preserve">(4) They write a two-sentence 'Model Limitation' note: 'My model does not yet show how </w:t>
             </w:r>
-            <w:del w:id="9148" w:author="Claude (AI) - proposed" w:date="2026-10-15T08:04:35Z">
+            <w:del w:id="9148" w:author="Claude (AI) - proposed" w:date="2026-10-18T00:32:21Z">
               <w:r>
                 <w:rPr>
                   <w:rFonts w:ascii="Arial" w:cs="Arial" w:eastAsia="Arial" w:hAnsi="Arial"/>
@@ -14290,7 +14290,7 @@
               </w:rPr>
               <w:t xml:space="preserve">long the rock will keep emitting</w:t>
             </w:r>
-            <w:del w:id="9149" w:author="Claude (AI) - proposed" w:date="2026-10-15T08:04:35Z">
+            <w:del w:id="9149" w:author="Claude (AI) - proposed" w:date="2026-10-18T00:32:21Z">
               <w:r>
                 <w:rPr>
                   <w:rFonts w:ascii="Arial" w:cs="Arial" w:eastAsia="Arial" w:hAnsi="Arial"/>
@@ -14305,7 +14305,7 @@
                 <w:delText xml:space="preserve">. We will add this in Lessons 4 and 5</w:delText>
               </w:r>
             </w:del>
-            <w:ins w:id="9150" w:author="Claude (AI) - proposed" w:date="2026-10-15T08:04:35Z">
+            <w:ins w:id="9150" w:author="Claude (AI) - proposed" w:date="2026-10-18T00:32:21Z">
               <w:r>
                 <w:rPr>
                   <w:rFonts w:ascii="Arial" w:cs="Arial" w:eastAsia="Arial" w:hAnsi="Arial"/>
@@ -14827,7 +14827,7 @@
               </w:rPr>
               <w:t xml:space="preserve">4. CER ASSESSMENT: When spot-checking notebooks during Phase 3, how many learners used the word 'ionise' or 'ionisation' correctly in their Reasoning component? If fewer than 60% did, plan a 5-minute ionisation review at the start of Lesson 4 using the analogy of a matatu knocking passengers off a footpath — the alpha particle (heavy, fast matatu) clears more passengers (electrons) from their atoms than a bicycle (beta particle).</w:t>
             </w:r>
-            <w:ins w:id="9151" w:author="Claude (AI) - proposed" w:date="2026-10-15T08:04:35Z">
+            <w:ins w:id="9151" w:author="Claude (AI) - proposed" w:date="2026-10-18T00:32:21Z">
               <w:r>
                 <w:rPr>
                   <w:rFonts w:ascii="Arial" w:cs="Arial" w:eastAsia="Arial" w:hAnsi="Arial"/>
@@ -15168,7 +15168,7 @@
         </w:rPr>
         <w:t xml:space="preserve">© 2026 SeaVuria and ARES. Aligned with KICD objectives. Developed by SeaVuria; technical implementation by ARES (with AI assistance from Claude). Licensed under </w:t>
       </w:r>
-      <w:hyperlink w:history="1" r:id="rId1zbnxjunhyajlj9bsgs_v">
+      <w:hyperlink w:history="1" r:id="rId9yfezv6irm9rg4cprxqtx">
         <w:r>
           <w:rPr>
             <w:rFonts w:ascii="Arial" w:cs="Arial" w:eastAsia="Arial" w:hAnsi="Arial"/>
@@ -15189,7 +15189,7 @@
         </w:rPr>
         <w:t xml:space="preserve"> (</w:t>
       </w:r>
-      <w:hyperlink w:history="1" r:id="rIdag0jwo1xzfsj48vqyorov">
+      <w:hyperlink w:history="1" r:id="rIdc9zfoliqbwnmu_76nn35o">
         <w:r>
           <w:rPr>
             <w:rFonts w:ascii="Arial" w:cs="Arial" w:eastAsia="Arial" w:hAnsi="Arial"/>
@@ -15266,7 +15266,7 @@
               </w:rPr>
               <w:t xml:space="preserve">LESSON 4 (</w:t>
             </w:r>
-            <w:del w:id="9152" w:author="Claude (AI) - proposed" w:date="2026-10-15T08:04:35Z">
+            <w:del w:id="9152" w:author="Claude (AI) - proposed" w:date="2026-10-18T00:32:21Z">
               <w:r>
                 <w:rPr>
                   <w:rFonts w:ascii="Arial" w:cs="Arial" w:eastAsia="Arial" w:hAnsi="Arial"/>
@@ -15281,7 +15281,7 @@
                 <w:delText xml:space="preserve">40</w:delText>
               </w:r>
             </w:del>
-            <w:ins w:id="9153" w:author="Claude (AI) - proposed" w:date="2026-10-15T08:04:35Z">
+            <w:ins w:id="9153" w:author="Claude (AI) - proposed" w:date="2026-10-18T00:32:21Z">
               <w:r>
                 <w:rPr>
                   <w:rFonts w:ascii="Arial" w:cs="Arial" w:eastAsia="Arial" w:hAnsi="Arial"/>
@@ -15549,7 +15549,7 @@
               </w:rPr>
               <w:t xml:space="preserve">(1) Half-life is the time taken for half the radioactive nuclei in a sample to decay; (2) radioactive decay is random and spontaneous but follows a predictable statistical pattern described by a decay curve; (3) the equation N = N0 x (one-half)^n relates remaining nuclei N to initial nuclei N0 after n half-lives; (4) different isotopes have vastly different half-lives ranging from microseconds to billions of years; (5) Carbon-14 half-life of 5730 years is used to date organic remains at sites such as </w:t>
             </w:r>
-            <w:del w:id="9154" w:author="Claude (AI) - proposed" w:date="2026-10-15T08:04:35Z">
+            <w:del w:id="9154" w:author="Claude (AI) - proposed" w:date="2026-10-18T00:32:21Z">
               <w:r>
                 <w:rPr>
                   <w:rFonts w:ascii="Arial" w:cs="Arial" w:eastAsia="Arial" w:hAnsi="Arial"/>
@@ -15564,7 +15564,7 @@
                 <w:delText xml:space="preserve">Olorgesailie</w:delText>
               </w:r>
             </w:del>
-            <w:ins w:id="9155" w:author="Claude (AI) - proposed" w:date="2026-10-15T08:04:35Z">
+            <w:ins w:id="9155" w:author="Claude (AI) - proposed" w:date="2026-10-18T00:32:21Z">
               <w:r>
                 <w:rPr>
                   <w:rFonts w:ascii="Arial" w:cs="Arial" w:eastAsia="Arial" w:hAnsi="Arial"/>
@@ -16027,7 +16027,7 @@
               </w:rPr>
               <w:t xml:space="preserve">Learners simulate radioactive decay by rolling 100 six-sided dice per group, removing every die that lands on 6 (representing a decayed nucleus) after each roll, recording surviving counts, plotting a decay curve, and extracting the half-life graphically. They then apply the equation N = N0 x (one-half)^n to solve two Kenya-contextualised problems: estimating the age of organic material at </w:t>
             </w:r>
-            <w:del w:id="9156" w:author="Claude (AI) - proposed" w:date="2026-10-15T08:04:35Z">
+            <w:del w:id="9156" w:author="Claude (AI) - proposed" w:date="2026-10-18T00:32:21Z">
               <w:r>
                 <w:rPr>
                   <w:rFonts w:ascii="Arial" w:cs="Arial" w:eastAsia="Arial" w:hAnsi="Arial"/>
@@ -16042,7 +16042,7 @@
                 <w:delText xml:space="preserve">Olorgesailie</w:delText>
               </w:r>
             </w:del>
-            <w:ins w:id="9157" w:author="Claude (AI) - proposed" w:date="2026-10-15T08:04:35Z">
+            <w:ins w:id="9157" w:author="Claude (AI) - proposed" w:date="2026-10-18T00:32:21Z">
               <w:r>
                 <w:rPr>
                   <w:rFonts w:ascii="Arial" w:cs="Arial" w:eastAsia="Arial" w:hAnsi="Arial"/>
@@ -16358,7 +16358,7 @@
             <w:pPr>
               <w:spacing w:after="20" w:before="0"/>
             </w:pPr>
-            <w:hyperlink w:history="1" r:id="rIdgkrsjysqvfkzf3tzwdxak">
+            <w:hyperlink w:history="1" r:id="rIdizz6a6swaannu6kwncghv">
               <w:r>
                 <w:rPr>
                   <w:rFonts w:ascii="Arial" w:cs="Arial" w:eastAsia="Arial" w:hAnsi="Arial"/>
@@ -16391,7 +16391,7 @@
               <w:spacing w:after="10" w:before="0"/>
               <w:ind w:left="120"/>
             </w:pPr>
-            <w:hyperlink w:history="1" r:id="rIdleakwe0u6hbmljq46path">
+            <w:hyperlink w:history="1" r:id="rId6jmvyejmpetg2p264zk54">
               <w:r>
                 <w:rPr>
                   <w:rFonts w:ascii="Arial" w:cs="Arial" w:eastAsia="Arial" w:hAnsi="Arial"/>
@@ -16436,7 +16436,7 @@
             <w:pPr>
               <w:spacing w:after="20" w:before="0"/>
             </w:pPr>
-            <w:hyperlink w:history="1" r:id="rId7hmszjszrtdku-ftuqpyv">
+            <w:hyperlink w:history="1" r:id="rIdlviyd8zdueggzvtxy8vrh">
               <w:r>
                 <w:rPr>
                   <w:rFonts w:ascii="Arial" w:cs="Arial" w:eastAsia="Arial" w:hAnsi="Arial"/>
@@ -16469,7 +16469,7 @@
               <w:spacing w:after="10" w:before="0"/>
               <w:ind w:left="120"/>
             </w:pPr>
-            <w:hyperlink w:history="1" r:id="rIdjyq-b7ykawf2ooikehgxo">
+            <w:hyperlink w:history="1" r:id="rIdc-0ocgdkbkmc1ejdsakhe">
               <w:r>
                 <w:rPr>
                   <w:rFonts w:ascii="Arial" w:cs="Arial" w:eastAsia="Arial" w:hAnsi="Arial"/>
@@ -16669,7 +16669,7 @@
             <w:pPr>
               <w:spacing w:after="20" w:before="0"/>
             </w:pPr>
-            <w:hyperlink w:history="1" r:id="rIdgujrv68ejuosnu7ckqtgr">
+            <w:hyperlink w:history="1" r:id="rIdbr85ecpdzv_h6zejcnqvg">
               <w:r>
                 <w:rPr>
                   <w:rFonts w:ascii="Arial" w:cs="Arial" w:eastAsia="Arial" w:hAnsi="Arial"/>
@@ -16702,7 +16702,7 @@
               <w:spacing w:after="10" w:before="0"/>
               <w:ind w:left="120"/>
             </w:pPr>
-            <w:hyperlink w:history="1" r:id="rIdebc0ysriauxpe1jvufmae">
+            <w:hyperlink w:history="1" r:id="rId_mylbgvxrsb5-kgptbodq">
               <w:r>
                 <w:rPr>
                   <w:rFonts w:ascii="Arial" w:cs="Arial" w:eastAsia="Arial" w:hAnsi="Arial"/>
@@ -16747,7 +16747,7 @@
             <w:pPr>
               <w:spacing w:after="20" w:before="0"/>
             </w:pPr>
-            <w:hyperlink w:history="1" r:id="rIdvdp-gwzynd-ju3s-w9zwi">
+            <w:hyperlink w:history="1" r:id="rIdvpgsq4oew42wsckaca67q">
               <w:r>
                 <w:rPr>
                   <w:rFonts w:ascii="Arial" w:cs="Arial" w:eastAsia="Arial" w:hAnsi="Arial"/>
@@ -16780,7 +16780,7 @@
               <w:spacing w:after="10" w:before="0"/>
               <w:ind w:left="120"/>
             </w:pPr>
-            <w:hyperlink w:history="1" r:id="rIdgkrblkghxsevdpma6vr2l">
+            <w:hyperlink w:history="1" r:id="rIdebbe-j6kpoc3hnq2xvfna">
               <w:r>
                 <w:rPr>
                   <w:rFonts w:ascii="Arial" w:cs="Arial" w:eastAsia="Arial" w:hAnsi="Arial"/>
@@ -16980,7 +16980,7 @@
             <w:pPr>
               <w:spacing w:after="20" w:before="0"/>
             </w:pPr>
-            <w:hyperlink w:history="1" r:id="rIdjscf1upix96f8wbekiyy8">
+            <w:hyperlink w:history="1" r:id="rIdxtmscoaff4im27wliruz3">
               <w:r>
                 <w:rPr>
                   <w:rFonts w:ascii="Arial" w:cs="Arial" w:eastAsia="Arial" w:hAnsi="Arial"/>
@@ -17013,7 +17013,7 @@
               <w:spacing w:after="10" w:before="0"/>
               <w:ind w:left="120"/>
             </w:pPr>
-            <w:hyperlink w:history="1" r:id="rIdtatxmc6mkmm4wgjnzv6pt">
+            <w:hyperlink w:history="1" r:id="rIdtuqqb79lzcay8gucfibte">
               <w:r>
                 <w:rPr>
                   <w:rFonts w:ascii="Arial" w:cs="Arial" w:eastAsia="Arial" w:hAnsi="Arial"/>
@@ -17058,7 +17058,7 @@
             <w:pPr>
               <w:spacing w:after="20" w:before="0"/>
             </w:pPr>
-            <w:hyperlink w:history="1" r:id="rIdumoua9xhz2xoss7exiqwx">
+            <w:hyperlink w:history="1" r:id="rIdmfoxnxxcvyr_yknynoc6x">
               <w:r>
                 <w:rPr>
                   <w:rFonts w:ascii="Arial" w:cs="Arial" w:eastAsia="Arial" w:hAnsi="Arial"/>
@@ -17091,7 +17091,7 @@
               <w:spacing w:after="10" w:before="0"/>
               <w:ind w:left="120"/>
             </w:pPr>
-            <w:hyperlink w:history="1" r:id="rIdb90-ws3hbjqbqdoci76de">
+            <w:hyperlink w:history="1" r:id="rIdnxlzy70_n_2ey-gno5mfy">
               <w:r>
                 <w:rPr>
                   <w:rFonts w:ascii="Arial" w:cs="Arial" w:eastAsia="Arial" w:hAnsi="Arial"/>
@@ -17136,7 +17136,7 @@
               </w:rPr>
               <w:t xml:space="preserve">The teacher introduces the formal equation N = N0 x (one-half)^n on the board, defining each symbol explicitly: N is the number of undecayed nuclei remaining, N0 is the initial number of undecayed nuclei, and n is the number of half-lives elapsed. Learners first verify the equation with their own dice data: using their recorded N0 = 100 and their experimentally extracted half-life, they calculate predicted N after 2 and 4 half-life periods and compare with their actual graph. The class then works through two Kenya-contextualised problems collaboratively. PROBLEM 1 (Carbon dating at </w:t>
             </w:r>
-            <w:del w:id="9158" w:author="Claude (AI) - proposed" w:date="2026-10-15T08:04:35Z">
+            <w:del w:id="9158" w:author="Claude (AI) - proposed" w:date="2026-10-18T00:32:21Z">
               <w:r>
                 <w:rPr>
                   <w:rFonts w:ascii="Arial" w:cs="Arial" w:eastAsia="Arial" w:hAnsi="Arial"/>
@@ -17151,7 +17151,7 @@
                 <w:delText xml:space="preserve">Olorgesailie</w:delText>
               </w:r>
             </w:del>
-            <w:ins w:id="9159" w:author="Claude (AI) - proposed" w:date="2026-10-15T08:04:35Z">
+            <w:ins w:id="9159" w:author="Claude (AI) - proposed" w:date="2026-10-18T00:32:21Z">
               <w:r>
                 <w:rPr>
                   <w:rFonts w:ascii="Arial" w:cs="Arial" w:eastAsia="Arial" w:hAnsi="Arial"/>
@@ -17179,7 +17179,7 @@
               </w:rPr>
               <w:t xml:space="preserve">): Archaeologists at </w:t>
             </w:r>
-            <w:del w:id="9160" w:author="Claude (AI) - proposed" w:date="2026-10-15T08:04:35Z">
+            <w:del w:id="9160" w:author="Claude (AI) - proposed" w:date="2026-10-18T00:32:21Z">
               <w:r>
                 <w:rPr>
                   <w:rFonts w:ascii="Arial" w:cs="Arial" w:eastAsia="Arial" w:hAnsi="Arial"/>
@@ -17194,7 +17194,7 @@
                 <w:delText xml:space="preserve">Olorgesailie prehistoric site in the Rift Valley</w:delText>
               </w:r>
             </w:del>
-            <w:ins w:id="9161" w:author="Claude (AI) - proposed" w:date="2026-10-15T08:04:35Z">
+            <w:ins w:id="9161" w:author="Claude (AI) - proposed" w:date="2026-10-18T00:32:21Z">
               <w:r>
                 <w:rPr>
                   <w:rFonts w:ascii="Arial" w:cs="Arial" w:eastAsia="Arial" w:hAnsi="Arial"/>
@@ -17222,7 +17222,7 @@
               </w:rPr>
               <w:t xml:space="preserve"> find a charcoal fragment. They measure that the sample contains only one-eighth of the Carbon-14 activity of a living tree today. Carbon-14 has a half-life of 5730 years. How many half-lives have elapsed, and how old is the charcoal? Learners reason that one-eighth equals (one-half)^3, so n = 3, giving an age of 3 x 5730 = 17 190 years.</w:t>
             </w:r>
-            <w:ins w:id="9162" w:author="Claude (AI) - proposed" w:date="2026-10-15T08:04:35Z">
+            <w:ins w:id="9162" w:author="Claude (AI) - proposed" w:date="2026-10-18T00:32:21Z">
               <w:r>
                 <w:rPr>
                   <w:rFonts w:ascii="Arial" w:cs="Arial" w:eastAsia="Arial" w:hAnsi="Arial"/>
@@ -17316,7 +17316,7 @@
               </w:rPr>
               <w:t xml:space="preserve">Equation-first-then-application with verification against own data creates cognitive coherence. Kenya-specific problems (</w:t>
             </w:r>
-            <w:del w:id="9163" w:author="Claude (AI) - proposed" w:date="2026-10-15T08:04:35Z">
+            <w:del w:id="9163" w:author="Claude (AI) - proposed" w:date="2026-10-18T00:32:21Z">
               <w:r>
                 <w:rPr>
                   <w:rFonts w:ascii="Arial" w:cs="Arial" w:eastAsia="Arial" w:hAnsi="Arial"/>
@@ -17331,7 +17331,7 @@
                 <w:delText xml:space="preserve">Olorgesailie</w:delText>
               </w:r>
             </w:del>
-            <w:ins w:id="9164" w:author="Claude (AI) - proposed" w:date="2026-10-15T08:04:35Z">
+            <w:ins w:id="9164" w:author="Claude (AI) - proposed" w:date="2026-10-18T00:32:21Z">
               <w:r>
                 <w:rPr>
                   <w:rFonts w:ascii="Arial" w:cs="Arial" w:eastAsia="Arial" w:hAnsi="Arial"/>
@@ -17392,7 +17392,7 @@
               </w:rPr>
               <w:t xml:space="preserve">Collect three or four journal paragraphs as exit-check proxies — look for whether learners correctly interpret 4.5 billion year half-life as meaning that </w:t>
             </w:r>
-            <w:del w:id="9165" w:author="Claude (AI) - proposed" w:date="2026-10-15T08:04:35Z">
+            <w:del w:id="9165" w:author="Claude (AI) - proposed" w:date="2026-10-18T00:32:21Z">
               <w:r>
                 <w:rPr>
                   <w:rFonts w:ascii="Arial" w:cs="Arial" w:eastAsia="Arial" w:hAnsi="Arial"/>
@@ -17407,7 +17407,7 @@
                 <w:delText xml:space="preserve">only a tiny fraction of</w:delText>
               </w:r>
             </w:del>
-            <w:ins w:id="9166" w:author="Claude (AI) - proposed" w:date="2026-10-15T08:04:35Z">
+            <w:ins w:id="9166" w:author="Claude (AI) - proposed" w:date="2026-10-18T00:32:21Z">
               <w:r>
                 <w:rPr>
                   <w:rFonts w:ascii="Arial" w:cs="Arial" w:eastAsia="Arial" w:hAnsi="Arial"/>
@@ -17435,7 +17435,7 @@
               </w:rPr>
               <w:t xml:space="preserve"> uranium-238 </w:t>
             </w:r>
-            <w:del w:id="9167" w:author="Claude (AI) - proposed" w:date="2026-10-15T08:04:35Z">
+            <w:del w:id="9167" w:author="Claude (AI) - proposed" w:date="2026-10-18T00:32:21Z">
               <w:r>
                 <w:rPr>
                   <w:rFonts w:ascii="Arial" w:cs="Arial" w:eastAsia="Arial" w:hAnsi="Arial"/>
@@ -17450,7 +17450,7 @@
                 <w:delText xml:space="preserve">nuclei have decayed since Earth formed, keeping the rock</w:delText>
               </w:r>
             </w:del>
-            <w:ins w:id="9168" w:author="Claude (AI) - proposed" w:date="2026-10-15T08:04:35Z">
+            <w:ins w:id="9168" w:author="Claude (AI) - proposed" w:date="2026-10-18T00:32:21Z">
               <w:r>
                 <w:rPr>
                   <w:rFonts w:ascii="Arial" w:cs="Arial" w:eastAsia="Arial" w:hAnsi="Arial"/>
@@ -17478,7 +17478,7 @@
               </w:rPr>
               <w:t xml:space="preserve"> active. Common error to probe: learners who write 'the uranium never decays' rather than 'the uranium decays very slowly so enormous numbers of nuclei remain undecayed'. During Problem 2, watch for the error of dividing N0 by 4 (number of half-lives) rather than applying (one-half)^4 — address this by asking: 'After one half-life, how many remain? After the second half-life, do you halve the original or the new number?'</w:t>
             </w:r>
-            <w:ins w:id="9169" w:author="Claude (AI) - proposed" w:date="2026-10-15T08:04:35Z">
+            <w:ins w:id="9169" w:author="Claude (AI) - proposed" w:date="2026-10-18T00:32:21Z">
               <w:r>
                 <w:rPr>
                   <w:rFonts w:ascii="Arial" w:cs="Arial" w:eastAsia="Arial" w:hAnsi="Arial"/>
@@ -17549,7 +17549,7 @@
             <w:pPr>
               <w:spacing w:after="20" w:before="0"/>
             </w:pPr>
-            <w:hyperlink w:history="1" r:id="rIdm3qd7xtbd1mcweghxg_e4">
+            <w:hyperlink w:history="1" r:id="rIdm3zdk7jfn-n61tbmsajct">
               <w:r>
                 <w:rPr>
                   <w:rFonts w:ascii="Arial" w:cs="Arial" w:eastAsia="Arial" w:hAnsi="Arial"/>
@@ -17582,7 +17582,7 @@
               <w:spacing w:after="10" w:before="0"/>
               <w:ind w:left="120"/>
             </w:pPr>
-            <w:hyperlink w:history="1" r:id="rIdwdkfexvqgwa16ciqv0cpz">
+            <w:hyperlink w:history="1" r:id="rId18l3v5b80tu289ydw42kf">
               <w:r>
                 <w:rPr>
                   <w:rFonts w:ascii="Arial" w:cs="Arial" w:eastAsia="Arial" w:hAnsi="Arial"/>
@@ -17627,7 +17627,7 @@
             <w:pPr>
               <w:spacing w:after="20" w:before="0"/>
             </w:pPr>
-            <w:hyperlink w:history="1" r:id="rIdthmbhk5v5zef_yu8ztqxa">
+            <w:hyperlink w:history="1" r:id="rIde5sydc0zl79ouaklw5zwv">
               <w:r>
                 <w:rPr>
                   <w:rFonts w:ascii="Arial" w:cs="Arial" w:eastAsia="Arial" w:hAnsi="Arial"/>
@@ -17660,7 +17660,7 @@
               <w:spacing w:after="10" w:before="0"/>
               <w:ind w:left="120"/>
             </w:pPr>
-            <w:hyperlink w:history="1" r:id="rIdn7slpmacj9uy-nj3cvgiz">
+            <w:hyperlink w:history="1" r:id="rIdzooyynh5vdecedns_alto">
               <w:r>
                 <w:rPr>
                   <w:rFonts w:ascii="Arial" w:cs="Arial" w:eastAsia="Arial" w:hAnsi="Arial"/>
@@ -17738,7 +17738,7 @@
               </w:rPr>
               <w:t xml:space="preserve">Say: 'Look at the questions we posted in Lesson 1 when we first saw the film exposed by the rock. Read them again now. Which ones could the ROCK answer today — using what you know about half-life?' Point physically to the board. After 90 seconds of silent reading: 'Groups discuss for 2 minutes. I want two things: one question you can now answer, and one brand-new question today raised for you.' Circulate and listen — prompt groups who are silent: 'Think about the </w:t>
             </w:r>
-            <w:del w:id="9170" w:author="Claude (AI) - proposed" w:date="2026-10-15T08:04:35Z">
+            <w:del w:id="9170" w:author="Claude (AI) - proposed" w:date="2026-10-18T00:32:21Z">
               <w:r>
                 <w:rPr>
                   <w:rFonts w:ascii="Arial" w:cs="Arial" w:eastAsia="Arial" w:hAnsi="Arial"/>
@@ -17753,7 +17753,7 @@
                 <w:delText xml:space="preserve">Olorgesailie</w:delText>
               </w:r>
             </w:del>
-            <w:ins w:id="9171" w:author="Claude (AI) - proposed" w:date="2026-10-15T08:04:35Z">
+            <w:ins w:id="9171" w:author="Claude (AI) - proposed" w:date="2026-10-18T00:32:21Z">
               <w:r>
                 <w:rPr>
                   <w:rFonts w:ascii="Arial" w:cs="Arial" w:eastAsia="Arial" w:hAnsi="Arial"/>
@@ -17903,7 +17903,7 @@
             <w:pPr>
               <w:spacing w:after="20" w:before="0"/>
             </w:pPr>
-            <w:hyperlink w:history="1" r:id="rId7_ysxkrbng4wamhotchpi">
+            <w:hyperlink w:history="1" r:id="rIdjrr7hmkgwrxhrozpaxjsu">
               <w:r>
                 <w:rPr>
                   <w:rFonts w:ascii="Arial" w:cs="Arial" w:eastAsia="Arial" w:hAnsi="Arial"/>
@@ -17952,7 +17952,7 @@
               <w:spacing w:after="10" w:before="0"/>
               <w:ind w:left="120"/>
             </w:pPr>
-            <w:hyperlink w:history="1" r:id="rIdp0cdnkl5xvfrssrazomlx">
+            <w:hyperlink w:history="1" r:id="rIdda2x-ksnnqlqihajkew-9">
               <w:r>
                 <w:rPr>
                   <w:rFonts w:ascii="Arial" w:cs="Arial" w:eastAsia="Arial" w:hAnsi="Arial"/>
@@ -17997,7 +17997,7 @@
             <w:pPr>
               <w:spacing w:after="20" w:before="0"/>
             </w:pPr>
-            <w:hyperlink w:history="1" r:id="rIduuymqx6p4npvgonuttyps">
+            <w:hyperlink w:history="1" r:id="rId1pmckp-kzdxixtx7c1sto">
               <w:r>
                 <w:rPr>
                   <w:rFonts w:ascii="Arial" w:cs="Arial" w:eastAsia="Arial" w:hAnsi="Arial"/>
@@ -18030,7 +18030,7 @@
               <w:spacing w:after="10" w:before="0"/>
               <w:ind w:left="120"/>
             </w:pPr>
-            <w:hyperlink w:history="1" r:id="rId46qrlebzwyellvn9tj_br">
+            <w:hyperlink w:history="1" r:id="rId5imfg3pn76_qiwop2b-hf">
               <w:r>
                 <w:rPr>
                   <w:rFonts w:ascii="Arial" w:cs="Arial" w:eastAsia="Arial" w:hAnsi="Arial"/>
@@ -18075,7 +18075,7 @@
               </w:rPr>
               <w:t xml:space="preserve">Each group retrieves their cumulative nuclear stability model (the annotated N vs Z plot with decay arrows added in Lesson 2, and the detection-layer annotations added in Lesson 3). They now add a DECAY CURVE LAYER to their model. This consists of: (1) a small hand-drawn decay curve sketch pasted or drawn in the margin of the N vs Z diagram, labelled with axes N (number of undecayed nuclei) and time, with the half-life marked by a dashed horizontal and vertical line; (2) an annotation arrow from uranium-238 on their N vs Z plot pointing to the decay curve, with the label 'half-life = 4.5 billion years — this is why the pitchblende rock still emits radiation today'; (3) a second annotation connecting Carbon-14 on the plot to the </w:t>
             </w:r>
-            <w:del w:id="9172" w:author="Claude (AI) - proposed" w:date="2026-10-15T08:04:35Z">
+            <w:del w:id="9172" w:author="Claude (AI) - proposed" w:date="2026-10-18T00:32:21Z">
               <w:r>
                 <w:rPr>
                   <w:rFonts w:ascii="Arial" w:cs="Arial" w:eastAsia="Arial" w:hAnsi="Arial"/>
@@ -18090,7 +18090,7 @@
                 <w:delText xml:space="preserve">Olorgesailie</w:delText>
               </w:r>
             </w:del>
-            <w:ins w:id="9173" w:author="Claude (AI) - proposed" w:date="2026-10-15T08:04:35Z">
+            <w:ins w:id="9173" w:author="Claude (AI) - proposed" w:date="2026-10-18T00:32:21Z">
               <w:r>
                 <w:rPr>
                   <w:rFonts w:ascii="Arial" w:cs="Arial" w:eastAsia="Arial" w:hAnsi="Arial"/>
@@ -18118,7 +18118,7 @@
               </w:rPr>
               <w:t xml:space="preserve"> dating application with the label 'half-life = 5730 years — used to date organic remains in Kenya'; (4) a colour-coded key distinguishing short half-life isotopes (red — </w:t>
             </w:r>
-            <w:del w:id="9174" w:author="Claude (AI) - proposed" w:date="2026-10-15T08:04:35Z">
+            <w:del w:id="9174" w:author="Claude (AI) - proposed" w:date="2026-10-18T00:32:21Z">
               <w:r>
                 <w:rPr>
                   <w:rFonts w:ascii="Arial" w:cs="Arial" w:eastAsia="Arial" w:hAnsi="Arial"/>
@@ -18146,7 +18146,7 @@
               </w:rPr>
               <w:t xml:space="preserve">fast-decaying</w:t>
             </w:r>
-            <w:ins w:id="9175" w:author="Claude (AI) - proposed" w:date="2026-10-15T08:04:35Z">
+            <w:ins w:id="9175" w:author="Claude (AI) - proposed" w:date="2026-10-18T00:32:21Z">
               <w:r>
                 <w:rPr>
                   <w:rFonts w:ascii="Arial" w:cs="Arial" w:eastAsia="Arial" w:hAnsi="Arial"/>
@@ -18368,7 +18368,7 @@
               </w:rPr>
               <w:t xml:space="preserve">After the lesson, consider: (1) Did the dice simulation make the concept of random-but-statistically-predictable decay genuinely clear, or did learners treat it as merely a game? Evidence: listen to the language in Model Building peer presentations — are learners using probabilistic vocabulary? (2) Were the two Kenya problems (</w:t>
             </w:r>
-            <w:del w:id="9176" w:author="Claude (AI) - proposed" w:date="2026-10-15T08:04:35Z">
+            <w:del w:id="9176" w:author="Claude (AI) - proposed" w:date="2026-10-18T00:32:21Z">
               <w:r>
                 <w:rPr>
                   <w:rFonts w:ascii="Arial" w:cs="Arial" w:eastAsia="Arial" w:hAnsi="Arial"/>
@@ -18383,7 +18383,7 @@
                 <w:delText xml:space="preserve">Olorgesailie</w:delText>
               </w:r>
             </w:del>
-            <w:ins w:id="9177" w:author="Claude (AI) - proposed" w:date="2026-10-15T08:04:35Z">
+            <w:ins w:id="9177" w:author="Claude (AI) - proposed" w:date="2026-10-18T00:32:21Z">
               <w:r>
                 <w:rPr>
                   <w:rFonts w:ascii="Arial" w:cs="Arial" w:eastAsia="Arial" w:hAnsi="Arial"/>
@@ -18411,7 +18411,7 @@
               </w:rPr>
               <w:t xml:space="preserve"> and Iodine-131) sufficiently grounded in context for learners to see their relevance, or did they feel like abstract substitutions? If the latter, consider opening Lesson 5 with a brief follow-up about what </w:t>
             </w:r>
-            <w:del w:id="9178" w:author="Claude (AI) - proposed" w:date="2026-10-15T08:04:35Z">
+            <w:del w:id="9178" w:author="Claude (AI) - proposed" w:date="2026-10-18T00:32:21Z">
               <w:r>
                 <w:rPr>
                   <w:rFonts w:ascii="Arial" w:cs="Arial" w:eastAsia="Arial" w:hAnsi="Arial"/>
@@ -18426,7 +18426,7 @@
                 <w:delText xml:space="preserve">Olorgesailie reveals about early human occupation of the Rift Valley</w:delText>
               </w:r>
             </w:del>
-            <w:ins w:id="9179" w:author="Claude (AI) - proposed" w:date="2026-10-15T08:04:35Z">
+            <w:ins w:id="9179" w:author="Claude (AI) - proposed" w:date="2026-10-18T00:32:21Z">
               <w:r>
                 <w:rPr>
                   <w:rFonts w:ascii="Arial" w:cs="Arial" w:eastAsia="Arial" w:hAnsi="Arial"/>
@@ -18652,7 +18652,7 @@
               </w:rPr>
               <w:t xml:space="preserve">The half-life of a radioactive isotope is the time for half the undecayed nuclei in a sample to decay. Decay follows an exponential pattern described by N = N0 x (one-half)^n. Different isotopes have vastly different half-lives: Carbon-14 has a half-life of 5730 years (used to date the </w:t>
             </w:r>
-            <w:del w:id="9180" w:author="Claude (AI) - proposed" w:date="2026-10-15T08:04:35Z">
+            <w:del w:id="9180" w:author="Claude (AI) - proposed" w:date="2026-10-18T00:32:21Z">
               <w:r>
                 <w:rPr>
                   <w:rFonts w:ascii="Arial" w:cs="Arial" w:eastAsia="Arial" w:hAnsi="Arial"/>
@@ -18667,7 +18667,7 @@
                 <w:delText xml:space="preserve">Olorgesailie</w:delText>
               </w:r>
             </w:del>
-            <w:ins w:id="9181" w:author="Claude (AI) - proposed" w:date="2026-10-15T08:04:35Z">
+            <w:ins w:id="9181" w:author="Claude (AI) - proposed" w:date="2026-10-18T00:32:21Z">
               <w:r>
                 <w:rPr>
                   <w:rFonts w:ascii="Arial" w:cs="Arial" w:eastAsia="Arial" w:hAnsi="Arial"/>
@@ -18763,7 +18763,7 @@
               </w:rPr>
               <w:t xml:space="preserve">The pitchblende rock has been emitting radiation for billions of years without running out because uranium-238 has an enormously long half-life. </w:t>
             </w:r>
-            <w:del w:id="9182" w:author="Claude (AI) - proposed" w:date="2026-10-15T08:04:35Z">
+            <w:del w:id="9182" w:author="Claude (AI) - proposed" w:date="2026-10-18T00:32:21Z">
               <w:r>
                 <w:rPr>
                   <w:rFonts w:ascii="Arial" w:cs="Arial" w:eastAsia="Arial" w:hAnsi="Arial"/>
@@ -18778,7 +18778,7 @@
                 <w:delText xml:space="preserve">Only a tiny fraction</w:delText>
               </w:r>
             </w:del>
-            <w:ins w:id="9183" w:author="Claude (AI) - proposed" w:date="2026-10-15T08:04:35Z">
+            <w:ins w:id="9183" w:author="Claude (AI) - proposed" w:date="2026-10-18T00:32:21Z">
               <w:r>
                 <w:rPr>
                   <w:rFonts w:ascii="Arial" w:cs="Arial" w:eastAsia="Arial" w:hAnsi="Arial"/>
@@ -18806,7 +18806,7 @@
               </w:rPr>
               <w:t xml:space="preserve"> of its nuclei have decayed since Earth formed</w:t>
             </w:r>
-            <w:del w:id="9184" w:author="Claude (AI) - proposed" w:date="2026-10-15T08:04:35Z">
+            <w:del w:id="9184" w:author="Claude (AI) - proposed" w:date="2026-10-18T00:32:21Z">
               <w:r>
                 <w:rPr>
                   <w:rFonts w:ascii="Arial" w:cs="Arial" w:eastAsia="Arial" w:hAnsi="Arial"/>
@@ -18821,7 +18821,7 @@
                 <w:delText xml:space="preserve">, leaving</w:delText>
               </w:r>
             </w:del>
-            <w:ins w:id="9185" w:author="Claude (AI) - proposed" w:date="2026-10-15T08:04:35Z">
+            <w:ins w:id="9185" w:author="Claude (AI) - proposed" w:date="2026-10-18T00:32:21Z">
               <w:r>
                 <w:rPr>
                   <w:rFonts w:ascii="Arial" w:cs="Arial" w:eastAsia="Arial" w:hAnsi="Arial"/>
@@ -18849,7 +18849,7 @@
               </w:rPr>
               <w:t xml:space="preserve"> vast numbers of undecayed nuclei</w:t>
             </w:r>
-            <w:ins w:id="9186" w:author="Claude (AI) - proposed" w:date="2026-10-15T08:04:35Z">
+            <w:ins w:id="9186" w:author="Claude (AI) - proposed" w:date="2026-10-18T00:32:21Z">
               <w:r>
                 <w:rPr>
                   <w:rFonts w:ascii="Arial" w:cs="Arial" w:eastAsia="Arial" w:hAnsi="Arial"/>
@@ -18897,7 +18897,7 @@
         </w:rPr>
         <w:t xml:space="preserve">© 2026 SeaVuria and ARES. Aligned with KICD objectives. Developed by SeaVuria; technical implementation by ARES (with AI assistance from Claude). Licensed under </w:t>
       </w:r>
-      <w:hyperlink w:history="1" r:id="rIduy4cvymytkz7jmitlk7tp">
+      <w:hyperlink w:history="1" r:id="rIdallksfrgyrkezshpq56j7">
         <w:r>
           <w:rPr>
             <w:rFonts w:ascii="Arial" w:cs="Arial" w:eastAsia="Arial" w:hAnsi="Arial"/>
@@ -18918,7 +18918,7 @@
         </w:rPr>
         <w:t xml:space="preserve"> (</w:t>
       </w:r>
-      <w:hyperlink w:history="1" r:id="rIdtkwerbwqvr2-mr3lcx7yl">
+      <w:hyperlink w:history="1" r:id="rIdamwajiw3hf8vtreq0i8ym">
         <w:r>
           <w:rPr>
             <w:rFonts w:ascii="Arial" w:cs="Arial" w:eastAsia="Arial" w:hAnsi="Arial"/>
@@ -19507,7 +19507,7 @@
               </w:rPr>
               <w:t xml:space="preserve">In Lessons 1–4, learners established why some nuclei are unstable (neutron-to-proton ratio outside the belt of stability), identified the three types of radiation, explored detection methods, and examined penetration properties</w:t>
             </w:r>
-            <w:ins w:id="9187" w:author="Claude (AI) - proposed" w:date="2026-10-15T08:04:35Z">
+            <w:ins w:id="9187" w:author="Claude (AI) - proposed" w:date="2026-10-18T00:32:21Z">
               <w:r>
                 <w:rPr>
                   <w:rFonts w:ascii="Arial" w:cs="Arial" w:eastAsia="Arial" w:hAnsi="Arial"/>
@@ -19986,7 +19986,7 @@
             <w:pPr>
               <w:spacing w:after="20" w:before="0"/>
             </w:pPr>
-            <w:hyperlink w:history="1" r:id="rIdormcfuqd2f0sv9yedzr-p">
+            <w:hyperlink w:history="1" r:id="rIdeij6tnhjpoeavoccmolph">
               <w:r>
                 <w:rPr>
                   <w:rFonts w:ascii="Arial" w:cs="Arial" w:eastAsia="Arial" w:hAnsi="Arial"/>
@@ -20019,7 +20019,7 @@
               <w:spacing w:after="10" w:before="0"/>
               <w:ind w:left="120"/>
             </w:pPr>
-            <w:hyperlink w:history="1" r:id="rIdp17hqet1dora8trf2aolt">
+            <w:hyperlink w:history="1" r:id="rIdnn8w0qvaskwnkbo6o3npo">
               <w:r>
                 <w:rPr>
                   <w:rFonts w:ascii="Arial" w:cs="Arial" w:eastAsia="Arial" w:hAnsi="Arial"/>
@@ -20064,7 +20064,7 @@
             <w:pPr>
               <w:spacing w:after="20" w:before="0"/>
             </w:pPr>
-            <w:hyperlink w:history="1" r:id="rIdlzsnulziukxtx6zjldwww">
+            <w:hyperlink w:history="1" r:id="rId0joe9qrka6jb87gcr3f1o">
               <w:r>
                 <w:rPr>
                   <w:rFonts w:ascii="Arial" w:cs="Arial" w:eastAsia="Arial" w:hAnsi="Arial"/>
@@ -20097,7 +20097,7 @@
               <w:spacing w:after="10" w:before="0"/>
               <w:ind w:left="120"/>
             </w:pPr>
-            <w:hyperlink w:history="1" r:id="rIdq0akwrb8w1jingw5m93on">
+            <w:hyperlink w:history="1" r:id="rIdsoogtksngpgmytgtllgrn">
               <w:r>
                 <w:rPr>
                   <w:rFonts w:ascii="Arial" w:cs="Arial" w:eastAsia="Arial" w:hAnsi="Arial"/>
@@ -20175,7 +20175,7 @@
               </w:rPr>
               <w:t xml:space="preserve">Distribute prompt cards and worksheets. SAY: 'Before </w:t>
             </w:r>
-            <w:del w:id="9188" w:author="Claude (AI) - proposed" w:date="2026-10-15T08:04:35Z">
+            <w:del w:id="9188" w:author="Claude (AI) - proposed" w:date="2026-10-18T00:32:21Z">
               <w:r>
                 <w:rPr>
                   <w:rFonts w:ascii="Arial" w:cs="Arial" w:eastAsia="Arial" w:hAnsi="Arial"/>
@@ -20190,7 +20190,7 @@
                 <w:delText xml:space="preserve">I teach you anything about</w:delText>
               </w:r>
             </w:del>
-            <w:ins w:id="9189" w:author="Claude (AI) - proposed" w:date="2026-10-15T08:04:35Z">
+            <w:ins w:id="9189" w:author="Claude (AI) - proposed" w:date="2026-10-18T00:32:21Z">
               <w:r>
                 <w:rPr>
                   <w:rFonts w:ascii="Arial" w:cs="Arial" w:eastAsia="Arial" w:hAnsi="Arial"/>
@@ -20218,7 +20218,7 @@
               </w:rPr>
               <w:t xml:space="preserve"> nuclear equations, I want you to use what you already know from our previous four lessons — isotopes, decay types</w:t>
             </w:r>
-            <w:del w:id="9190" w:author="Claude (AI) - proposed" w:date="2026-10-15T08:04:35Z">
+            <w:del w:id="9190" w:author="Claude (AI) - proposed" w:date="2026-10-18T00:32:21Z">
               <w:r>
                 <w:rPr>
                   <w:rFonts w:ascii="Arial" w:cs="Arial" w:eastAsia="Arial" w:hAnsi="Arial"/>
@@ -20233,7 +20233,7 @@
                 <w:delText xml:space="preserve">, radiation properties</w:delText>
               </w:r>
             </w:del>
-            <w:ins w:id="9191" w:author="Claude (AI) - proposed" w:date="2026-10-15T08:04:35Z">
+            <w:ins w:id="9191" w:author="Claude (AI) - proposed" w:date="2026-10-18T00:32:21Z">
               <w:r>
                 <w:rPr>
                   <w:rFonts w:ascii="Arial" w:cs="Arial" w:eastAsia="Arial" w:hAnsi="Arial"/>
@@ -20383,7 +20383,7 @@
             <w:pPr>
               <w:spacing w:after="20" w:before="0"/>
             </w:pPr>
-            <w:hyperlink w:history="1" r:id="rIdiphgux28vrk2jez_tkcdz">
+            <w:hyperlink w:history="1" r:id="rIdigdvctdcimqxrboaq2lvd">
               <w:r>
                 <w:rPr>
                   <w:rFonts w:ascii="Arial" w:cs="Arial" w:eastAsia="Arial" w:hAnsi="Arial"/>
@@ -20416,7 +20416,7 @@
               <w:spacing w:after="10" w:before="0"/>
               <w:ind w:left="120"/>
             </w:pPr>
-            <w:hyperlink w:history="1" r:id="rId0p_forliminh6r14amj3b">
+            <w:hyperlink w:history="1" r:id="rId_gdgy8i9fybxxydxy8p5y">
               <w:r>
                 <w:rPr>
                   <w:rFonts w:ascii="Arial" w:cs="Arial" w:eastAsia="Arial" w:hAnsi="Arial"/>
@@ -20461,7 +20461,7 @@
             <w:pPr>
               <w:spacing w:after="20" w:before="0"/>
             </w:pPr>
-            <w:hyperlink w:history="1" r:id="rIdxd4x2aff3ofaj6_and1lj">
+            <w:hyperlink w:history="1" r:id="rIdcjr2zoqlbbihkne5zy3x_">
               <w:r>
                 <w:rPr>
                   <w:rFonts w:ascii="Arial" w:cs="Arial" w:eastAsia="Arial" w:hAnsi="Arial"/>
@@ -20494,7 +20494,7 @@
               <w:spacing w:after="10" w:before="0"/>
               <w:ind w:left="120"/>
             </w:pPr>
-            <w:hyperlink w:history="1" r:id="rId1laeoprzl7gq7bnokfu6p">
+            <w:hyperlink w:history="1" r:id="rId9o599skblbdlku1nwdxna">
               <w:r>
                 <w:rPr>
                   <w:rFonts w:ascii="Arial" w:cs="Arial" w:eastAsia="Arial" w:hAnsi="Arial"/>
@@ -20539,7 +20539,7 @@
               </w:rPr>
               <w:t xml:space="preserve">Evidence Activity 1 — Conservation Law Demonstration (</w:t>
             </w:r>
-            <w:del w:id="9192" w:author="Claude (AI) - proposed" w:date="2026-10-15T08:04:35Z">
+            <w:del w:id="9192" w:author="Claude (AI) - proposed" w:date="2026-10-18T00:32:21Z">
               <w:r>
                 <w:rPr>
                   <w:rFonts w:ascii="Arial" w:cs="Arial" w:eastAsia="Arial" w:hAnsi="Arial"/>
@@ -20554,7 +20554,7 @@
                 <w:delText xml:space="preserve">15</w:delText>
               </w:r>
             </w:del>
-            <w:ins w:id="9193" w:author="Claude (AI) - proposed" w:date="2026-10-15T08:04:35Z">
+            <w:ins w:id="9193" w:author="Claude (AI) - proposed" w:date="2026-10-18T00:32:21Z">
               <w:r>
                 <w:rPr>
                   <w:rFonts w:ascii="Arial" w:cs="Arial" w:eastAsia="Arial" w:hAnsi="Arial"/>
@@ -20582,7 +20582,7 @@
               </w:rPr>
               <w:t xml:space="preserve"> min): The teacher writes a fully worked α-decay equation on the board step by step, narrating each move aloud. Learners copy into notebooks and annotate each number with its meaning (top number = nucleon/mass number A; bottom number = proton/atomic number Z). They check: does A balance? Does Z balance? They confirm using a periodic table strip (provided) that Z=90 is Thorium. Evidence Activity 2 — Guided Trio Practice (</w:t>
             </w:r>
-            <w:del w:id="9194" w:author="Claude (AI) - proposed" w:date="2026-10-15T08:04:35Z">
+            <w:del w:id="9194" w:author="Claude (AI) - proposed" w:date="2026-10-18T00:32:21Z">
               <w:r>
                 <w:rPr>
                   <w:rFonts w:ascii="Arial" w:cs="Arial" w:eastAsia="Arial" w:hAnsi="Arial"/>
@@ -20597,7 +20597,7 @@
                 <w:delText xml:space="preserve">15</w:delText>
               </w:r>
             </w:del>
-            <w:ins w:id="9195" w:author="Claude (AI) - proposed" w:date="2026-10-15T08:04:35Z">
+            <w:ins w:id="9195" w:author="Claude (AI) - proposed" w:date="2026-10-18T00:32:21Z">
               <w:r>
                 <w:rPr>
                   <w:rFonts w:ascii="Arial" w:cs="Arial" w:eastAsia="Arial" w:hAnsi="Arial"/>
@@ -20625,7 +20625,7 @@
               </w:rPr>
               <w:t xml:space="preserve"> min): In groups of three, learners receive three equation cards: Card A (α-decay: ²²⁶₈₈Ra → ??? + ⁴₂He, Radium found in pitchblende ore alongside Uranium), Card B (β-minus decay: ¹⁴₆C → ??? + ⁰₋₁e, Carbon-14 used in dating </w:t>
             </w:r>
-            <w:ins w:id="9196" w:author="Claude (AI) - proposed" w:date="2026-10-15T08:04:35Z">
+            <w:ins w:id="9196" w:author="Claude (AI) - proposed" w:date="2026-10-18T00:32:21Z">
               <w:r>
                 <w:rPr>
                   <w:rFonts w:ascii="Arial" w:cs="Arial" w:eastAsia="Arial" w:hAnsi="Arial"/>
@@ -20653,7 +20653,7 @@
               </w:rPr>
               <w:t xml:space="preserve">Kenyan archaeological sites </w:t>
             </w:r>
-            <w:del w:id="9197" w:author="Claude (AI) - proposed" w:date="2026-10-15T08:04:35Z">
+            <w:del w:id="9197" w:author="Claude (AI) - proposed" w:date="2026-10-18T00:32:21Z">
               <w:r>
                 <w:rPr>
                   <w:rFonts w:ascii="Arial" w:cs="Arial" w:eastAsia="Arial" w:hAnsi="Arial"/>
@@ -20668,7 +20668,7 @@
                 <w:delText xml:space="preserve">at Fort Jesus, Mombasa</w:delText>
               </w:r>
             </w:del>
-            <w:ins w:id="9198" w:author="Claude (AI) - proposed" w:date="2026-10-15T08:04:35Z">
+            <w:ins w:id="9198" w:author="Claude (AI) - proposed" w:date="2026-10-18T00:32:21Z">
               <w:r>
                 <w:rPr>
                   <w:rFonts w:ascii="Arial" w:cs="Arial" w:eastAsia="Arial" w:hAnsi="Arial"/>
@@ -20696,7 +20696,7 @@
               </w:rPr>
               <w:t xml:space="preserve">), Card C (γ-emission: </w:t>
             </w:r>
-            <w:del w:id="9199" w:author="Claude (AI) - proposed" w:date="2026-10-15T08:04:35Z">
+            <w:del w:id="9199" w:author="Claude (AI) - proposed" w:date="2026-10-18T00:32:21Z">
               <w:r>
                 <w:rPr>
                   <w:rFonts w:ascii="Arial" w:cs="Arial" w:eastAsia="Arial" w:hAnsi="Arial"/>
@@ -20711,7 +20711,7 @@
                 <w:delText xml:space="preserve">⁶⁰₂₇Co → ⁶⁰₂₇Co* + γ,</w:delText>
               </w:r>
             </w:del>
-            <w:ins w:id="9200" w:author="Claude (AI) - proposed" w:date="2026-10-15T08:04:35Z">
+            <w:ins w:id="9200" w:author="Claude (AI) - proposed" w:date="2026-10-18T00:32:21Z">
               <w:r>
                 <w:rPr>
                   <w:rFonts w:ascii="Arial" w:cs="Arial" w:eastAsia="Arial" w:hAnsi="Arial"/>
@@ -20739,7 +20739,7 @@
               </w:rPr>
               <w:t xml:space="preserve"> Cobalt-60</w:t>
             </w:r>
-            <w:ins w:id="9201" w:author="Claude (AI) - proposed" w:date="2026-10-15T08:04:35Z">
+            <w:ins w:id="9201" w:author="Claude (AI) - proposed" w:date="2026-10-18T00:32:21Z">
               <w:r>
                 <w:rPr>
                   <w:rFonts w:ascii="Arial" w:cs="Arial" w:eastAsia="Arial" w:hAnsi="Arial"/>
@@ -20767,7 +20767,7 @@
               </w:rPr>
               <w:t xml:space="preserve"> used in Kenya's cancer treatment machines at KNH Nairobi</w:t>
             </w:r>
-            <w:ins w:id="9202" w:author="Claude (AI) - proposed" w:date="2026-10-15T08:04:35Z">
+            <w:ins w:id="9202" w:author="Claude (AI) - proposed" w:date="2026-10-18T00:32:21Z">
               <w:r>
                 <w:rPr>
                   <w:rFonts w:ascii="Arial" w:cs="Arial" w:eastAsia="Arial" w:hAnsi="Arial"/>
@@ -20795,7 +20795,7 @@
               </w:rPr>
               <w:t xml:space="preserve">). Each group must: (i) fill in the missing daughter nucleus symbol, (ii) verify conservation on both sides, (iii) use a periodic table to name the daughter element. Evidence Activity 3 — ARES Simulation / Offline Interactive (</w:t>
             </w:r>
-            <w:del w:id="9203" w:author="Claude (AI) - proposed" w:date="2026-10-15T08:04:35Z">
+            <w:del w:id="9203" w:author="Claude (AI) - proposed" w:date="2026-10-18T00:32:21Z">
               <w:r>
                 <w:rPr>
                   <w:rFonts w:ascii="Arial" w:cs="Arial" w:eastAsia="Arial" w:hAnsi="Arial"/>
@@ -20810,7 +20810,7 @@
                 <w:delText xml:space="preserve">10</w:delText>
               </w:r>
             </w:del>
-            <w:ins w:id="9204" w:author="Claude (AI) - proposed" w:date="2026-10-15T08:04:35Z">
+            <w:ins w:id="9204" w:author="Claude (AI) - proposed" w:date="2026-10-18T00:32:21Z">
               <w:r>
                 <w:rPr>
                   <w:rFonts w:ascii="Arial" w:cs="Arial" w:eastAsia="Arial" w:hAnsi="Arial"/>
@@ -20871,7 +20871,7 @@
               </w:rPr>
               <w:t xml:space="preserve">Evidence Activity 1: Write ²³⁸₉₂U → ²³⁴₉₀Th + ⁴₂He on the board slowly, narrating: 'Watch the top numbers — nucleon numbers — on both sides. On the left: 238. On the right: 234 plus 4. What is 234 plus 4?' [Wait 8 seconds, then take choral response.] 'Exactly — 238. The top numbers balance. Now watch the bottom numbers — proton numbers. Left: 92. Right: 90 plus 2. Does that balance?' [Wait 8 seconds, choral response.] 'So the rule is: the SUM of nucleon numbers on the right must equal the nucleon number on the left. Same for proton numbers. This is called conservation of nucleon number and conservation of proton number. Write that rule in a box in your notebook.' Circulate during trio practice — spend no more than 90 seconds per group. Use prompting questions: 'What does the top number on the alpha particle tell you?' / 'What Z number does your answer give you — look it up on the periodic table strip.' For Card C (gamma</w:t>
             </w:r>
-            <w:ins w:id="9205" w:author="Claude (AI) - proposed" w:date="2026-10-15T08:04:35Z">
+            <w:ins w:id="9205" w:author="Claude (AI) - proposed" w:date="2026-10-18T00:32:21Z">
               <w:r>
                 <w:rPr>
                   <w:rFonts w:ascii="Arial" w:cs="Arial" w:eastAsia="Arial" w:hAnsi="Arial"/>
@@ -20932,7 +20932,7 @@
               </w:rPr>
               <w:t xml:space="preserve">Worked Example → Guided Practice → Independent Simulation (I Do / We Do / You Do): This scaffolded sequence progressively transfers ownership of nuclear equation balancing from teacher to learner. The three equation cards use Kenya-relevant contexts (pitchblende ore, </w:t>
             </w:r>
-            <w:del w:id="9206" w:author="Claude (AI) - proposed" w:date="2026-10-15T08:04:35Z">
+            <w:del w:id="9206" w:author="Claude (AI) - proposed" w:date="2026-10-18T00:32:21Z">
               <w:r>
                 <w:rPr>
                   <w:rFonts w:ascii="Arial" w:cs="Arial" w:eastAsia="Arial" w:hAnsi="Arial"/>
@@ -20947,7 +20947,7 @@
                 <w:delText xml:space="preserve">Fort Jesus</w:delText>
               </w:r>
             </w:del>
-            <w:ins w:id="9207" w:author="Claude (AI) - proposed" w:date="2026-10-15T08:04:35Z">
+            <w:ins w:id="9207" w:author="Claude (AI) - proposed" w:date="2026-10-18T00:32:21Z">
               <w:r>
                 <w:rPr>
                   <w:rFonts w:ascii="Arial" w:cs="Arial" w:eastAsia="Arial" w:hAnsi="Arial"/>
@@ -21064,7 +21064,7 @@
             <w:pPr>
               <w:spacing w:after="20" w:before="0"/>
             </w:pPr>
-            <w:hyperlink w:history="1" r:id="rId9opn3m-c7_hmbdnztu80q">
+            <w:hyperlink w:history="1" r:id="rIdcirvha69sl1nbmvvqlj3-">
               <w:r>
                 <w:rPr>
                   <w:rFonts w:ascii="Arial" w:cs="Arial" w:eastAsia="Arial" w:hAnsi="Arial"/>
@@ -21097,7 +21097,7 @@
               <w:spacing w:after="10" w:before="0"/>
               <w:ind w:left="120"/>
             </w:pPr>
-            <w:hyperlink w:history="1" r:id="rIdmrhp3o56femyngd0xic0h">
+            <w:hyperlink w:history="1" r:id="rIdqdh5mxhecm6_pvxz7hhbv">
               <w:r>
                 <w:rPr>
                   <w:rFonts w:ascii="Arial" w:cs="Arial" w:eastAsia="Arial" w:hAnsi="Arial"/>
@@ -21142,7 +21142,7 @@
             <w:pPr>
               <w:spacing w:after="20" w:before="0"/>
             </w:pPr>
-            <w:hyperlink w:history="1" r:id="rIdj8xkjttrjmhew9h3m48c6">
+            <w:hyperlink w:history="1" r:id="rIdbdtqx58abpnnjqgmbjtda">
               <w:r>
                 <w:rPr>
                   <w:rFonts w:ascii="Arial" w:cs="Arial" w:eastAsia="Arial" w:hAnsi="Arial"/>
@@ -21175,7 +21175,7 @@
               <w:spacing w:after="10" w:before="0"/>
               <w:ind w:left="120"/>
             </w:pPr>
-            <w:hyperlink w:history="1" r:id="rIdrrnsuvyfpdnq_rjjrvdcq">
+            <w:hyperlink w:history="1" r:id="rIds-fvcyp4tlqlll0s4q4ep">
               <w:r>
                 <w:rPr>
                   <w:rFonts w:ascii="Arial" w:cs="Arial" w:eastAsia="Arial" w:hAnsi="Arial"/>
@@ -21286,7 +21286,7 @@
               </w:rPr>
               <w:t xml:space="preserve">Claim–Evidence–Reasoning (CER) Writing + N vs Z Visual Mapping: Learners construct a written CER explanation (Claim: the ore exposes </w:t>
             </w:r>
-            <w:del w:id="9208" w:author="Claude (AI) - proposed" w:date="2026-10-15T08:04:35Z">
+            <w:del w:id="9208" w:author="Claude (AI) - proposed" w:date="2026-10-18T00:32:21Z">
               <w:r>
                 <w:rPr>
                   <w:rFonts w:ascii="Arial" w:cs="Arial" w:eastAsia="Arial" w:hAnsi="Arial"/>
@@ -21301,7 +21301,7 @@
                 <w:delText xml:space="preserve">film because</w:delText>
               </w:r>
             </w:del>
-            <w:ins w:id="9209" w:author="Claude (AI) - proposed" w:date="2026-10-15T08:04:35Z">
+            <w:ins w:id="9209" w:author="Claude (AI) - proposed" w:date="2026-10-18T00:32:21Z">
               <w:r>
                 <w:rPr>
                   <w:rFonts w:ascii="Arial" w:cs="Arial" w:eastAsia="Arial" w:hAnsi="Arial"/>
@@ -21329,7 +21329,7 @@
               </w:rPr>
               <w:t xml:space="preserve"> uranium nuclei decay</w:t>
             </w:r>
-            <w:ins w:id="9210" w:author="Claude (AI) - proposed" w:date="2026-10-15T08:04:35Z">
+            <w:ins w:id="9210" w:author="Claude (AI) - proposed" w:date="2026-10-18T00:32:21Z">
               <w:r>
                 <w:rPr>
                   <w:rFonts w:ascii="Arial" w:cs="Arial" w:eastAsia="Arial" w:hAnsi="Arial"/>
@@ -21357,7 +21357,7 @@
               </w:rPr>
               <w:t xml:space="preserve">; Evidence: </w:t>
             </w:r>
-            <w:del w:id="9211" w:author="Claude (AI) - proposed" w:date="2026-10-15T08:04:35Z">
+            <w:del w:id="9211" w:author="Claude (AI) - proposed" w:date="2026-10-18T00:32:21Z">
               <w:r>
                 <w:rPr>
                   <w:rFonts w:ascii="Arial" w:cs="Arial" w:eastAsia="Arial" w:hAnsi="Arial"/>
@@ -21372,7 +21372,7 @@
                 <w:delText xml:space="preserve">balanced nuclear equations showing specific particle ejection</w:delText>
               </w:r>
             </w:del>
-            <w:ins w:id="9212" w:author="Claude (AI) - proposed" w:date="2026-10-15T08:04:35Z">
+            <w:ins w:id="9212" w:author="Claude (AI) - proposed" w:date="2026-10-18T00:32:21Z">
               <w:r>
                 <w:rPr>
                   <w:rFonts w:ascii="Arial" w:cs="Arial" w:eastAsia="Arial" w:hAnsi="Arial"/>
@@ -21400,7 +21400,7 @@
               </w:rPr>
               <w:t xml:space="preserve">; Reasoning: conservation </w:t>
             </w:r>
-            <w:del w:id="9213" w:author="Claude (AI) - proposed" w:date="2026-10-15T08:04:35Z">
+            <w:del w:id="9213" w:author="Claude (AI) - proposed" w:date="2026-10-18T00:32:21Z">
               <w:r>
                 <w:rPr>
                   <w:rFonts w:ascii="Arial" w:cs="Arial" w:eastAsia="Arial" w:hAnsi="Arial"/>
@@ -21415,7 +21415,7 @@
                 <w:delText xml:space="preserve">laws confirm the identity of emitted particles and daughter nuclei</w:delText>
               </w:r>
             </w:del>
-            <w:ins w:id="9214" w:author="Claude (AI) - proposed" w:date="2026-10-15T08:04:35Z">
+            <w:ins w:id="9214" w:author="Claude (AI) - proposed" w:date="2026-10-18T00:32:21Z">
               <w:r>
                 <w:rPr>
                   <w:rFonts w:ascii="Arial" w:cs="Arial" w:eastAsia="Arial" w:hAnsi="Arial"/>
@@ -21532,7 +21532,7 @@
             <w:pPr>
               <w:spacing w:after="20" w:before="0"/>
             </w:pPr>
-            <w:hyperlink w:history="1" r:id="rIdaz9lso2kaw4otxl3bkvvu">
+            <w:hyperlink w:history="1" r:id="rId-8qhcesi4vqmqbp6ylxhp">
               <w:r>
                 <w:rPr>
                   <w:rFonts w:ascii="Arial" w:cs="Arial" w:eastAsia="Arial" w:hAnsi="Arial"/>
@@ -21565,7 +21565,7 @@
               <w:spacing w:after="10" w:before="0"/>
               <w:ind w:left="120"/>
             </w:pPr>
-            <w:hyperlink w:history="1" r:id="rIdqr6ss9rlixlkwwfjmh7xl">
+            <w:hyperlink w:history="1" r:id="rIdw2frghujmc-k5cdwi1klv">
               <w:r>
                 <w:rPr>
                   <w:rFonts w:ascii="Arial" w:cs="Arial" w:eastAsia="Arial" w:hAnsi="Arial"/>
@@ -21610,7 +21610,7 @@
             <w:pPr>
               <w:spacing w:after="20" w:before="0"/>
             </w:pPr>
-            <w:hyperlink w:history="1" r:id="rIduim2euluymbq3dnej56of">
+            <w:hyperlink w:history="1" r:id="rIdou9e3ddroawjqexprxjvv">
               <w:r>
                 <w:rPr>
                   <w:rFonts w:ascii="Arial" w:cs="Arial" w:eastAsia="Arial" w:hAnsi="Arial"/>
@@ -21643,7 +21643,7 @@
               <w:spacing w:after="10" w:before="0"/>
               <w:ind w:left="120"/>
             </w:pPr>
-            <w:hyperlink w:history="1" r:id="rId0y--4z-d0clz43bhiqkfc">
+            <w:hyperlink w:history="1" r:id="rId-d4fi1-7tnxmdoscxwekz">
               <w:r>
                 <w:rPr>
                   <w:rFonts w:ascii="Arial" w:cs="Arial" w:eastAsia="Arial" w:hAnsi="Arial"/>
@@ -21688,7 +21688,7 @@
               </w:rPr>
               <w:t xml:space="preserve">Each learner receives two sticky notes. On Note 1 (green): they write one thing their nuclear equations now allow them to answer from the Driving Question Board — 'Why do some atoms in Kenyan rocks spontaneously release invisible energy?' — using specific language from today's lesson (nucleon number, proton number, conservation, daughter nucleus). On Note 2 (orange): they write one new question that today's lesson has raised for them — for example, about what happens after many successive decays, or </w:t>
             </w:r>
-            <w:del w:id="9215" w:author="Claude (AI) - proposed" w:date="2026-10-15T08:04:35Z">
+            <w:del w:id="9215" w:author="Claude (AI) - proposed" w:date="2026-10-18T00:32:21Z">
               <w:r>
                 <w:rPr>
                   <w:rFonts w:ascii="Arial" w:cs="Arial" w:eastAsia="Arial" w:hAnsi="Arial"/>
@@ -21703,7 +21703,7 @@
                 <w:delText xml:space="preserve">how fast these decays occur</w:delText>
               </w:r>
             </w:del>
-            <w:ins w:id="9216" w:author="Claude (AI) - proposed" w:date="2026-10-15T08:04:35Z">
+            <w:ins w:id="9216" w:author="Claude (AI) - proposed" w:date="2026-10-18T00:32:21Z">
               <w:r>
                 <w:rPr>
                   <w:rFonts w:ascii="Arial" w:cs="Arial" w:eastAsia="Arial" w:hAnsi="Arial"/>
@@ -21731,7 +21731,7 @@
               </w:rPr>
               <w:t xml:space="preserve">. Learners post both notes on the class DQB. The teacher facilitates a </w:t>
             </w:r>
-            <w:del w:id="9217" w:author="Claude (AI) - proposed" w:date="2026-10-15T08:04:35Z">
+            <w:del w:id="9217" w:author="Claude (AI) - proposed" w:date="2026-10-18T00:32:21Z">
               <w:r>
                 <w:rPr>
                   <w:rFonts w:ascii="Arial" w:cs="Arial" w:eastAsia="Arial" w:hAnsi="Arial"/>
@@ -21746,7 +21746,7 @@
                 <w:delText xml:space="preserve">5</w:delText>
               </w:r>
             </w:del>
-            <w:ins w:id="9218" w:author="Claude (AI) - proposed" w:date="2026-10-15T08:04:35Z">
+            <w:ins w:id="9218" w:author="Claude (AI) - proposed" w:date="2026-10-18T00:32:21Z">
               <w:r>
                 <w:rPr>
                   <w:rFonts w:ascii="Arial" w:cs="Arial" w:eastAsia="Arial" w:hAnsi="Arial"/>
@@ -21807,7 +21807,7 @@
               </w:rPr>
               <w:t xml:space="preserve">Distribute sticky notes. SAY: 'You have 4 minutes to write your two notes. Green note: what can you now answer about the driving question, using today's specific vocabulary? Orange note: what new question has nuclear equations raised for you?' [Set 4-minute timer. Circulate silently.] After posting: 'Stand up. Do a silent gallery walk — read at least three green notes from people who are NOT in your trio group. Give a silent thumbs-up to the one you think is most scientifically complete. You have 3 minutes.' [After gallery walk:] Read two green notes aloud — choose one strong example and one partial example. For the partial example: 'This note says the uranium atom releases energy. That is true — but using today's lesson, how could we make this more precise?' [Wait 10 seconds, cold-call: 'Kamau — how would you improve this note?'] [Wait 10 seconds.] Then read two orange notes: 'These are excellent new questions — notice that </w:t>
             </w:r>
-            <w:del w:id="9219" w:author="Claude (AI) - proposed" w:date="2026-10-15T08:04:35Z">
+            <w:del w:id="9219" w:author="Claude (AI) - proposed" w:date="2026-10-18T00:32:21Z">
               <w:r>
                 <w:rPr>
                   <w:rFonts w:ascii="Arial" w:cs="Arial" w:eastAsia="Arial" w:hAnsi="Arial"/>
@@ -21822,7 +21822,7 @@
                 <w:delText xml:space="preserve">Lesson 6</w:delText>
               </w:r>
             </w:del>
-            <w:ins w:id="9220" w:author="Claude (AI) - proposed" w:date="2026-10-15T08:04:35Z">
+            <w:ins w:id="9220" w:author="Claude (AI) - proposed" w:date="2026-10-18T00:32:21Z">
               <w:r>
                 <w:rPr>
                   <w:rFonts w:ascii="Arial" w:cs="Arial" w:eastAsia="Arial" w:hAnsi="Arial"/>
@@ -21850,7 +21850,7 @@
               </w:rPr>
               <w:t xml:space="preserve"> will begin to answer </w:t>
             </w:r>
-            <w:del w:id="9221" w:author="Claude (AI) - proposed" w:date="2026-10-15T08:04:35Z">
+            <w:del w:id="9221" w:author="Claude (AI) - proposed" w:date="2026-10-18T00:32:21Z">
               <w:r>
                 <w:rPr>
                   <w:rFonts w:ascii="Arial" w:cs="Arial" w:eastAsia="Arial" w:hAnsi="Arial"/>
@@ -21865,7 +21865,7 @@
                 <w:delText xml:space="preserve">this one about rate of decay</w:delText>
               </w:r>
             </w:del>
-            <w:ins w:id="9222" w:author="Claude (AI) - proposed" w:date="2026-10-15T08:04:35Z">
+            <w:ins w:id="9222" w:author="Claude (AI) - proposed" w:date="2026-10-18T00:32:21Z">
               <w:r>
                 <w:rPr>
                   <w:rFonts w:ascii="Arial" w:cs="Arial" w:eastAsia="Arial" w:hAnsi="Arial"/>
@@ -21959,7 +21959,7 @@
               </w:rPr>
               <w:t xml:space="preserve">Observable indicators: (1) Green notes should reference specific nuclear vocabulary from today — any note that only says 'radiation' without mentioning conservation, nucleon number, or daughter nucleus indicates surface-level understanding. (2) Orange notes reveal anticipatory thinking — questions about decay </w:t>
             </w:r>
-            <w:del w:id="9223" w:author="Claude (AI) - proposed" w:date="2026-10-15T08:04:35Z">
+            <w:del w:id="9223" w:author="Claude (AI) - proposed" w:date="2026-10-18T00:32:21Z">
               <w:r>
                 <w:rPr>
                   <w:rFonts w:ascii="Arial" w:cs="Arial" w:eastAsia="Arial" w:hAnsi="Arial"/>
@@ -21974,7 +21974,7 @@
                 <w:delText xml:space="preserve">rate, decay chains, or energy released</w:delText>
               </w:r>
             </w:del>
-            <w:ins w:id="9224" w:author="Claude (AI) - proposed" w:date="2026-10-15T08:04:35Z">
+            <w:ins w:id="9224" w:author="Claude (AI) - proposed" w:date="2026-10-18T00:32:21Z">
               <w:r>
                 <w:rPr>
                   <w:rFonts w:ascii="Arial" w:cs="Arial" w:eastAsia="Arial" w:hAnsi="Arial"/>
@@ -22002,7 +22002,7 @@
               </w:rPr>
               <w:t xml:space="preserve"> suggest readiness for </w:t>
             </w:r>
-            <w:del w:id="9225" w:author="Claude (AI) - proposed" w:date="2026-10-15T08:04:35Z">
+            <w:del w:id="9225" w:author="Claude (AI) - proposed" w:date="2026-10-18T00:32:21Z">
               <w:r>
                 <w:rPr>
                   <w:rFonts w:ascii="Arial" w:cs="Arial" w:eastAsia="Arial" w:hAnsi="Arial"/>
@@ -22017,7 +22017,7 @@
                 <w:delText xml:space="preserve">Lessons 6 (half-life) and</w:delText>
               </w:r>
             </w:del>
-            <w:ins w:id="9226" w:author="Claude (AI) - proposed" w:date="2026-10-15T08:04:35Z">
+            <w:ins w:id="9226" w:author="Claude (AI) - proposed" w:date="2026-10-18T00:32:21Z">
               <w:r>
                 <w:rPr>
                   <w:rFonts w:ascii="Arial" w:cs="Arial" w:eastAsia="Arial" w:hAnsi="Arial"/>
@@ -22045,7 +22045,7 @@
               </w:rPr>
               <w:t xml:space="preserve"> 7 (applications</w:t>
             </w:r>
-            <w:del w:id="9227" w:author="Claude (AI) - proposed" w:date="2026-10-15T08:04:35Z">
+            <w:del w:id="9227" w:author="Claude (AI) - proposed" w:date="2026-10-18T00:32:21Z">
               <w:r>
                 <w:rPr>
                   <w:rFonts w:ascii="Arial" w:cs="Arial" w:eastAsia="Arial" w:hAnsi="Arial"/>
@@ -22060,7 +22060,7 @@
                 <w:delText xml:space="preserve">/fission/fusion</w:delText>
               </w:r>
             </w:del>
-            <w:ins w:id="9228" w:author="Claude (AI) - proposed" w:date="2026-10-15T08:04:35Z">
+            <w:ins w:id="9228" w:author="Claude (AI) - proposed" w:date="2026-10-18T00:32:21Z">
               <w:r>
                 <w:rPr>
                   <w:rFonts w:ascii="Arial" w:cs="Arial" w:eastAsia="Arial" w:hAnsi="Arial"/>
@@ -22144,7 +22144,7 @@
             <w:pPr>
               <w:spacing w:after="20" w:before="0"/>
             </w:pPr>
-            <w:hyperlink w:history="1" r:id="rId1dazixavojcvi95_vaopd">
+            <w:hyperlink w:history="1" r:id="rIdr3zk1dzkjdopun1gfhfmz">
               <w:r>
                 <w:rPr>
                   <w:rFonts w:ascii="Arial" w:cs="Arial" w:eastAsia="Arial" w:hAnsi="Arial"/>
@@ -22193,7 +22193,7 @@
               <w:spacing w:after="10" w:before="0"/>
               <w:ind w:left="120"/>
             </w:pPr>
-            <w:hyperlink w:history="1" r:id="rIdhu7l8txugcyvlukyur9rr">
+            <w:hyperlink w:history="1" r:id="rIdemhas9bz3fnmmmzy0oops">
               <w:r>
                 <w:rPr>
                   <w:rFonts w:ascii="Arial" w:cs="Arial" w:eastAsia="Arial" w:hAnsi="Arial"/>
@@ -22238,7 +22238,7 @@
             <w:pPr>
               <w:spacing w:after="20" w:before="0"/>
             </w:pPr>
-            <w:hyperlink w:history="1" r:id="rIdrtugavcdux9baur-47mqq">
+            <w:hyperlink w:history="1" r:id="rIdkocnn33mkdvkjtpl58nbq">
               <w:r>
                 <w:rPr>
                   <w:rFonts w:ascii="Arial" w:cs="Arial" w:eastAsia="Arial" w:hAnsi="Arial"/>
@@ -22287,7 +22287,7 @@
               <w:spacing w:after="10" w:before="0"/>
               <w:ind w:left="120"/>
             </w:pPr>
-            <w:hyperlink w:history="1" r:id="rIdrajcqntozbtxan-kaolv9">
+            <w:hyperlink w:history="1" r:id="rIdcfy0hhr4cttkj6cvyphbn">
               <w:r>
                 <w:rPr>
                   <w:rFonts w:ascii="Arial" w:cs="Arial" w:eastAsia="Arial" w:hAnsi="Arial"/>
@@ -22365,7 +22365,7 @@
               </w:rPr>
               <w:t xml:space="preserve">SAY: 'Open your Pitchblende Phenomenon Model from Lesson 1. Today you are adding the nuclear equation layer — the precise mathematical description of what happens at the moment a uranium nucleus in that rock releases invisible radiation. You have 8 minutes. Add your Nuclear Equation Panel, your annotated arrow, and your model statement. If you finish early, add the next decay step.' [Set 8-minute timer. Circulate — specifically check that A and Z annotations are correct and that the model statement connects explicitly to both the equation AND the N vs Z plot.] With 2 minutes remaining: 'Add your model limitation note — what does this model NOT yet explain?' [After time:] Cold-call one learner to share their model statement: 'Wambui — read us your one-sentence model statement.' [Wait 10 seconds.] Affirm the connection to the phenomenon explicitly: 'Notice what Wambui has done — she has used a balanced nuclear equation to explain exactly what produces the invisible radiation that exposed the photographic film. That is the power of nuclear equations: they turn an invisible mystery into precise, verifiable mathematics.' Close by previewing Lesson 6: 'Your model now explains WHAT is emitted and HOW the nucleus changes. In Lesson 6, we will ask: </w:t>
             </w:r>
-            <w:del w:id="9229" w:author="Claude (AI) - proposed" w:date="2026-10-15T08:04:35Z">
+            <w:del w:id="9229" w:author="Claude (AI) - proposed" w:date="2026-10-18T00:32:21Z">
               <w:r>
                 <w:rPr>
                   <w:rFonts w:ascii="Arial" w:cs="Arial" w:eastAsia="Arial" w:hAnsi="Arial"/>
@@ -22380,7 +22380,7 @@
                 <w:delText xml:space="preserve">HOW FAST does this happen</w:delText>
               </w:r>
             </w:del>
-            <w:ins w:id="9230" w:author="Claude (AI) - proposed" w:date="2026-10-15T08:04:35Z">
+            <w:ins w:id="9230" w:author="Claude (AI) - proposed" w:date="2026-10-18T00:32:21Z">
               <w:r>
                 <w:rPr>
                   <w:rFonts w:ascii="Arial" w:cs="Arial" w:eastAsia="Arial" w:hAnsi="Arial"/>
@@ -22408,7 +22408,7 @@
               </w:rPr>
               <w:t xml:space="preserve">? That is </w:t>
             </w:r>
-            <w:del w:id="9231" w:author="Claude (AI) - proposed" w:date="2026-10-15T08:04:35Z">
+            <w:del w:id="9231" w:author="Claude (AI) - proposed" w:date="2026-10-18T00:32:21Z">
               <w:r>
                 <w:rPr>
                   <w:rFonts w:ascii="Arial" w:cs="Arial" w:eastAsia="Arial" w:hAnsi="Arial"/>
@@ -22423,7 +22423,7 @@
                 <w:delText xml:space="preserve">the concept of half-life — and it will help us answer how long Kenyan uranium ore will remain radioactive</w:delText>
               </w:r>
             </w:del>
-            <w:ins w:id="9232" w:author="Claude (AI) - proposed" w:date="2026-10-15T08:04:35Z">
+            <w:ins w:id="9232" w:author="Claude (AI) - proposed" w:date="2026-10-18T00:32:21Z">
               <w:r>
                 <w:rPr>
                   <w:rFonts w:ascii="Arial" w:cs="Arial" w:eastAsia="Arial" w:hAnsi="Arial"/>
@@ -22692,7 +22692,7 @@
               </w:rPr>
               <w:t xml:space="preserve">4. KENYA CONTEXT ENGAGEMENT: Did the three equation cards (pitchblende/Radium, </w:t>
             </w:r>
-            <w:del w:id="9233" w:author="Claude (AI) - proposed" w:date="2026-10-15T08:04:35Z">
+            <w:del w:id="9233" w:author="Claude (AI) - proposed" w:date="2026-10-18T00:32:21Z">
               <w:r>
                 <w:rPr>
                   <w:rFonts w:ascii="Arial" w:cs="Arial" w:eastAsia="Arial" w:hAnsi="Arial"/>
@@ -22707,7 +22707,7 @@
                 <w:delText xml:space="preserve">Fort Jesus</w:delText>
               </w:r>
             </w:del>
-            <w:ins w:id="9234" w:author="Claude (AI) - proposed" w:date="2026-10-15T08:04:35Z">
+            <w:ins w:id="9234" w:author="Claude (AI) - proposed" w:date="2026-10-18T00:32:21Z">
               <w:r>
                 <w:rPr>
                   <w:rFonts w:ascii="Arial" w:cs="Arial" w:eastAsia="Arial" w:hAnsi="Arial"/>
@@ -22735,7 +22735,7 @@
               </w:rPr>
               <w:t xml:space="preserve">/Carbon-14, KNH Cobalt-60) generate genuine curiosity or feel forced? Note which context sparked the most questions from learners — use that context to open Lesson 6 (</w:t>
             </w:r>
-            <w:del w:id="9235" w:author="Claude (AI) - proposed" w:date="2026-10-15T08:04:35Z">
+            <w:del w:id="9235" w:author="Claude (AI) - proposed" w:date="2026-10-18T00:32:21Z">
               <w:r>
                 <w:rPr>
                   <w:rFonts w:ascii="Arial" w:cs="Arial" w:eastAsia="Arial" w:hAnsi="Arial"/>
@@ -22750,7 +22750,7 @@
                 <w:delText xml:space="preserve">half-life</w:delText>
               </w:r>
             </w:del>
-            <w:ins w:id="9236" w:author="Claude (AI) - proposed" w:date="2026-10-15T08:04:35Z">
+            <w:ins w:id="9236" w:author="Claude (AI) - proposed" w:date="2026-10-18T00:32:21Z">
               <w:r>
                 <w:rPr>
                   <w:rFonts w:ascii="Arial" w:cs="Arial" w:eastAsia="Arial" w:hAnsi="Arial"/>
@@ -22798,7 +22798,7 @@
               </w:rPr>
               <w:t xml:space="preserve">5. DQB QUALITY: Review the green and orange sticky notes posted on the DQB. Do the green notes use precise nuclear vocabulary (nucleon number, proton number, daughter nucleus, belt of stability)? If the majority of green notes are vague ('uranium releases radiation'), plan a vocabulary reinforcement activity at the start of Lesson 6. Do the orange notes anticipate </w:t>
             </w:r>
-            <w:del w:id="9237" w:author="Claude (AI) - proposed" w:date="2026-10-15T08:04:35Z">
+            <w:del w:id="9237" w:author="Claude (AI) - proposed" w:date="2026-10-18T00:32:21Z">
               <w:r>
                 <w:rPr>
                   <w:rFonts w:ascii="Arial" w:cs="Arial" w:eastAsia="Arial" w:hAnsi="Arial"/>
@@ -22813,7 +22813,7 @@
                 <w:delText xml:space="preserve">half-life or decay chains</w:delText>
               </w:r>
             </w:del>
-            <w:ins w:id="9238" w:author="Claude (AI) - proposed" w:date="2026-10-15T08:04:35Z">
+            <w:ins w:id="9238" w:author="Claude (AI) - proposed" w:date="2026-10-18T00:32:21Z">
               <w:r>
                 <w:rPr>
                   <w:rFonts w:ascii="Arial" w:cs="Arial" w:eastAsia="Arial" w:hAnsi="Arial"/>
@@ -22881,7 +22881,7 @@
               </w:rPr>
               <w:t xml:space="preserve">7. PACING: This lesson is ambitious for 80 minutes. Note which phase overran. If Phase 2 (Observe) consistently takes longer than </w:t>
             </w:r>
-            <w:del w:id="9239" w:author="Claude (AI) - proposed" w:date="2026-10-15T08:04:35Z">
+            <w:del w:id="9239" w:author="Claude (AI) - proposed" w:date="2026-10-18T00:32:21Z">
               <w:r>
                 <w:rPr>
                   <w:rFonts w:ascii="Arial" w:cs="Arial" w:eastAsia="Arial" w:hAnsi="Arial"/>
@@ -22896,7 +22896,7 @@
                 <w:delText xml:space="preserve">40</w:delText>
               </w:r>
             </w:del>
-            <w:ins w:id="9240" w:author="Claude (AI) - proposed" w:date="2026-10-15T08:04:35Z">
+            <w:ins w:id="9240" w:author="Claude (AI) - proposed" w:date="2026-10-18T00:32:21Z">
               <w:r>
                 <w:rPr>
                   <w:rFonts w:ascii="Arial" w:cs="Arial" w:eastAsia="Arial" w:hAnsi="Arial"/>
@@ -23054,7 +23054,7 @@
               </w:rPr>
               <w:t xml:space="preserve">Learners observed: (1) a fully worked α-decay equation (²³⁸₉₂U → ²³⁴₉₀Th + ⁴₂He) demonstrated step-by-step on the board, showing conservation of nucleon number and proton number; (2) three guided equation cards covering α-decay (Radium in pitchblende), β-decay (Carbon-14 dating at </w:t>
             </w:r>
-            <w:del w:id="9241" w:author="Claude (AI) - proposed" w:date="2026-10-15T08:04:35Z">
+            <w:del w:id="9241" w:author="Claude (AI) - proposed" w:date="2026-10-18T00:32:21Z">
               <w:r>
                 <w:rPr>
                   <w:rFonts w:ascii="Arial" w:cs="Arial" w:eastAsia="Arial" w:hAnsi="Arial"/>
@@ -23069,7 +23069,7 @@
                 <w:delText xml:space="preserve">Fort Jesus, Mombasa</w:delText>
               </w:r>
             </w:del>
-            <w:ins w:id="9242" w:author="Claude (AI) - proposed" w:date="2026-10-15T08:04:35Z">
+            <w:ins w:id="9242" w:author="Claude (AI) - proposed" w:date="2026-10-18T00:32:21Z">
               <w:r>
                 <w:rPr>
                   <w:rFonts w:ascii="Arial" w:cs="Arial" w:eastAsia="Arial" w:hAnsi="Arial"/>
@@ -23165,7 +23165,7 @@
               </w:rPr>
               <w:t xml:space="preserve">Learners learned that: (1) nuclear equations must conserve nucleon number (A) and proton number (Z) on both sides — these are the fundamental rules governing all radioactive decay; (2) α-decay always reduces A by 4 and Z by 2, producing a daughter nucleus two elements lower on the periodic table; (3) β-minus decay keeps A constant while increasing Z by 1, producing a daughter nucleus one element higher; (4) γ-emission changes neither A nor Z — it releases energy only; (5) each decay can be plotted as a directional arrow on the N vs Z graph, and </w:t>
             </w:r>
-            <w:del w:id="9243" w:author="Claude (AI) - proposed" w:date="2026-10-15T08:04:35Z">
+            <w:del w:id="9243" w:author="Claude (AI) - proposed" w:date="2026-10-18T00:32:21Z">
               <w:r>
                 <w:rPr>
                   <w:rFonts w:ascii="Arial" w:cs="Arial" w:eastAsia="Arial" w:hAnsi="Arial"/>
@@ -23180,7 +23180,7 @@
                 <w:delText xml:space="preserve">every arrow points</w:delText>
               </w:r>
             </w:del>
-            <w:ins w:id="9244" w:author="Claude (AI) - proposed" w:date="2026-10-15T08:04:35Z">
+            <w:ins w:id="9244" w:author="Claude (AI) - proposed" w:date="2026-10-18T00:32:21Z">
               <w:r>
                 <w:rPr>
                   <w:rFonts w:ascii="Arial" w:cs="Arial" w:eastAsia="Arial" w:hAnsi="Arial"/>
@@ -23208,7 +23208,7 @@
               </w:rPr>
               <w:t xml:space="preserve"> toward the belt of stability</w:t>
             </w:r>
-            <w:del w:id="9245" w:author="Claude (AI) - proposed" w:date="2026-10-15T08:04:35Z">
+            <w:del w:id="9245" w:author="Claude (AI) - proposed" w:date="2026-10-18T00:32:21Z">
               <w:r>
                 <w:rPr>
                   <w:rFonts w:ascii="Arial" w:cs="Arial" w:eastAsia="Arial" w:hAnsi="Arial"/>
@@ -23223,7 +23223,7 @@
                 <w:delText xml:space="preserve">, confirming that radioactive decay is the nucleus's way of achieving a more stable configuration</w:delText>
               </w:r>
             </w:del>
-            <w:ins w:id="9246" w:author="Claude (AI) - proposed" w:date="2026-10-15T08:04:35Z">
+            <w:ins w:id="9246" w:author="Claude (AI) - proposed" w:date="2026-10-18T00:32:21Z">
               <w:r>
                 <w:rPr>
                   <w:rFonts w:ascii="Arial" w:cs="Arial" w:eastAsia="Arial" w:hAnsi="Arial"/>
@@ -23319,7 +23319,7 @@
               </w:rPr>
               <w:t xml:space="preserve">Learners explained: Using balanced nuclear equations and the N vs Z stability plot, learners explained that the pitchblende ore exposes photographic film in complete darkness because ²³⁸₉₂U nuclei — sitting outside the belt of stability — spontaneously eject alpha particles (⁴₂He), transforming into ²³⁴₉₀Th daughter nuclei</w:t>
             </w:r>
-            <w:del w:id="9247" w:author="Claude (AI) - proposed" w:date="2026-10-15T08:04:35Z">
+            <w:del w:id="9247" w:author="Claude (AI) - proposed" w:date="2026-10-18T00:32:21Z">
               <w:r>
                 <w:rPr>
                   <w:rFonts w:ascii="Arial" w:cs="Arial" w:eastAsia="Arial" w:hAnsi="Arial"/>
@@ -23334,7 +23334,7 @@
                 <w:delText xml:space="preserve"> that sit closer to the belt of stability. The emitted alpha particles (and subsequent </w:delText>
               </w:r>
             </w:del>
-            <w:ins w:id="9248" w:author="Claude (AI) - proposed" w:date="2026-10-15T08:04:35Z">
+            <w:ins w:id="9248" w:author="Claude (AI) - proposed" w:date="2026-10-18T00:32:21Z">
               <w:r>
                 <w:rPr>
                   <w:rFonts w:ascii="Arial" w:cs="Arial" w:eastAsia="Arial" w:hAnsi="Arial"/>
@@ -23362,7 +23362,7 @@
               </w:rPr>
               <w:t xml:space="preserve">beta particles and gamma rays from </w:t>
             </w:r>
-            <w:del w:id="9249" w:author="Claude (AI) - proposed" w:date="2026-10-15T08:04:35Z">
+            <w:del w:id="9249" w:author="Claude (AI) - proposed" w:date="2026-10-18T00:32:21Z">
               <w:r>
                 <w:rPr>
                   <w:rFonts w:ascii="Arial" w:cs="Arial" w:eastAsia="Arial" w:hAnsi="Arial"/>
@@ -23377,7 +23377,7 @@
                 <w:delText xml:space="preserve">further decays in the chain</w:delText>
               </w:r>
             </w:del>
-            <w:ins w:id="9250" w:author="Claude (AI) - proposed" w:date="2026-10-15T08:04:35Z">
+            <w:ins w:id="9250" w:author="Claude (AI) - proposed" w:date="2026-10-18T00:32:21Z">
               <w:r>
                 <w:rPr>
                   <w:rFonts w:ascii="Arial" w:cs="Arial" w:eastAsia="Arial" w:hAnsi="Arial"/>
@@ -23425,7 +23425,7 @@
         </w:rPr>
         <w:t xml:space="preserve">© 2026 SeaVuria and ARES. Aligned with KICD objectives. Developed by SeaVuria; technical implementation by ARES (with AI assistance from Claude). Licensed under </w:t>
       </w:r>
-      <w:hyperlink w:history="1" r:id="rIdhcofkpolfwef0xv-e_tul">
+      <w:hyperlink w:history="1" r:id="rIdjgszro2bkhdqodctfqpv-">
         <w:r>
           <w:rPr>
             <w:rFonts w:ascii="Arial" w:cs="Arial" w:eastAsia="Arial" w:hAnsi="Arial"/>
@@ -23446,7 +23446,7 @@
         </w:rPr>
         <w:t xml:space="preserve"> (</w:t>
       </w:r>
-      <w:hyperlink w:history="1" r:id="rId7bt2qem2l1cghcnpl-wrh">
+      <w:hyperlink w:history="1" r:id="rIdxa0k_mkrnm9es1fxfclu5">
         <w:r>
           <w:rPr>
             <w:rFonts w:ascii="Arial" w:cs="Arial" w:eastAsia="Arial" w:hAnsi="Arial"/>
@@ -23763,7 +23763,7 @@
               </w:rPr>
               <w:t xml:space="preserve">Learners will be able to: (a) describe nuclear fission as the splitting of a heavy nucleus (e.g., uranium-235) into smaller nuclei, releasing energy and neutrons; (b) describe nuclear fusion as the joining of light nuclei (e.g., hydrogen isotopes) to form a heavier nucleus, releasing even greater energy</w:t>
             </w:r>
-            <w:ins w:id="9251" w:author="Claude (AI) - proposed" w:date="2026-10-15T08:04:35Z">
+            <w:ins w:id="9251" w:author="Claude (AI) - proposed" w:date="2026-10-18T00:32:21Z">
               <w:r>
                 <w:rPr>
                   <w:rFonts w:ascii="Arial" w:cs="Arial" w:eastAsia="Arial" w:hAnsi="Arial"/>
@@ -23791,7 +23791,7 @@
               </w:rPr>
               <w:t xml:space="preserve">; (c) explain mass defect and binding energy conceptually — that the 'missing' mass is converted to energy via E = mc²; (d) distinguish between a chain reaction in a nuclear reactor and in a nuclear weapon; (e) outline the role of </w:t>
             </w:r>
-            <w:del w:id="9252" w:author="Claude (AI) - proposed" w:date="2026-10-15T08:04:35Z">
+            <w:del w:id="9252" w:author="Claude (AI) - proposed" w:date="2026-10-18T00:32:21Z">
               <w:r>
                 <w:rPr>
                   <w:rFonts w:ascii="Arial" w:cs="Arial" w:eastAsia="Arial" w:hAnsi="Arial"/>
@@ -23806,7 +23806,7 @@
                 <w:delText xml:space="preserve">Kenya Nuclear Electricity Board (</w:delText>
               </w:r>
             </w:del>
-            <w:ins w:id="9253" w:author="Claude (AI) - proposed" w:date="2026-10-15T08:04:35Z">
+            <w:ins w:id="9253" w:author="Claude (AI) - proposed" w:date="2026-10-18T00:32:21Z">
               <w:r>
                 <w:rPr>
                   <w:rFonts w:ascii="Arial" w:cs="Arial" w:eastAsia="Arial" w:hAnsi="Arial"/>
@@ -24106,7 +24106,7 @@
               </w:rPr>
               <w:t xml:space="preserve">In Lessons 1–5, learners established that the pitchblende rock's uranium nuclei are unstable, that they decay by emitting α, β, and γ radiation, that decay follows a predictable half-life, and that radiation can be detected and shielded. But one question has lingered on the DQB: 'Where does all that energy ACTUALLY come from?' Lesson 6 answers this directly — the energy comes from the conversion of a tiny amount of nuclear mass into energy (E = mc²) during nuclear rearrangement. Learners then leap forward: if natural radioactive decay releases energy slowly, what if we deliberately split (fission) or join (fusion) nuclei to release that energy all at once? This lesson positions nuclear energy as the technological harnessing of the same phenomenon they have been studying, and forces them to grapple with Kenya's real decision about nuclear power (</w:t>
             </w:r>
-            <w:del w:id="9254" w:author="Claude (AI) - proposed" w:date="2026-10-15T08:04:35Z">
+            <w:del w:id="9254" w:author="Claude (AI) - proposed" w:date="2026-10-18T00:32:21Z">
               <w:r>
                 <w:rPr>
                   <w:rFonts w:ascii="Arial" w:cs="Arial" w:eastAsia="Arial" w:hAnsi="Arial"/>
@@ -24121,7 +24121,7 @@
                 <w:delText xml:space="preserve">KNEB</w:delText>
               </w:r>
             </w:del>
-            <w:ins w:id="9255" w:author="Claude (AI) - proposed" w:date="2026-10-15T08:04:35Z">
+            <w:ins w:id="9255" w:author="Claude (AI) - proposed" w:date="2026-10-18T00:32:21Z">
               <w:r>
                 <w:rPr>
                   <w:rFonts w:ascii="Arial" w:cs="Arial" w:eastAsia="Arial" w:hAnsi="Arial"/>
@@ -24312,7 +24312,7 @@
               </w:rPr>
               <w:t xml:space="preserve">Lesson 6 of 7 in the radioactivity evidence-gathering sequence. Learners open by revisiting the anchoring phenomenon — the pitchblende rock has been releasing energy for billions of years without any external input. Today they finally answer WHERE that energy comes from. Using the PhET Nuclear Fission simulation, a curated YouTube explainer (IAEA or Kurzgesagt-style), and structured discussion, learners investigate how uranium-235 undergoes fission (splitting), how hydrogen nuclei undergo fusion (joining), and how mass defect explains the energy released in both cases. They then apply this to Kenya's energy context: </w:t>
             </w:r>
-            <w:del w:id="9256" w:author="Claude (AI) - proposed" w:date="2026-10-15T08:04:35Z">
+            <w:del w:id="9256" w:author="Claude (AI) - proposed" w:date="2026-10-18T00:32:21Z">
               <w:r>
                 <w:rPr>
                   <w:rFonts w:ascii="Arial" w:cs="Arial" w:eastAsia="Arial" w:hAnsi="Arial"/>
@@ -24327,7 +24327,7 @@
                 <w:delText xml:space="preserve">KNEB</w:delText>
               </w:r>
             </w:del>
-            <w:ins w:id="9257" w:author="Claude (AI) - proposed" w:date="2026-10-15T08:04:35Z">
+            <w:ins w:id="9257" w:author="Claude (AI) - proposed" w:date="2026-10-18T00:32:21Z">
               <w:r>
                 <w:rPr>
                   <w:rFonts w:ascii="Arial" w:cs="Arial" w:eastAsia="Arial" w:hAnsi="Arial"/>
@@ -24643,7 +24643,7 @@
             <w:pPr>
               <w:spacing w:after="20" w:before="0"/>
             </w:pPr>
-            <w:hyperlink w:history="1" r:id="rIdytp0idvzm9t8os8vor1ws">
+            <w:hyperlink w:history="1" r:id="rIdnpmpiqiwabauoe8np99te">
               <w:r>
                 <w:rPr>
                   <w:rFonts w:ascii="Arial" w:cs="Arial" w:eastAsia="Arial" w:hAnsi="Arial"/>
@@ -24676,7 +24676,7 @@
               <w:spacing w:after="10" w:before="0"/>
               <w:ind w:left="120"/>
             </w:pPr>
-            <w:hyperlink w:history="1" r:id="rIdr5nn7te5vxzf7o12svgps">
+            <w:hyperlink w:history="1" r:id="rIdbzmgxxl17iibv_u-xwgjc">
               <w:r>
                 <w:rPr>
                   <w:rFonts w:ascii="Arial" w:cs="Arial" w:eastAsia="Arial" w:hAnsi="Arial"/>
@@ -24721,7 +24721,7 @@
             <w:pPr>
               <w:spacing w:after="20" w:before="0"/>
             </w:pPr>
-            <w:hyperlink w:history="1" r:id="rIdxrzhaabnpizffdvdagygj">
+            <w:hyperlink w:history="1" r:id="rId_7hn7qil_b_xz3bzzduvs">
               <w:r>
                 <w:rPr>
                   <w:rFonts w:ascii="Arial" w:cs="Arial" w:eastAsia="Arial" w:hAnsi="Arial"/>
@@ -24754,7 +24754,7 @@
               <w:spacing w:after="10" w:before="0"/>
               <w:ind w:left="120"/>
             </w:pPr>
-            <w:hyperlink w:history="1" r:id="rIdswdl4znkkij_rl3gwjp2c">
+            <w:hyperlink w:history="1" r:id="rIdgu6e_zsnddtc650a21fkd">
               <w:r>
                 <w:rPr>
                   <w:rFonts w:ascii="Arial" w:cs="Arial" w:eastAsia="Arial" w:hAnsi="Arial"/>
@@ -25034,7 +25034,7 @@
             <w:pPr>
               <w:spacing w:after="20" w:before="0"/>
             </w:pPr>
-            <w:hyperlink w:history="1" r:id="rIddur5egruhujd4tfldggn3">
+            <w:hyperlink w:history="1" r:id="rIdtok7mzrndtijkwiiofdze">
               <w:r>
                 <w:rPr>
                   <w:rFonts w:ascii="Arial" w:cs="Arial" w:eastAsia="Arial" w:hAnsi="Arial"/>
@@ -25067,7 +25067,7 @@
               <w:spacing w:after="10" w:before="0"/>
               <w:ind w:left="120"/>
             </w:pPr>
-            <w:hyperlink w:history="1" r:id="rIdlunvybbveu8xxlktwz0cd">
+            <w:hyperlink w:history="1" r:id="rId96rg70kmvwjs_fupx9hjh">
               <w:r>
                 <w:rPr>
                   <w:rFonts w:ascii="Arial" w:cs="Arial" w:eastAsia="Arial" w:hAnsi="Arial"/>
@@ -25112,7 +25112,7 @@
             <w:pPr>
               <w:spacing w:after="20" w:before="0"/>
             </w:pPr>
-            <w:hyperlink w:history="1" r:id="rIdkiuybhrqmtpkocvpk9a98">
+            <w:hyperlink w:history="1" r:id="rIdcsxiw2e9h-ilbdndfehs0">
               <w:r>
                 <w:rPr>
                   <w:rFonts w:ascii="Arial" w:cs="Arial" w:eastAsia="Arial" w:hAnsi="Arial"/>
@@ -25145,7 +25145,7 @@
               <w:spacing w:after="10" w:before="0"/>
               <w:ind w:left="120"/>
             </w:pPr>
-            <w:hyperlink w:history="1" r:id="rIdto7qkznqrsureprqi4g4q">
+            <w:hyperlink w:history="1" r:id="rId8_b54rfsj2pkm54svroh7">
               <w:r>
                 <w:rPr>
                   <w:rFonts w:ascii="Arial" w:cs="Arial" w:eastAsia="Arial" w:hAnsi="Arial"/>
@@ -25230,7 +25230,7 @@
               </w:rPr>
               <w:t xml:space="preserve">ACTIVITY A — PhET Nuclear Fission Simulation (</w:t>
             </w:r>
-            <w:del w:id="9258" w:author="Claude (AI) - proposed" w:date="2026-10-15T08:04:35Z">
+            <w:del w:id="9258" w:author="Claude (AI) - proposed" w:date="2026-10-18T00:32:21Z">
               <w:r>
                 <w:rPr>
                   <w:rFonts w:ascii="Arial" w:cs="Arial" w:eastAsia="Arial" w:hAnsi="Arial"/>
@@ -25245,7 +25245,7 @@
                 <w:delText xml:space="preserve">25</w:delText>
               </w:r>
             </w:del>
-            <w:ins w:id="9259" w:author="Claude (AI) - proposed" w:date="2026-10-15T08:04:35Z">
+            <w:ins w:id="9259" w:author="Claude (AI) - proposed" w:date="2026-10-18T00:32:21Z">
               <w:r>
                 <w:rPr>
                   <w:rFonts w:ascii="Arial" w:cs="Arial" w:eastAsia="Arial" w:hAnsi="Arial"/>
@@ -25393,7 +25393,7 @@
               </w:rPr>
               <w:t xml:space="preserve">ACTIVITY B — Video Explainer (</w:t>
             </w:r>
-            <w:del w:id="9260" w:author="Claude (AI) - proposed" w:date="2026-10-15T08:04:35Z">
+            <w:del w:id="9260" w:author="Claude (AI) - proposed" w:date="2026-10-18T00:32:21Z">
               <w:r>
                 <w:rPr>
                   <w:rFonts w:ascii="Arial" w:cs="Arial" w:eastAsia="Arial" w:hAnsi="Arial"/>
@@ -25408,7 +25408,7 @@
                 <w:delText xml:space="preserve">10</w:delText>
               </w:r>
             </w:del>
-            <w:ins w:id="9261" w:author="Claude (AI) - proposed" w:date="2026-10-15T08:04:35Z">
+            <w:ins w:id="9261" w:author="Claude (AI) - proposed" w:date="2026-10-18T00:32:21Z">
               <w:r>
                 <w:rPr>
                   <w:rFonts w:ascii="Arial" w:cs="Arial" w:eastAsia="Arial" w:hAnsi="Arial"/>
@@ -25436,7 +25436,7 @@
               </w:rPr>
               <w:t xml:space="preserve"> minutes): Learners watch a 6-minute curated video segment (e.g., IAEA 'How Does a Nuclear Power Plant Work?' or a teacher-prepared Kenyan-context explainer) focusing on: (i) the difference between fission and fusion, (ii) what mass defect means conceptually (E = mc²), and (iii) one slide about </w:t>
             </w:r>
-            <w:del w:id="9262" w:author="Claude (AI) - proposed" w:date="2026-10-15T08:04:35Z">
+            <w:del w:id="9262" w:author="Claude (AI) - proposed" w:date="2026-10-18T00:32:21Z">
               <w:r>
                 <w:rPr>
                   <w:rFonts w:ascii="Arial" w:cs="Arial" w:eastAsia="Arial" w:hAnsi="Arial"/>
@@ -25451,7 +25451,7 @@
                 <w:delText xml:space="preserve">KNEB</w:delText>
               </w:r>
             </w:del>
-            <w:ins w:id="9263" w:author="Claude (AI) - proposed" w:date="2026-10-15T08:04:35Z">
+            <w:ins w:id="9263" w:author="Claude (AI) - proposed" w:date="2026-10-18T00:32:21Z">
               <w:r>
                 <w:rPr>
                   <w:rFonts w:ascii="Arial" w:cs="Arial" w:eastAsia="Arial" w:hAnsi="Arial"/>
@@ -25552,7 +25552,7 @@
               </w:rPr>
               <w:t xml:space="preserve">2. Distribute the printed (or digital) 4-step investigation guide. Say: 'You have </w:t>
             </w:r>
-            <w:del w:id="9264" w:author="Claude (AI) - proposed" w:date="2026-10-15T08:04:35Z">
+            <w:del w:id="9264" w:author="Claude (AI) - proposed" w:date="2026-10-18T00:32:21Z">
               <w:r>
                 <w:rPr>
                   <w:rFonts w:ascii="Arial" w:cs="Arial" w:eastAsia="Arial" w:hAnsi="Arial"/>
@@ -25567,7 +25567,7 @@
                 <w:delText xml:space="preserve">22</w:delText>
               </w:r>
             </w:del>
-            <w:ins w:id="9265" w:author="Claude (AI) - proposed" w:date="2026-10-15T08:04:35Z">
+            <w:ins w:id="9265" w:author="Claude (AI) - proposed" w:date="2026-10-18T00:32:21Z">
               <w:r>
                 <w:rPr>
                   <w:rFonts w:ascii="Arial" w:cs="Arial" w:eastAsia="Arial" w:hAnsi="Arial"/>
@@ -25801,7 +25801,7 @@
               </w:rPr>
               <w:t xml:space="preserve">Observable indicators: (a) Every learner's notebook contains 4 sketches from the simulation — teacher spot-checks 6 notebooks during circulation, flagging any that are missing the chain reaction sketch. (b) During the two mid-simulation cold-call pauses, teacher listens for correct use of 'fission fragments,' 'neutrons,' and 'chain reaction' — if fewer than 60% of cold-called groups use correct terms, teacher pauses the class for a 2-minute whole-class clarification before proceeding to Step 3. (c) Video exit slip: 'Two Facts and One Question' — teacher scans slips as they are written; a correct 'fact' must reference either fission, fusion, mass defect, or </w:t>
             </w:r>
-            <w:del w:id="9266" w:author="Claude (AI) - proposed" w:date="2026-10-15T08:04:35Z">
+            <w:del w:id="9266" w:author="Claude (AI) - proposed" w:date="2026-10-18T00:32:21Z">
               <w:r>
                 <w:rPr>
                   <w:rFonts w:ascii="Arial" w:cs="Arial" w:eastAsia="Arial" w:hAnsi="Arial"/>
@@ -25816,7 +25816,7 @@
                 <w:delText xml:space="preserve">KNEB</w:delText>
               </w:r>
             </w:del>
-            <w:ins w:id="9267" w:author="Claude (AI) - proposed" w:date="2026-10-15T08:04:35Z">
+            <w:ins w:id="9267" w:author="Claude (AI) - proposed" w:date="2026-10-18T00:32:21Z">
               <w:r>
                 <w:rPr>
                   <w:rFonts w:ascii="Arial" w:cs="Arial" w:eastAsia="Arial" w:hAnsi="Arial"/>
@@ -25900,7 +25900,7 @@
             <w:pPr>
               <w:spacing w:after="20" w:before="0"/>
             </w:pPr>
-            <w:hyperlink w:history="1" r:id="rIdkdgtxz-ssiitgckocadx9">
+            <w:hyperlink w:history="1" r:id="rIdkgsot9ozvab0qdvjbkvxc">
               <w:r>
                 <w:rPr>
                   <w:rFonts w:ascii="Arial" w:cs="Arial" w:eastAsia="Arial" w:hAnsi="Arial"/>
@@ -25949,7 +25949,7 @@
               <w:spacing w:after="10" w:before="0"/>
               <w:ind w:left="120"/>
             </w:pPr>
-            <w:hyperlink w:history="1" r:id="rIdcmrspx3eapwvjf3le5mpm">
+            <w:hyperlink w:history="1" r:id="rId6ecsfuvoopujsxedqsxap">
               <w:r>
                 <w:rPr>
                   <w:rFonts w:ascii="Arial" w:cs="Arial" w:eastAsia="Arial" w:hAnsi="Arial"/>
@@ -25994,7 +25994,7 @@
             <w:pPr>
               <w:spacing w:after="20" w:before="0"/>
             </w:pPr>
-            <w:hyperlink w:history="1" r:id="rIdjpxp2pgqfzprczkysyxsh">
+            <w:hyperlink w:history="1" r:id="rIdwgdq6by75-5sg0wi9krqc">
               <w:r>
                 <w:rPr>
                   <w:rFonts w:ascii="Arial" w:cs="Arial" w:eastAsia="Arial" w:hAnsi="Arial"/>
@@ -26027,7 +26027,7 @@
               <w:spacing w:after="10" w:before="0"/>
               <w:ind w:left="120"/>
             </w:pPr>
-            <w:hyperlink w:history="1" r:id="rIdi2bils6uksjbjvk6jig-b">
+            <w:hyperlink w:history="1" r:id="rId3xedtbx73bq1oddlzrt6q">
               <w:r>
                 <w:rPr>
                   <w:rFonts w:ascii="Arial" w:cs="Arial" w:eastAsia="Arial" w:hAnsi="Arial"/>
@@ -26112,7 +26112,7 @@
               </w:rPr>
               <w:t xml:space="preserve">PART A — Fission vs. Fusion Comparison Table (</w:t>
             </w:r>
-            <w:del w:id="9268" w:author="Claude (AI) - proposed" w:date="2026-10-15T08:04:35Z">
+            <w:del w:id="9268" w:author="Claude (AI) - proposed" w:date="2026-10-18T00:32:21Z">
               <w:r>
                 <w:rPr>
                   <w:rFonts w:ascii="Arial" w:cs="Arial" w:eastAsia="Arial" w:hAnsi="Arial"/>
@@ -26127,7 +26127,7 @@
                 <w:delText xml:space="preserve">10</w:delText>
               </w:r>
             </w:del>
-            <w:ins w:id="9269" w:author="Claude (AI) - proposed" w:date="2026-10-15T08:04:35Z">
+            <w:ins w:id="9269" w:author="Claude (AI) - proposed" w:date="2026-10-18T00:32:21Z">
               <w:r>
                 <w:rPr>
                   <w:rFonts w:ascii="Arial" w:cs="Arial" w:eastAsia="Arial" w:hAnsi="Arial"/>
@@ -26182,10 +26182,10 @@
               <w:spacing w:after="40" w:before="0"/>
               <w:jc w:val="left"/>
               <w:rPr>
-                <w:ins w:id="9271" w:author="Claude (AI) - proposed" w:date="2026-10-15T08:04:35Z"/>
-              </w:rPr>
-            </w:pPr>
-            <w:ins w:id="9270" w:author="Claude (AI) - proposed" w:date="2026-10-15T08:04:35Z">
+                <w:ins w:id="9271" w:author="Claude (AI) - proposed" w:date="2026-10-18T00:32:21Z"/>
+              </w:rPr>
+            </w:pPr>
+            <w:ins w:id="9270" w:author="Claude (AI) - proposed" w:date="2026-10-18T00:32:21Z">
               <w:r>
                 <w:rPr>
                   <w:rFonts w:ascii="Arial" w:cs="Arial" w:eastAsia="Arial" w:hAnsi="Arial"/>
@@ -26207,10 +26207,10 @@
               <w:spacing w:after="40" w:before="0"/>
               <w:jc w:val="left"/>
               <w:rPr>
-                <w:del w:id="9273" w:author="Claude (AI) - proposed" w:date="2026-10-15T08:04:35Z"/>
-              </w:rPr>
-            </w:pPr>
-            <w:del w:id="9272" w:author="Claude (AI) - proposed" w:date="2026-10-15T08:04:35Z">
+                <w:del w:id="9273" w:author="Claude (AI) - proposed" w:date="2026-10-18T00:32:21Z"/>
+              </w:rPr>
+            </w:pPr>
+            <w:del w:id="9272" w:author="Claude (AI) - proposed" w:date="2026-10-18T00:32:21Z">
               <w:r>
                 <w:rPr>
                   <w:rFonts w:ascii="Arial" w:cs="Arial" w:eastAsia="Arial" w:hAnsi="Arial"/>
@@ -26265,7 +26265,7 @@
               </w:rPr>
               <w:t xml:space="preserve">PART C — Kenya Nuclear Debate: Structured Academic Controversy (</w:t>
             </w:r>
-            <w:del w:id="9274" w:author="Claude (AI) - proposed" w:date="2026-10-15T08:04:35Z">
+            <w:del w:id="9274" w:author="Claude (AI) - proposed" w:date="2026-10-18T00:32:21Z">
               <w:r>
                 <w:rPr>
                   <w:rFonts w:ascii="Arial" w:cs="Arial" w:eastAsia="Arial" w:hAnsi="Arial"/>
@@ -26280,7 +26280,7 @@
                 <w:delText xml:space="preserve">15</w:delText>
               </w:r>
             </w:del>
-            <w:ins w:id="9275" w:author="Claude (AI) - proposed" w:date="2026-10-15T08:04:35Z">
+            <w:ins w:id="9275" w:author="Claude (AI) - proposed" w:date="2026-10-18T00:32:21Z">
               <w:r>
                 <w:rPr>
                   <w:rFonts w:ascii="Arial" w:cs="Arial" w:eastAsia="Arial" w:hAnsi="Arial"/>
@@ -26308,7 +26308,7 @@
               </w:rPr>
               <w:t xml:space="preserve"> minutes): The class is divided into four groups of roughly equal size. Groups 1 &amp; 2 are assigned PRO-nuclear (Kenya SHOULD build a nuclear power plant). Groups 3 &amp; 4 are assigned ANTI-nuclear (Kenya SHOULD NOT build a nuclear power plant yet). Each group has </w:t>
             </w:r>
-            <w:del w:id="9276" w:author="Claude (AI) - proposed" w:date="2026-10-15T08:04:35Z">
+            <w:del w:id="9276" w:author="Claude (AI) - proposed" w:date="2026-10-18T00:32:21Z">
               <w:r>
                 <w:rPr>
                   <w:rFonts w:ascii="Arial" w:cs="Arial" w:eastAsia="Arial" w:hAnsi="Arial"/>
@@ -26323,7 +26323,7 @@
                 <w:delText xml:space="preserve">5</w:delText>
               </w:r>
             </w:del>
-            <w:ins w:id="9277" w:author="Claude (AI) - proposed" w:date="2026-10-15T08:04:35Z">
+            <w:ins w:id="9277" w:author="Claude (AI) - proposed" w:date="2026-10-18T00:32:21Z">
               <w:r>
                 <w:rPr>
                   <w:rFonts w:ascii="Arial" w:cs="Arial" w:eastAsia="Arial" w:hAnsi="Arial"/>
@@ -26351,7 +26351,7 @@
               </w:rPr>
               <w:t xml:space="preserve"> minutes to build their argument using an evidence card pack (teacher-prepared cards with real data: Kenya's current energy mix, </w:t>
             </w:r>
-            <w:del w:id="9278" w:author="Claude (AI) - proposed" w:date="2026-10-15T08:04:35Z">
+            <w:del w:id="9278" w:author="Claude (AI) - proposed" w:date="2026-10-18T00:32:21Z">
               <w:r>
                 <w:rPr>
                   <w:rFonts w:ascii="Arial" w:cs="Arial" w:eastAsia="Arial" w:hAnsi="Arial"/>
@@ -26366,7 +26366,7 @@
                 <w:delText xml:space="preserve">KNEB</w:delText>
               </w:r>
             </w:del>
-            <w:ins w:id="9279" w:author="Claude (AI) - proposed" w:date="2026-10-15T08:04:35Z">
+            <w:ins w:id="9279" w:author="Claude (AI) - proposed" w:date="2026-10-18T00:32:21Z">
               <w:r>
                 <w:rPr>
                   <w:rFonts w:ascii="Arial" w:cs="Arial" w:eastAsia="Arial" w:hAnsi="Arial"/>
@@ -26447,7 +26447,7 @@
               </w:rPr>
               <w:t xml:space="preserve">1. Say: 'Using everything from the simulation and the video, complete this comparison table individually — </w:t>
             </w:r>
-            <w:del w:id="9280" w:author="Claude (AI) - proposed" w:date="2026-10-15T08:04:35Z">
+            <w:del w:id="9280" w:author="Claude (AI) - proposed" w:date="2026-10-18T00:32:21Z">
               <w:r>
                 <w:rPr>
                   <w:rFonts w:ascii="Arial" w:cs="Arial" w:eastAsia="Arial" w:hAnsi="Arial"/>
@@ -26462,7 +26462,7 @@
                 <w:delText xml:space="preserve">8</w:delText>
               </w:r>
             </w:del>
-            <w:ins w:id="9281" w:author="Claude (AI) - proposed" w:date="2026-10-15T08:04:35Z">
+            <w:ins w:id="9281" w:author="Claude (AI) - proposed" w:date="2026-10-18T00:32:21Z">
               <w:r>
                 <w:rPr>
                   <w:rFonts w:ascii="Arial" w:cs="Arial" w:eastAsia="Arial" w:hAnsi="Arial"/>
@@ -26510,7 +26510,7 @@
               </w:rPr>
               <w:t xml:space="preserve">2. After </w:t>
             </w:r>
-            <w:del w:id="9282" w:author="Claude (AI) - proposed" w:date="2026-10-15T08:04:35Z">
+            <w:del w:id="9282" w:author="Claude (AI) - proposed" w:date="2026-10-18T00:32:21Z">
               <w:r>
                 <w:rPr>
                   <w:rFonts w:ascii="Arial" w:cs="Arial" w:eastAsia="Arial" w:hAnsi="Arial"/>
@@ -26525,7 +26525,7 @@
                 <w:delText xml:space="preserve">8</w:delText>
               </w:r>
             </w:del>
-            <w:ins w:id="9283" w:author="Claude (AI) - proposed" w:date="2026-10-15T08:04:35Z">
+            <w:ins w:id="9283" w:author="Claude (AI) - proposed" w:date="2026-10-18T00:32:21Z">
               <w:r>
                 <w:rPr>
                   <w:rFonts w:ascii="Arial" w:cs="Arial" w:eastAsia="Arial" w:hAnsi="Arial"/>
@@ -26553,7 +26553,7 @@
               </w:rPr>
               <w:t xml:space="preserve"> minutes: 'Check your table against your partner's. Where do you disagree? Put a question mark in those cells.' [</w:t>
             </w:r>
-            <w:del w:id="9284" w:author="Claude (AI) - proposed" w:date="2026-10-15T08:04:35Z">
+            <w:del w:id="9284" w:author="Claude (AI) - proposed" w:date="2026-10-18T00:32:21Z">
               <w:r>
                 <w:rPr>
                   <w:rFonts w:ascii="Arial" w:cs="Arial" w:eastAsia="Arial" w:hAnsi="Arial"/>
@@ -26568,7 +26568,7 @@
                 <w:delText xml:space="preserve">2 minutes</w:delText>
               </w:r>
             </w:del>
-            <w:ins w:id="9285" w:author="Claude (AI) - proposed" w:date="2026-10-15T08:04:35Z">
+            <w:ins w:id="9285" w:author="Claude (AI) - proposed" w:date="2026-10-18T00:32:21Z">
               <w:r>
                 <w:rPr>
                   <w:rFonts w:ascii="Arial" w:cs="Arial" w:eastAsia="Arial" w:hAnsi="Arial"/>
@@ -26616,7 +26616,7 @@
               </w:rPr>
               <w:t xml:space="preserve">3. Cold-call one pair </w:t>
             </w:r>
-            <w:del w:id="9286" w:author="Claude (AI) - proposed" w:date="2026-10-15T08:04:35Z">
+            <w:del w:id="9286" w:author="Claude (AI) - proposed" w:date="2026-10-18T00:32:21Z">
               <w:r>
                 <w:rPr>
                   <w:rFonts w:ascii="Arial" w:cs="Arial" w:eastAsia="Arial" w:hAnsi="Arial"/>
@@ -26631,7 +26631,7 @@
                 <w:delText xml:space="preserve">per row</w:delText>
               </w:r>
             </w:del>
-            <w:ins w:id="9287" w:author="Claude (AI) - proposed" w:date="2026-10-15T08:04:35Z">
+            <w:ins w:id="9287" w:author="Claude (AI) - proposed" w:date="2026-10-18T00:32:21Z">
               <w:r>
                 <w:rPr>
                   <w:rFonts w:ascii="Arial" w:cs="Arial" w:eastAsia="Arial" w:hAnsi="Arial"/>
@@ -26659,7 +26659,7 @@
               </w:rPr>
               <w:t xml:space="preserve"> of the table (</w:t>
             </w:r>
-            <w:del w:id="9288" w:author="Claude (AI) - proposed" w:date="2026-10-15T08:04:35Z">
+            <w:del w:id="9288" w:author="Claude (AI) - proposed" w:date="2026-10-18T00:32:21Z">
               <w:r>
                 <w:rPr>
                   <w:rFonts w:ascii="Arial" w:cs="Arial" w:eastAsia="Arial" w:hAnsi="Arial"/>
@@ -26674,7 +26674,7 @@
                 <w:delText xml:space="preserve">6</w:delText>
               </w:r>
             </w:del>
-            <w:ins w:id="9289" w:author="Claude (AI) - proposed" w:date="2026-10-15T08:04:35Z">
+            <w:ins w:id="9289" w:author="Claude (AI) - proposed" w:date="2026-10-18T00:32:21Z">
               <w:r>
                 <w:rPr>
                   <w:rFonts w:ascii="Arial" w:cs="Arial" w:eastAsia="Arial" w:hAnsi="Arial"/>
@@ -26762,7 +26762,7 @@
               </w:rPr>
               <w:t xml:space="preserve">4. Say: 'Now I am going to explain WHERE the energy actually comes from — and I want you to connect this back to our rock.' Deliver the </w:t>
             </w:r>
-            <w:del w:id="9290" w:author="Claude (AI) - proposed" w:date="2026-10-15T08:04:35Z">
+            <w:del w:id="9290" w:author="Claude (AI) - proposed" w:date="2026-10-18T00:32:21Z">
               <w:r>
                 <w:rPr>
                   <w:rFonts w:ascii="Arial" w:cs="Arial" w:eastAsia="Arial" w:hAnsi="Arial"/>
@@ -26777,7 +26777,7 @@
                 <w:delText xml:space="preserve">ugali analogy</w:delText>
               </w:r>
             </w:del>
-            <w:ins w:id="9291" w:author="Claude (AI) - proposed" w:date="2026-10-15T08:04:35Z">
+            <w:ins w:id="9291" w:author="Claude (AI) - proposed" w:date="2026-10-18T00:32:21Z">
               <w:r>
                 <w:rPr>
                   <w:rFonts w:ascii="Arial" w:cs="Arial" w:eastAsia="Arial" w:hAnsi="Arial"/>
@@ -26805,7 +26805,7 @@
               </w:rPr>
               <w:t xml:space="preserve"> (scripted above). Pause after '</w:t>
             </w:r>
-            <w:del w:id="9292" w:author="Claude (AI) - proposed" w:date="2026-10-15T08:04:35Z">
+            <w:del w:id="9292" w:author="Claude (AI) - proposed" w:date="2026-10-18T00:32:21Z">
               <w:r>
                 <w:rPr>
                   <w:rFonts w:ascii="Arial" w:cs="Arial" w:eastAsia="Arial" w:hAnsi="Arial"/>
@@ -26820,7 +26820,7 @@
                 <w:delText xml:space="preserve">colossal energy</w:delText>
               </w:r>
             </w:del>
-            <w:ins w:id="9293" w:author="Claude (AI) - proposed" w:date="2026-10-15T08:04:35Z">
+            <w:ins w:id="9293" w:author="Claude (AI) - proposed" w:date="2026-10-18T00:32:21Z">
               <w:r>
                 <w:rPr>
                   <w:rFonts w:ascii="Arial" w:cs="Arial" w:eastAsia="Arial" w:hAnsi="Arial"/>
@@ -26908,7 +26908,7 @@
               </w:rPr>
               <w:t xml:space="preserve">5. Assign groups, distribute evidence card packs. Say: 'You have </w:t>
             </w:r>
-            <w:del w:id="9294" w:author="Claude (AI) - proposed" w:date="2026-10-15T08:04:35Z">
+            <w:del w:id="9294" w:author="Claude (AI) - proposed" w:date="2026-10-18T00:32:21Z">
               <w:r>
                 <w:rPr>
                   <w:rFonts w:ascii="Arial" w:cs="Arial" w:eastAsia="Arial" w:hAnsi="Arial"/>
@@ -26923,7 +26923,7 @@
                 <w:delText xml:space="preserve">5</w:delText>
               </w:r>
             </w:del>
-            <w:ins w:id="9295" w:author="Claude (AI) - proposed" w:date="2026-10-15T08:04:35Z">
+            <w:ins w:id="9295" w:author="Claude (AI) - proposed" w:date="2026-10-18T00:32:21Z">
               <w:r>
                 <w:rPr>
                   <w:rFonts w:ascii="Arial" w:cs="Arial" w:eastAsia="Arial" w:hAnsi="Arial"/>
@@ -27011,7 +27011,7 @@
               </w:rPr>
               <w:t xml:space="preserve">8. Close with: 'Scientists and policymakers in Kenya — at </w:t>
             </w:r>
-            <w:del w:id="9296" w:author="Claude (AI) - proposed" w:date="2026-10-15T08:04:35Z">
+            <w:del w:id="9296" w:author="Claude (AI) - proposed" w:date="2026-10-18T00:32:21Z">
               <w:r>
                 <w:rPr>
                   <w:rFonts w:ascii="Arial" w:cs="Arial" w:eastAsia="Arial" w:hAnsi="Arial"/>
@@ -27026,7 +27026,7 @@
                 <w:delText xml:space="preserve">KNEB</w:delText>
               </w:r>
             </w:del>
-            <w:ins w:id="9297" w:author="Claude (AI) - proposed" w:date="2026-10-15T08:04:35Z">
+            <w:ins w:id="9297" w:author="Claude (AI) - proposed" w:date="2026-10-18T00:32:21Z">
               <w:r>
                 <w:rPr>
                   <w:rFonts w:ascii="Arial" w:cs="Arial" w:eastAsia="Arial" w:hAnsi="Arial"/>
@@ -27087,7 +27087,7 @@
               </w:rPr>
               <w:t xml:space="preserve">Structured Academic Controversy (SAC) + </w:t>
             </w:r>
-            <w:del w:id="9298" w:author="Claude (AI) - proposed" w:date="2026-10-15T08:04:35Z">
+            <w:del w:id="9298" w:author="Claude (AI) - proposed" w:date="2026-10-18T00:32:21Z">
               <w:r>
                 <w:rPr>
                   <w:rFonts w:ascii="Arial" w:cs="Arial" w:eastAsia="Arial" w:hAnsi="Arial"/>
@@ -27102,7 +27102,7 @@
                 <w:delText xml:space="preserve">Ugali Analogy</w:delText>
               </w:r>
             </w:del>
-            <w:ins w:id="9299" w:author="Claude (AI) - proposed" w:date="2026-10-15T08:04:35Z">
+            <w:ins w:id="9299" w:author="Claude (AI) - proposed" w:date="2026-10-18T00:32:21Z">
               <w:r>
                 <w:rPr>
                   <w:rFonts w:ascii="Arial" w:cs="Arial" w:eastAsia="Arial" w:hAnsi="Arial"/>
@@ -27130,7 +27130,7 @@
               </w:rPr>
               <w:t xml:space="preserve">: The SAC framework requires learners to argue a position they may not personally hold, which forces deep engagement with evidence on both sides — this is a hallmark of scientific thinking. The </w:t>
             </w:r>
-            <w:del w:id="9300" w:author="Claude (AI) - proposed" w:date="2026-10-15T08:04:35Z">
+            <w:del w:id="9300" w:author="Claude (AI) - proposed" w:date="2026-10-18T00:32:21Z">
               <w:r>
                 <w:rPr>
                   <w:rFonts w:ascii="Arial" w:cs="Arial" w:eastAsia="Arial" w:hAnsi="Arial"/>
@@ -27145,7 +27145,7 @@
                 <w:delText xml:space="preserve">ugali analogy uses a familiar Kenyan cooking context to make the abstract concept of mass defect tangible and culturally grounded</w:delText>
               </w:r>
             </w:del>
-            <w:ins w:id="9301" w:author="Claude (AI) - proposed" w:date="2026-10-15T08:04:35Z">
+            <w:ins w:id="9301" w:author="Claude (AI) - proposed" w:date="2026-10-18T00:32:21Z">
               <w:r>
                 <w:rPr>
                   <w:rFonts w:ascii="Arial" w:cs="Arial" w:eastAsia="Arial" w:hAnsi="Arial"/>
@@ -27206,7 +27206,7 @@
               </w:rPr>
               <w:t xml:space="preserve">Observable indicators: (a) Comparison table — teacher collects 6 random notebooks at the end of Part A and checks that the 'Energy released' row correctly identifies fusion as releasing more energy</w:t>
             </w:r>
-            <w:ins w:id="9302" w:author="Claude (AI) - proposed" w:date="2026-10-15T08:04:35Z">
+            <w:ins w:id="9302" w:author="Claude (AI) - proposed" w:date="2026-10-18T00:32:21Z">
               <w:r>
                 <w:rPr>
                   <w:rFonts w:ascii="Arial" w:cs="Arial" w:eastAsia="Arial" w:hAnsi="Arial"/>
@@ -27234,7 +27234,7 @@
               </w:rPr>
               <w:t xml:space="preserve"> than fission, and that 'human application' rows are correctly populated. Any learner with more than 3 empty or incorrect cells is flagged for Lesson 7 support. (b) Mass defect understanding — after the </w:t>
             </w:r>
-            <w:del w:id="9303" w:author="Claude (AI) - proposed" w:date="2026-10-15T08:04:35Z">
+            <w:del w:id="9303" w:author="Claude (AI) - proposed" w:date="2026-10-18T00:32:21Z">
               <w:r>
                 <w:rPr>
                   <w:rFonts w:ascii="Arial" w:cs="Arial" w:eastAsia="Arial" w:hAnsi="Arial"/>
@@ -27249,7 +27249,7 @@
                 <w:delText xml:space="preserve">ugali analogy</w:delText>
               </w:r>
             </w:del>
-            <w:ins w:id="9304" w:author="Claude (AI) - proposed" w:date="2026-10-15T08:04:35Z">
+            <w:ins w:id="9304" w:author="Claude (AI) - proposed" w:date="2026-10-18T00:32:21Z">
               <w:r>
                 <w:rPr>
                   <w:rFonts w:ascii="Arial" w:cs="Arial" w:eastAsia="Arial" w:hAnsi="Arial"/>
@@ -27333,7 +27333,7 @@
             <w:pPr>
               <w:spacing w:after="20" w:before="0"/>
             </w:pPr>
-            <w:hyperlink w:history="1" r:id="rId9jb8rqyyc-s3vd4-mh4jy">
+            <w:hyperlink w:history="1" r:id="rIdaphowfgxnmtfmxz9lsxus">
               <w:r>
                 <w:rPr>
                   <w:rFonts w:ascii="Arial" w:cs="Arial" w:eastAsia="Arial" w:hAnsi="Arial"/>
@@ -27366,7 +27366,7 @@
               <w:spacing w:after="10" w:before="0"/>
               <w:ind w:left="120"/>
             </w:pPr>
-            <w:hyperlink w:history="1" r:id="rId3lzoarv7nxm3i1bh0-jz6">
+            <w:hyperlink w:history="1" r:id="rIdftvnsnxrnohjjz2u21dgf">
               <w:r>
                 <w:rPr>
                   <w:rFonts w:ascii="Arial" w:cs="Arial" w:eastAsia="Arial" w:hAnsi="Arial"/>
@@ -27411,7 +27411,7 @@
             <w:pPr>
               <w:spacing w:after="20" w:before="0"/>
             </w:pPr>
-            <w:hyperlink w:history="1" r:id="rIdgc96wsvcxgnseal290_kp">
+            <w:hyperlink w:history="1" r:id="rIdyh7erz871bycfkpohqqnl">
               <w:r>
                 <w:rPr>
                   <w:rFonts w:ascii="Arial" w:cs="Arial" w:eastAsia="Arial" w:hAnsi="Arial"/>
@@ -27444,7 +27444,7 @@
               <w:spacing w:after="10" w:before="0"/>
               <w:ind w:left="120"/>
             </w:pPr>
-            <w:hyperlink w:history="1" r:id="rIdoynofgkqf_9jpu8puxylf">
+            <w:hyperlink w:history="1" r:id="rIddj-roewt8b4n-ddujtni4">
               <w:r>
                 <w:rPr>
                   <w:rFonts w:ascii="Arial" w:cs="Arial" w:eastAsia="Arial" w:hAnsi="Arial"/>
@@ -27489,7 +27489,7 @@
               </w:rPr>
               <w:t xml:space="preserve">Learners return to the class Driving Question Board, which has been accumulating sticky notes and string connections since Lesson 1. The DQB displays the central driving question: 'Why do some atoms in Kenyan rocks spontaneously release invisible energy — and how can we harness or protect ourselves from that energy?' Today's DQB update focuses specifically on the word 'HARNESS' in the driving question — for the first time in the sequence, learners have direct evidence for how the energy in rocks like pitchblende can be deliberately harnessed at scale. Each learner writes TWO sticky notes: one GREEN (something they now understand that they did not understand at the start of today) and one YELLOW (a question that today's lesson has opened up or made more complex). Learners physically place their notes on the DQB. The teacher reads 5–6 notes aloud and uses string/arrows to connect new understanding to earlier concepts on the board (e.g., connecting today's 'chain reaction' note to Lesson 2's 'alpha decay releases energy' note, and to Lesson 4's 'half-life of U-</w:t>
             </w:r>
-            <w:del w:id="9305" w:author="Claude (AI) - proposed" w:date="2026-10-15T08:04:35Z">
+            <w:del w:id="9305" w:author="Claude (AI) - proposed" w:date="2026-10-18T00:32:21Z">
               <w:r>
                 <w:rPr>
                   <w:rFonts w:ascii="Arial" w:cs="Arial" w:eastAsia="Arial" w:hAnsi="Arial"/>
@@ -27504,7 +27504,7 @@
                 <w:delText xml:space="preserve">235 is 700 million</w:delText>
               </w:r>
             </w:del>
-            <w:ins w:id="9306" w:author="Claude (AI) - proposed" w:date="2026-10-15T08:04:35Z">
+            <w:ins w:id="9306" w:author="Claude (AI) - proposed" w:date="2026-10-18T00:32:21Z">
               <w:r>
                 <w:rPr>
                   <w:rFonts w:ascii="Arial" w:cs="Arial" w:eastAsia="Arial" w:hAnsi="Arial"/>
@@ -27625,7 +27625,7 @@
               </w:rPr>
               <w:t xml:space="preserve">4. Use string or a marker line to visibly connect: 'nuclear fission releases energy' → 'mass defect' → 'alpha/beta decay also converts mass to energy (Lesson 2)' → '</w:t>
             </w:r>
-            <w:ins w:id="9307" w:author="Claude (AI) - proposed" w:date="2026-10-15T08:04:35Z">
+            <w:ins w:id="9307" w:author="Claude (AI) - proposed" w:date="2026-10-18T00:32:21Z">
               <w:r>
                 <w:rPr>
                   <w:rFonts w:ascii="Arial" w:cs="Arial" w:eastAsia="Arial" w:hAnsi="Arial"/>
@@ -27653,7 +27653,7 @@
               </w:rPr>
               <w:t xml:space="preserve">half-life of </w:t>
             </w:r>
-            <w:del w:id="9308" w:author="Claude (AI) - proposed" w:date="2026-10-15T08:04:35Z">
+            <w:del w:id="9308" w:author="Claude (AI) - proposed" w:date="2026-10-18T00:32:21Z">
               <w:r>
                 <w:rPr>
                   <w:rFonts w:ascii="Arial" w:cs="Arial" w:eastAsia="Arial" w:hAnsi="Arial"/>
@@ -27668,7 +27668,7 @@
                 <w:delText xml:space="preserve">U-235 means fuel lasts</w:delText>
               </w:r>
             </w:del>
-            <w:ins w:id="9309" w:author="Claude (AI) - proposed" w:date="2026-10-15T08:04:35Z">
+            <w:ins w:id="9309" w:author="Claude (AI) - proposed" w:date="2026-10-18T00:32:21Z">
               <w:r>
                 <w:rPr>
                   <w:rFonts w:ascii="Arial" w:cs="Arial" w:eastAsia="Arial" w:hAnsi="Arial"/>
@@ -27818,7 +27818,7 @@
             <w:pPr>
               <w:spacing w:after="20" w:before="0"/>
             </w:pPr>
-            <w:hyperlink w:history="1" r:id="rIdoidftr6bg2qe2hl6h_rzl">
+            <w:hyperlink w:history="1" r:id="rIdputphifhkh6cbzx9tj6bu">
               <w:r>
                 <w:rPr>
                   <w:rFonts w:ascii="Arial" w:cs="Arial" w:eastAsia="Arial" w:hAnsi="Arial"/>
@@ -27851,7 +27851,7 @@
               <w:spacing w:after="10" w:before="0"/>
               <w:ind w:left="120"/>
             </w:pPr>
-            <w:hyperlink w:history="1" r:id="rId9ln26uyqoq0lxcfwerimj">
+            <w:hyperlink w:history="1" r:id="rId0ly33_dukzyy8yeppf0za">
               <w:r>
                 <w:rPr>
                   <w:rFonts w:ascii="Arial" w:cs="Arial" w:eastAsia="Arial" w:hAnsi="Arial"/>
@@ -27896,7 +27896,7 @@
             <w:pPr>
               <w:spacing w:after="20" w:before="0"/>
             </w:pPr>
-            <w:hyperlink w:history="1" r:id="rIdwqmfate2lq1gljnyehjj8">
+            <w:hyperlink w:history="1" r:id="rIdetgyj6utwoh_606t9e_bk">
               <w:r>
                 <w:rPr>
                   <w:rFonts w:ascii="Arial" w:cs="Arial" w:eastAsia="Arial" w:hAnsi="Arial"/>
@@ -27929,7 +27929,7 @@
               <w:spacing w:after="10" w:before="0"/>
               <w:ind w:left="120"/>
             </w:pPr>
-            <w:hyperlink w:history="1" r:id="rIdeoppm7wy8ps_25q5d9hyq">
+            <w:hyperlink w:history="1" r:id="rIdmsakaig8sd8dvj8kkp7i7">
               <w:r>
                 <w:rPr>
                   <w:rFonts w:ascii="Arial" w:cs="Arial" w:eastAsia="Arial" w:hAnsi="Arial"/>
@@ -27974,7 +27974,7 @@
               </w:rPr>
               <w:t xml:space="preserve">Learners open their cumulative nuclear model — a diagram they have been building and revising since Lesson 1, which currently shows: a uranium nucleus (Lesson 1), the belt of stability and neutron-proton ratio (Lesson 1–2), alpha, beta, and gamma decay pathways (Lesson 2), radiation detection symbols (Lesson 3), a decay curve showing half-life (Lesson 4), and nuclear equations (Lesson 5). Today, learners add a NEW BRANCH to their model specifically for 'deliberate/engineered nuclear reactions.' Using a coloured pen (a different colour from previous lessons — e.g., red for engineered reactions vs. blue for natural decay), they add: (a) a FISSION PATHWAY — a U-235 nucleus struck by a neutron, splitting into two fission fragments + 2–3 neutrons + energy, with an arrow labelled 'chain reaction possible'</w:t>
             </w:r>
-            <w:ins w:id="9310" w:author="Claude (AI) - proposed" w:date="2026-10-15T08:04:35Z">
+            <w:ins w:id="9310" w:author="Claude (AI) - proposed" w:date="2026-10-18T00:32:21Z">
               <w:r>
                 <w:rPr>
                   <w:rFonts w:ascii="Arial" w:cs="Arial" w:eastAsia="Arial" w:hAnsi="Arial"/>
@@ -28002,7 +28002,7 @@
               </w:rPr>
               <w:t xml:space="preserve">; (b) a FUSION PATHWAY — </w:t>
             </w:r>
-            <w:del w:id="9311" w:author="Claude (AI) - proposed" w:date="2026-10-15T08:04:35Z">
+            <w:del w:id="9311" w:author="Claude (AI) - proposed" w:date="2026-10-18T00:32:21Z">
               <w:r>
                 <w:rPr>
                   <w:rFonts w:ascii="Arial" w:cs="Arial" w:eastAsia="Arial" w:hAnsi="Arial"/>
@@ -28030,7 +28030,7 @@
               </w:rPr>
               <w:t xml:space="preserve">deuterium + tritium</w:t>
             </w:r>
-            <w:del w:id="9312" w:author="Claude (AI) - proposed" w:date="2026-10-15T08:04:35Z">
+            <w:del w:id="9312" w:author="Claude (AI) - proposed" w:date="2026-10-18T00:32:21Z">
               <w:r>
                 <w:rPr>
                   <w:rFonts w:ascii="Arial" w:cs="Arial" w:eastAsia="Arial" w:hAnsi="Arial"/>
@@ -28058,7 +28058,7 @@
               </w:rPr>
               <w:t xml:space="preserve"> fusing to form helium</w:t>
             </w:r>
-            <w:ins w:id="9313" w:author="Claude (AI) - proposed" w:date="2026-10-15T08:04:35Z">
+            <w:ins w:id="9313" w:author="Claude (AI) - proposed" w:date="2026-10-18T00:32:21Z">
               <w:r>
                 <w:rPr>
                   <w:rFonts w:ascii="Arial" w:cs="Arial" w:eastAsia="Arial" w:hAnsi="Arial"/>
@@ -28086,7 +28086,7 @@
               </w:rPr>
               <w:t xml:space="preserve"> + a neutron + energy</w:t>
             </w:r>
-            <w:ins w:id="9314" w:author="Claude (AI) - proposed" w:date="2026-10-15T08:04:35Z">
+            <w:ins w:id="9314" w:author="Claude (AI) - proposed" w:date="2026-10-18T00:32:21Z">
               <w:r>
                 <w:rPr>
                   <w:rFonts w:ascii="Arial" w:cs="Arial" w:eastAsia="Arial" w:hAnsi="Arial"/>
@@ -28114,7 +28114,7 @@
               </w:rPr>
               <w:t xml:space="preserve">, labelled 'requires extreme heat/pressure'; (c) an E = mc² annotation linking both pathways, with the note 'mass defect → energy'; (d) an 'Applications' branch showing: nuclear power plant (</w:t>
             </w:r>
-            <w:del w:id="9315" w:author="Claude (AI) - proposed" w:date="2026-10-15T08:04:35Z">
+            <w:del w:id="9315" w:author="Claude (AI) - proposed" w:date="2026-10-18T00:32:21Z">
               <w:r>
                 <w:rPr>
                   <w:rFonts w:ascii="Arial" w:cs="Arial" w:eastAsia="Arial" w:hAnsi="Arial"/>
@@ -28129,7 +28129,7 @@
                 <w:delText xml:space="preserve">KNEB</w:delText>
               </w:r>
             </w:del>
-            <w:ins w:id="9316" w:author="Claude (AI) - proposed" w:date="2026-10-15T08:04:35Z">
+            <w:ins w:id="9316" w:author="Claude (AI) - proposed" w:date="2026-10-18T00:32:21Z">
               <w:r>
                 <w:rPr>
                   <w:rFonts w:ascii="Arial" w:cs="Arial" w:eastAsia="Arial" w:hAnsi="Arial"/>
@@ -28270,7 +28270,7 @@
               </w:rPr>
               <w:t xml:space="preserve">5. After </w:t>
             </w:r>
-            <w:del w:id="9317" w:author="Claude (AI) - proposed" w:date="2026-10-15T08:04:35Z">
+            <w:del w:id="9317" w:author="Claude (AI) - proposed" w:date="2026-10-18T00:32:21Z">
               <w:r>
                 <w:rPr>
                   <w:rFonts w:ascii="Arial" w:cs="Arial" w:eastAsia="Arial" w:hAnsi="Arial"/>
@@ -28285,7 +28285,7 @@
                 <w:delText xml:space="preserve">8</w:delText>
               </w:r>
             </w:del>
-            <w:ins w:id="9318" w:author="Claude (AI) - proposed" w:date="2026-10-15T08:04:35Z">
+            <w:ins w:id="9318" w:author="Claude (AI) - proposed" w:date="2026-10-18T00:32:21Z">
               <w:r>
                 <w:rPr>
                   <w:rFonts w:ascii="Arial" w:cs="Arial" w:eastAsia="Arial" w:hAnsi="Arial"/>
@@ -28501,10 +28501,10 @@
               <w:spacing w:after="40" w:before="0"/>
               <w:jc w:val="left"/>
               <w:rPr>
-                <w:ins w:id="9320" w:author="Claude (AI) - proposed" w:date="2026-10-15T08:04:35Z"/>
-              </w:rPr>
-            </w:pPr>
-            <w:ins w:id="9319" w:author="Claude (AI) - proposed" w:date="2026-10-15T08:04:35Z">
+                <w:ins w:id="9320" w:author="Claude (AI) - proposed" w:date="2026-10-18T00:32:21Z"/>
+              </w:rPr>
+            </w:pPr>
+            <w:ins w:id="9319" w:author="Claude (AI) - proposed" w:date="2026-10-18T00:32:21Z">
               <w:r>
                 <w:rPr>
                   <w:rFonts w:ascii="Arial" w:cs="Arial" w:eastAsia="Arial" w:hAnsi="Arial"/>
@@ -28526,10 +28526,10 @@
               <w:spacing w:after="40" w:before="0"/>
               <w:jc w:val="left"/>
               <w:rPr>
-                <w:ins w:id="9322" w:author="Claude (AI) - proposed" w:date="2026-10-15T08:04:35Z"/>
-              </w:rPr>
-            </w:pPr>
-            <w:ins w:id="9321" w:author="Claude (AI) - proposed" w:date="2026-10-15T08:04:35Z">
+                <w:ins w:id="9322" w:author="Claude (AI) - proposed" w:date="2026-10-18T00:32:21Z"/>
+              </w:rPr>
+            </w:pPr>
+            <w:ins w:id="9321" w:author="Claude (AI) - proposed" w:date="2026-10-18T00:32:21Z">
               <w:r>
                 <w:rPr>
                   <w:rFonts w:ascii="Arial" w:cs="Arial" w:eastAsia="Arial" w:hAnsi="Arial"/>
@@ -28551,10 +28551,10 @@
               <w:spacing w:after="40" w:before="0"/>
               <w:jc w:val="left"/>
               <w:rPr>
-                <w:ins w:id="9324" w:author="Claude (AI) - proposed" w:date="2026-10-15T08:04:35Z"/>
-              </w:rPr>
-            </w:pPr>
-            <w:ins w:id="9323" w:author="Claude (AI) - proposed" w:date="2026-10-15T08:04:35Z">
+                <w:ins w:id="9324" w:author="Claude (AI) - proposed" w:date="2026-10-18T00:32:21Z"/>
+              </w:rPr>
+            </w:pPr>
+            <w:ins w:id="9323" w:author="Claude (AI) - proposed" w:date="2026-10-18T00:32:21Z">
               <w:r>
                 <w:rPr>
                   <w:rFonts w:ascii="Arial" w:cs="Arial" w:eastAsia="Arial" w:hAnsi="Arial"/>
@@ -28576,10 +28576,10 @@
               <w:spacing w:after="40" w:before="0"/>
               <w:jc w:val="left"/>
               <w:rPr>
-                <w:ins w:id="9326" w:author="Claude (AI) - proposed" w:date="2026-10-15T08:04:35Z"/>
-              </w:rPr>
-            </w:pPr>
-            <w:ins w:id="9325" w:author="Claude (AI) - proposed" w:date="2026-10-15T08:04:35Z">
+                <w:ins w:id="9326" w:author="Claude (AI) - proposed" w:date="2026-10-18T00:32:21Z"/>
+              </w:rPr>
+            </w:pPr>
+            <w:ins w:id="9325" w:author="Claude (AI) - proposed" w:date="2026-10-18T00:32:21Z">
               <w:r>
                 <w:rPr>
                   <w:rFonts w:ascii="Arial" w:cs="Arial" w:eastAsia="Arial" w:hAnsi="Arial"/>
@@ -28601,10 +28601,10 @@
               <w:spacing w:after="40" w:before="0"/>
               <w:jc w:val="left"/>
               <w:rPr>
-                <w:ins w:id="9328" w:author="Claude (AI) - proposed" w:date="2026-10-15T08:04:35Z"/>
-              </w:rPr>
-            </w:pPr>
-            <w:ins w:id="9327" w:author="Claude (AI) - proposed" w:date="2026-10-15T08:04:35Z">
+                <w:ins w:id="9328" w:author="Claude (AI) - proposed" w:date="2026-10-18T00:32:21Z"/>
+              </w:rPr>
+            </w:pPr>
+            <w:ins w:id="9327" w:author="Claude (AI) - proposed" w:date="2026-10-18T00:32:21Z">
               <w:r>
                 <w:rPr>
                   <w:rFonts w:ascii="Arial" w:cs="Arial" w:eastAsia="Arial" w:hAnsi="Arial"/>
@@ -28626,10 +28626,10 @@
               <w:spacing w:after="40" w:before="0"/>
               <w:jc w:val="left"/>
               <w:rPr>
-                <w:ins w:id="9330" w:author="Claude (AI) - proposed" w:date="2026-10-15T08:04:35Z"/>
-              </w:rPr>
-            </w:pPr>
-            <w:ins w:id="9329" w:author="Claude (AI) - proposed" w:date="2026-10-15T08:04:35Z">
+                <w:ins w:id="9330" w:author="Claude (AI) - proposed" w:date="2026-10-18T00:32:21Z"/>
+              </w:rPr>
+            </w:pPr>
+            <w:ins w:id="9329" w:author="Claude (AI) - proposed" w:date="2026-10-18T00:32:21Z">
               <w:r>
                 <w:rPr>
                   <w:rFonts w:ascii="Arial" w:cs="Arial" w:eastAsia="Arial" w:hAnsi="Arial"/>
@@ -28651,10 +28651,10 @@
               <w:spacing w:after="40" w:before="0"/>
               <w:jc w:val="left"/>
               <w:rPr>
-                <w:ins w:id="9332" w:author="Claude (AI) - proposed" w:date="2026-10-15T08:04:35Z"/>
-              </w:rPr>
-            </w:pPr>
-            <w:ins w:id="9331" w:author="Claude (AI) - proposed" w:date="2026-10-15T08:04:35Z">
+                <w:ins w:id="9332" w:author="Claude (AI) - proposed" w:date="2026-10-18T00:32:21Z"/>
+              </w:rPr>
+            </w:pPr>
+            <w:ins w:id="9331" w:author="Claude (AI) - proposed" w:date="2026-10-18T00:32:21Z">
               <w:r>
                 <w:rPr>
                   <w:rFonts w:ascii="Arial" w:cs="Arial" w:eastAsia="Arial" w:hAnsi="Arial"/>
@@ -28676,10 +28676,10 @@
               <w:spacing w:after="40" w:before="0"/>
               <w:jc w:val="left"/>
               <w:rPr>
-                <w:ins w:id="9334" w:author="Claude (AI) - proposed" w:date="2026-10-15T08:04:35Z"/>
-              </w:rPr>
-            </w:pPr>
-            <w:ins w:id="9333" w:author="Claude (AI) - proposed" w:date="2026-10-15T08:04:35Z">
+                <w:ins w:id="9334" w:author="Claude (AI) - proposed" w:date="2026-10-18T00:32:21Z"/>
+              </w:rPr>
+            </w:pPr>
+            <w:ins w:id="9333" w:author="Claude (AI) - proposed" w:date="2026-10-18T00:32:21Z">
               <w:r>
                 <w:rPr>
                   <w:rFonts w:ascii="Arial" w:cs="Arial" w:eastAsia="Arial" w:hAnsi="Arial"/>
@@ -28701,10 +28701,10 @@
               <w:spacing w:after="40" w:before="0"/>
               <w:jc w:val="left"/>
               <w:rPr>
-                <w:del w:id="9336" w:author="Claude (AI) - proposed" w:date="2026-10-15T08:04:35Z"/>
-              </w:rPr>
-            </w:pPr>
-            <w:del w:id="9335" w:author="Claude (AI) - proposed" w:date="2026-10-15T08:04:35Z">
+                <w:del w:id="9336" w:author="Claude (AI) - proposed" w:date="2026-10-18T00:32:21Z"/>
+              </w:rPr>
+            </w:pPr>
+            <w:del w:id="9335" w:author="Claude (AI) - proposed" w:date="2026-10-18T00:32:21Z">
               <w:r>
                 <w:rPr>
                   <w:rFonts w:ascii="Arial" w:cs="Arial" w:eastAsia="Arial" w:hAnsi="Arial"/>
@@ -28849,7 +28849,7 @@
               </w:rPr>
               <w:t xml:space="preserve">Using the PhET Nuclear Fission simulation, learners observed: a U-235 nucleus splitting into two fission fragments + 2–3 neutrons + energy when struck by a neutron; a chain reaction branching diagram showing exponential growth from one initial neutron; the role of control rods in moderating the chain reaction; and the full energy transformation pathway inside a nuclear reactor (nuclear → thermal → kinetic → electrical energy). From the video, learners also observed a conceptual explanation of nuclear fusion and the </w:t>
             </w:r>
-            <w:del w:id="9337" w:author="Claude (AI) - proposed" w:date="2026-10-15T08:04:35Z">
+            <w:del w:id="9337" w:author="Claude (AI) - proposed" w:date="2026-10-18T00:32:21Z">
               <w:r>
                 <w:rPr>
                   <w:rFonts w:ascii="Arial" w:cs="Arial" w:eastAsia="Arial" w:hAnsi="Arial"/>
@@ -28864,7 +28864,7 @@
                 <w:delText xml:space="preserve">KNEB</w:delText>
               </w:r>
             </w:del>
-            <w:ins w:id="9338" w:author="Claude (AI) - proposed" w:date="2026-10-15T08:04:35Z">
+            <w:ins w:id="9338" w:author="Claude (AI) - proposed" w:date="2026-10-18T00:32:21Z">
               <w:r>
                 <w:rPr>
                   <w:rFonts w:ascii="Arial" w:cs="Arial" w:eastAsia="Arial" w:hAnsi="Arial"/>
@@ -28960,7 +28960,7 @@
               </w:rPr>
               <w:t xml:space="preserve">Learners learned that: (1) Nuclear fission is the splitting of a heavy nucleus (e.g., U-235) by a neutron, producing fission fragments, more neutrons, and large amounts of energy; (2) Nuclear fusion is the joining of light nuclei (e.g., hydrogen isotopes) under extreme conditions, releasing even greater energy per kilogram; (3) In both reactions, the products have slightly less mass than the reactants — this 'missing' mass (mass defect) is converted to energy via E = mc², explaining WHERE the energy in the pitchblende rock ultimately comes from; (4) A controlled chain reaction in a nuclear reactor generates electricity, while an uncontrolled chain reaction produces a nuclear explosion — control rods manage this; (5) Kenya (through </w:t>
             </w:r>
-            <w:del w:id="9339" w:author="Claude (AI) - proposed" w:date="2026-10-15T08:04:35Z">
+            <w:del w:id="9339" w:author="Claude (AI) - proposed" w:date="2026-10-18T00:32:21Z">
               <w:r>
                 <w:rPr>
                   <w:rFonts w:ascii="Arial" w:cs="Arial" w:eastAsia="Arial" w:hAnsi="Arial"/>
@@ -28975,7 +28975,7 @@
                 <w:delText xml:space="preserve">KNEB</w:delText>
               </w:r>
             </w:del>
-            <w:ins w:id="9340" w:author="Claude (AI) - proposed" w:date="2026-10-15T08:04:35Z">
+            <w:ins w:id="9340" w:author="Claude (AI) - proposed" w:date="2026-10-18T00:32:21Z">
               <w:r>
                 <w:rPr>
                   <w:rFonts w:ascii="Arial" w:cs="Arial" w:eastAsia="Arial" w:hAnsi="Arial"/>
@@ -29091,7 +29091,7 @@
         </w:rPr>
         <w:t xml:space="preserve">© 2026 SeaVuria and ARES. Aligned with KICD objectives. Developed by SeaVuria; technical implementation by ARES (with AI assistance from Claude). Licensed under </w:t>
       </w:r>
-      <w:hyperlink w:history="1" r:id="rId6g9bbg9b86docilgajjyx">
+      <w:hyperlink w:history="1" r:id="rId8x1gdukm9ovdpa6p6lhoo">
         <w:r>
           <w:rPr>
             <w:rFonts w:ascii="Arial" w:cs="Arial" w:eastAsia="Arial" w:hAnsi="Arial"/>
@@ -29112,7 +29112,7 @@
         </w:rPr>
         <w:t xml:space="preserve"> (</w:t>
       </w:r>
-      <w:hyperlink w:history="1" r:id="rIdqslqztg41azggmakky0co">
+      <w:hyperlink w:history="1" r:id="rIdpmsf-b2qb_roisk8_fwoa">
         <w:r>
           <w:rPr>
             <w:rFonts w:ascii="Arial" w:cs="Arial" w:eastAsia="Arial" w:hAnsi="Arial"/>
@@ -29633,7 +29633,7 @@
               </w:rPr>
               <w:t xml:space="preserve">How</w:t>
             </w:r>
-            <w:ins w:id="9341" w:author="Claude (AI) - proposed" w:date="2026-10-15T08:04:35Z">
+            <w:ins w:id="9341" w:author="Claude (AI) - proposed" w:date="2026-10-18T00:32:21Z">
               <w:r>
                 <w:rPr>
                   <w:rFonts w:ascii="Arial" w:cs="Arial" w:eastAsia="Arial" w:hAnsi="Arial"/>
@@ -29661,7 +29661,7 @@
               </w:rPr>
               <w:t xml:space="preserve"> does knowledge of radioactivity help us solve problems in medicine, agriculture</w:t>
             </w:r>
-            <w:del w:id="9342" w:author="Claude (AI) - proposed" w:date="2026-10-15T08:04:35Z">
+            <w:del w:id="9342" w:author="Claude (AI) - proposed" w:date="2026-10-18T00:32:21Z">
               <w:r>
                 <w:rPr>
                   <w:rFonts w:ascii="Arial" w:cs="Arial" w:eastAsia="Arial" w:hAnsi="Arial"/>
@@ -29676,7 +29676,7 @@
                 <w:delText xml:space="preserve">, energy, and environmental monitoring in Kenya —</w:delText>
               </w:r>
             </w:del>
-            <w:ins w:id="9343" w:author="Claude (AI) - proposed" w:date="2026-10-15T08:04:35Z">
+            <w:ins w:id="9343" w:author="Claude (AI) - proposed" w:date="2026-10-18T00:32:21Z">
               <w:r>
                 <w:rPr>
                   <w:rFonts w:ascii="Arial" w:cs="Arial" w:eastAsia="Arial" w:hAnsi="Arial"/>
@@ -29704,7 +29704,7 @@
               </w:rPr>
               <w:t xml:space="preserve"> and how do we protect ourselves while </w:t>
             </w:r>
-            <w:del w:id="9344" w:author="Claude (AI) - proposed" w:date="2026-10-15T08:04:35Z">
+            <w:del w:id="9344" w:author="Claude (AI) - proposed" w:date="2026-10-18T00:32:21Z">
               <w:r>
                 <w:rPr>
                   <w:rFonts w:ascii="Arial" w:cs="Arial" w:eastAsia="Arial" w:hAnsi="Arial"/>
@@ -29719,7 +29719,7 @@
                 <w:delText xml:space="preserve">harnessing its power</w:delText>
               </w:r>
             </w:del>
-            <w:ins w:id="9345" w:author="Claude (AI) - proposed" w:date="2026-10-15T08:04:35Z">
+            <w:ins w:id="9345" w:author="Claude (AI) - proposed" w:date="2026-10-18T00:32:21Z">
               <w:r>
                 <w:rPr>
                   <w:rFonts w:ascii="Arial" w:cs="Arial" w:eastAsia="Arial" w:hAnsi="Arial"/>
@@ -29978,7 +29978,7 @@
               </w:rPr>
               <w:t xml:space="preserve">Lesson 7 is the final, integrative capstone of the Radioactivity and Stability of Isotopes unit. The lesson opens by returning to the original pitchblende phenomenon — the rock that exposed photographic film in the dark — and challenging learners to now explain it completely using everything they have learned. Through a structured applications carousel (radiotherapy at KNH, KALRO crop irradiation, industrial thickness gauging, carbon-14 dating of Kenyan fossils), learners connect nuclear physics concepts to Kenyan real-world problems. A radiation safety design task applies the ALARA principle. Groups then present their final cumulative models — revised from their Lesson 1 naive sketches — narrating the evolution of their thinking. The Driving Question Board is formally closed as a whole-class ceremony: each posted question is read aloud and the class decides whether it is fully answered, partially answered, or flagged for further study. A structured concept-map review consolidates all key learning outcomes. The lesson closes with learners writing a final individual 'Letter to a </w:t>
             </w:r>
-            <w:del w:id="9346" w:author="Claude (AI) - proposed" w:date="2026-10-15T08:04:35Z">
+            <w:del w:id="9346" w:author="Claude (AI) - proposed" w:date="2026-10-18T00:32:21Z">
               <w:r>
                 <w:rPr>
                   <w:rFonts w:ascii="Arial" w:cs="Arial" w:eastAsia="Arial" w:hAnsi="Arial"/>
@@ -29993,7 +29993,7 @@
                 <w:delText xml:space="preserve">Year 9 Student</w:delText>
               </w:r>
             </w:del>
-            <w:ins w:id="9347" w:author="Claude (AI) - proposed" w:date="2026-10-15T08:04:35Z">
+            <w:ins w:id="9347" w:author="Claude (AI) - proposed" w:date="2026-10-18T00:32:21Z">
               <w:r>
                 <w:rPr>
                   <w:rFonts w:ascii="Arial" w:cs="Arial" w:eastAsia="Arial" w:hAnsi="Arial"/>
@@ -30309,7 +30309,7 @@
             <w:pPr>
               <w:spacing w:after="20" w:before="0"/>
             </w:pPr>
-            <w:hyperlink w:history="1" r:id="rIdaaslwxhmd3yrmwtugrb2j">
+            <w:hyperlink w:history="1" r:id="rIdhgir0nfus4wxg6abt_dfy">
               <w:r>
                 <w:rPr>
                   <w:rFonts w:ascii="Arial" w:cs="Arial" w:eastAsia="Arial" w:hAnsi="Arial"/>
@@ -30342,7 +30342,7 @@
               <w:spacing w:after="10" w:before="0"/>
               <w:ind w:left="120"/>
             </w:pPr>
-            <w:hyperlink w:history="1" r:id="rIdaueoytp4aekcmwptgedzg">
+            <w:hyperlink w:history="1" r:id="rIdllmhntft66fo7dbbhgemo">
               <w:r>
                 <w:rPr>
                   <w:rFonts w:ascii="Arial" w:cs="Arial" w:eastAsia="Arial" w:hAnsi="Arial"/>
@@ -30387,7 +30387,7 @@
             <w:pPr>
               <w:spacing w:after="20" w:before="0"/>
             </w:pPr>
-            <w:hyperlink w:history="1" r:id="rIdt42q9hv_judb3d8xlwwk2">
+            <w:hyperlink w:history="1" r:id="rId375hsbshbl_b3snle9ofo">
               <w:r>
                 <w:rPr>
                   <w:rFonts w:ascii="Arial" w:cs="Arial" w:eastAsia="Arial" w:hAnsi="Arial"/>
@@ -30420,7 +30420,7 @@
               <w:spacing w:after="10" w:before="0"/>
               <w:ind w:left="120"/>
             </w:pPr>
-            <w:hyperlink w:history="1" r:id="rIdhak_-4v2fsx3hvgl2wgr0">
+            <w:hyperlink w:history="1" r:id="rIdqoexdlwrzrib95sgkb_la">
               <w:r>
                 <w:rPr>
                   <w:rFonts w:ascii="Arial" w:cs="Arial" w:eastAsia="Arial" w:hAnsi="Arial"/>
@@ -30620,7 +30620,7 @@
             <w:pPr>
               <w:spacing w:after="20" w:before="0"/>
             </w:pPr>
-            <w:hyperlink w:history="1" r:id="rId2f2wfkhe0r-pklshnsxsb">
+            <w:hyperlink w:history="1" r:id="rIdelyxtgtrr4ybot8i_pifk">
               <w:r>
                 <w:rPr>
                   <w:rFonts w:ascii="Arial" w:cs="Arial" w:eastAsia="Arial" w:hAnsi="Arial"/>
@@ -30653,7 +30653,7 @@
               <w:spacing w:after="10" w:before="0"/>
               <w:ind w:left="120"/>
             </w:pPr>
-            <w:hyperlink w:history="1" r:id="rId2vnw8yi7iohxifidgm67i">
+            <w:hyperlink w:history="1" r:id="rIdl8gkltgslqyninpj6gtbh">
               <w:r>
                 <w:rPr>
                   <w:rFonts w:ascii="Arial" w:cs="Arial" w:eastAsia="Arial" w:hAnsi="Arial"/>
@@ -30698,7 +30698,7 @@
             <w:pPr>
               <w:spacing w:after="20" w:before="0"/>
             </w:pPr>
-            <w:hyperlink w:history="1" r:id="rIddwfa5w3vyphhbjss3qk0v">
+            <w:hyperlink w:history="1" r:id="rIdnnxhd4sfckaqdhlzqilfu">
               <w:r>
                 <w:rPr>
                   <w:rFonts w:ascii="Arial" w:cs="Arial" w:eastAsia="Arial" w:hAnsi="Arial"/>
@@ -30731,7 +30731,7 @@
               <w:spacing w:after="10" w:before="0"/>
               <w:ind w:left="120"/>
             </w:pPr>
-            <w:hyperlink w:history="1" r:id="rIdmq--yj7qxlezsz8qrtslp">
+            <w:hyperlink w:history="1" r:id="rIdwqpjvxmbtsjyeeoz4d2st">
               <w:r>
                 <w:rPr>
                   <w:rFonts w:ascii="Arial" w:cs="Arial" w:eastAsia="Arial" w:hAnsi="Arial"/>
@@ -30776,7 +30776,7 @@
               </w:rPr>
               <w:t xml:space="preserve">Four stations are set up around the classroom, each with a printed information card, a photograph, and a task card. Learner groups (4–5 per group) rotate every </w:t>
             </w:r>
-            <w:del w:id="9348" w:author="Claude (AI) - proposed" w:date="2026-10-15T08:04:35Z">
+            <w:del w:id="9348" w:author="Claude (AI) - proposed" w:date="2026-10-18T00:32:21Z">
               <w:r>
                 <w:rPr>
                   <w:rFonts w:ascii="Arial" w:cs="Arial" w:eastAsia="Arial" w:hAnsi="Arial"/>
@@ -30791,7 +30791,7 @@
                 <w:delText xml:space="preserve">4</w:delText>
               </w:r>
             </w:del>
-            <w:ins w:id="9349" w:author="Claude (AI) - proposed" w:date="2026-10-15T08:04:35Z">
+            <w:ins w:id="9349" w:author="Claude (AI) - proposed" w:date="2026-10-18T00:32:21Z">
               <w:r>
                 <w:rPr>
                   <w:rFonts w:ascii="Arial" w:cs="Arial" w:eastAsia="Arial" w:hAnsi="Arial"/>
@@ -30819,7 +30819,7 @@
               </w:rPr>
               <w:t xml:space="preserve"> minutes. Station 1 — KNH Radiotherapy: A case study of a Nairobi patient receiving cobalt-60 (Co-60) radiotherapy for cervical cancer (</w:t>
             </w:r>
-            <w:del w:id="9350" w:author="Claude (AI) - proposed" w:date="2026-10-15T08:04:35Z">
+            <w:del w:id="9350" w:author="Claude (AI) - proposed" w:date="2026-10-18T00:32:21Z">
               <w:r>
                 <w:rPr>
                   <w:rFonts w:ascii="Arial" w:cs="Arial" w:eastAsia="Arial" w:hAnsi="Arial"/>
@@ -30834,7 +30834,7 @@
                 <w:delText xml:space="preserve">Kenya's most common cancer in women</w:delText>
               </w:r>
             </w:del>
-            <w:ins w:id="9351" w:author="Claude (AI) - proposed" w:date="2026-10-15T08:04:35Z">
+            <w:ins w:id="9351" w:author="Claude (AI) - proposed" w:date="2026-10-18T00:32:21Z">
               <w:r>
                 <w:rPr>
                   <w:rFonts w:ascii="Arial" w:cs="Arial" w:eastAsia="Arial" w:hAnsi="Arial"/>
@@ -30862,7 +30862,7 @@
               </w:rPr>
               <w:t xml:space="preserve">). Task: Identify the isotope, write its nuclear symbol, explain why gamma radiation is used for treatment, and state one safety measure for the radiographer. Station 2 — KALRO Crop Irradiation: A description of how the Kenya Agricultural and Livestock Research Organisation uses gamma irradiation to sterilise pests in stored maize and beans and to induce beneficial mutations in sorghum varieties for semi-arid counties like Makueni. Task: Explain how radiation affects living cells, identify the benefit vs. risk trade-off, and link to half-life. Station 3 — Industrial Thickness Gauging: A diagram of a paper or aluminium sheet manufacturing plant using a beta-source detector to measure sheet thickness continuously. Task: Explain why beta particles (not alpha or gamma) are used, and how the detector reading relates to thickness. Station 4 — Carbon-14 Dating: A photograph of the Homo habilis fossil discovered at Koobi Fora, Lake Turkana, Kenya. Task: Use the half-life of C-14 (5,730 years) to explain why C-14 dating cannot be used for this fossil (too old), and identify which </w:t>
             </w:r>
-            <w:del w:id="9352" w:author="Claude (AI) - proposed" w:date="2026-10-15T08:04:35Z">
+            <w:del w:id="9352" w:author="Claude (AI) - proposed" w:date="2026-10-18T00:32:21Z">
               <w:r>
                 <w:rPr>
                   <w:rFonts w:ascii="Arial" w:cs="Arial" w:eastAsia="Arial" w:hAnsi="Arial"/>
@@ -30877,7 +30877,7 @@
                 <w:delText xml:space="preserve">isotope system (uranium-lead)</w:delText>
               </w:r>
             </w:del>
-            <w:ins w:id="9353" w:author="Claude (AI) - proposed" w:date="2026-10-15T08:04:35Z">
+            <w:ins w:id="9353" w:author="Claude (AI) - proposed" w:date="2026-10-18T00:32:21Z">
               <w:r>
                 <w:rPr>
                   <w:rFonts w:ascii="Arial" w:cs="Arial" w:eastAsia="Arial" w:hAnsi="Arial"/>
@@ -30905,7 +30905,7 @@
               </w:rPr>
               <w:t xml:space="preserve"> would be more appropriate and why</w:t>
             </w:r>
-            <w:del w:id="9354" w:author="Claude (AI) - proposed" w:date="2026-10-15T08:04:35Z">
+            <w:del w:id="9354" w:author="Claude (AI) - proposed" w:date="2026-10-18T00:32:21Z">
               <w:r>
                 <w:rPr>
                   <w:rFonts w:ascii="Arial" w:cs="Arial" w:eastAsia="Arial" w:hAnsi="Arial"/>
@@ -30920,7 +30920,7 @@
                 <w:delText xml:space="preserve">.</w:delText>
               </w:r>
             </w:del>
-            <w:ins w:id="9355" w:author="Claude (AI) - proposed" w:date="2026-10-15T08:04:35Z">
+            <w:ins w:id="9355" w:author="Claude (AI) - proposed" w:date="2026-10-18T00:32:21Z">
               <w:r>
                 <w:rPr>
                   <w:rFonts w:ascii="Arial" w:cs="Arial" w:eastAsia="Arial" w:hAnsi="Arial"/>
@@ -30968,7 +30968,7 @@
               </w:rPr>
               <w:t xml:space="preserve">Before rotation begins, say: 'Each station is a real application of the nuclear physics we have studied. Your job is not just to read — it is to CONNECT each application back to our original rock and our driving question. Every concept we have studied lives inside these four stations.' Distribute station cards. Set a </w:t>
             </w:r>
-            <w:del w:id="9356" w:author="Claude (AI) - proposed" w:date="2026-10-15T08:04:35Z">
+            <w:del w:id="9356" w:author="Claude (AI) - proposed" w:date="2026-10-18T00:32:21Z">
               <w:r>
                 <w:rPr>
                   <w:rFonts w:ascii="Arial" w:cs="Arial" w:eastAsia="Arial" w:hAnsi="Arial"/>
@@ -30983,7 +30983,7 @@
                 <w:delText xml:space="preserve">4</w:delText>
               </w:r>
             </w:del>
-            <w:ins w:id="9357" w:author="Claude (AI) - proposed" w:date="2026-10-15T08:04:35Z">
+            <w:ins w:id="9357" w:author="Claude (AI) - proposed" w:date="2026-10-18T00:32:21Z">
               <w:r>
                 <w:rPr>
                   <w:rFonts w:ascii="Arial" w:cs="Arial" w:eastAsia="Arial" w:hAnsi="Arial"/>
@@ -31011,7 +31011,7 @@
               </w:rPr>
               <w:t xml:space="preserve">-minute rotation timer with an audible signal. Circulate continuously — spend approximately 1 minute per station per rotation cycle. At Station 4, prompt with: 'Why can't we use carbon-14 on a 1.8-million-year-old fossil? What does that tell you about the relationship between half-life and the age of the sample?' Apply 12-second WAIT TIME. At Station 1, prompt: 'Why is the radiographer standing behind a lead screen? What property of gamma radiation makes that necessary?' Cold-call 2 students at the end of the carousel with: 'Tell me one thing from your station that connects directly back to the pitchblende rock in Lesson 1.'</w:t>
             </w:r>
-            <w:ins w:id="9358" w:author="Claude (AI) - proposed" w:date="2026-10-15T08:04:35Z">
+            <w:ins w:id="9358" w:author="Claude (AI) - proposed" w:date="2026-10-18T00:32:21Z">
               <w:r>
                 <w:rPr>
                   <w:rFonts w:ascii="Arial" w:cs="Arial" w:eastAsia="Arial" w:hAnsi="Arial"/>
@@ -31148,7 +31148,7 @@
             <w:pPr>
               <w:spacing w:after="20" w:before="0"/>
             </w:pPr>
-            <w:hyperlink w:history="1" r:id="rIdufd1pc4djtzozxruwqpdw">
+            <w:hyperlink w:history="1" r:id="rIdgeed9cif1njhsguvzm_uz">
               <w:r>
                 <w:rPr>
                   <w:rFonts w:ascii="Arial" w:cs="Arial" w:eastAsia="Arial" w:hAnsi="Arial"/>
@@ -31181,7 +31181,7 @@
               <w:spacing w:after="10" w:before="0"/>
               <w:ind w:left="120"/>
             </w:pPr>
-            <w:hyperlink w:history="1" r:id="rId6mpk_4sx0s8q49cshevsf">
+            <w:hyperlink w:history="1" r:id="rId17xadfpkumufj21vyqcyb">
               <w:r>
                 <w:rPr>
                   <w:rFonts w:ascii="Arial" w:cs="Arial" w:eastAsia="Arial" w:hAnsi="Arial"/>
@@ -31226,7 +31226,7 @@
             <w:pPr>
               <w:spacing w:after="20" w:before="0"/>
             </w:pPr>
-            <w:hyperlink w:history="1" r:id="rIdqe1scp6abccvln9jdzj3r">
+            <w:hyperlink w:history="1" r:id="rIdpt3_owilgq7pj1jrjkcid">
               <w:r>
                 <w:rPr>
                   <w:rFonts w:ascii="Arial" w:cs="Arial" w:eastAsia="Arial" w:hAnsi="Arial"/>
@@ -31275,7 +31275,7 @@
               <w:spacing w:after="10" w:before="0"/>
               <w:ind w:left="120"/>
             </w:pPr>
-            <w:hyperlink w:history="1" r:id="rIdoxk3jbou4cboph5hoee8z">
+            <w:hyperlink w:history="1" r:id="rIdlb1satxt_uvkbcjitdds_">
               <w:r>
                 <w:rPr>
                   <w:rFonts w:ascii="Arial" w:cs="Arial" w:eastAsia="Arial" w:hAnsi="Arial"/>
@@ -31320,7 +31320,7 @@
               </w:rPr>
               <w:t xml:space="preserve">Part A — Radiation Safety Design (10 min): Each group receives a scenario card: 'You are advising the Kenya Nuclear Regulatory Authority (KNRA) on safety protocols for a new nuclear medicine unit at Moi Teaching and Referral Hospital in Eldoret. The unit will use iodine-131 (I-131, half-life 8 days) for thyroid cancer treatment. Design a safety plan for (a) the patient, (b) the medical staff, and (c) the hospital waste disposal team, using the ALARA principle — As Low As Reasonably Achievable.' Groups must reference shielding, distance (inverse square law), time limitation, and half-life calculations in their plan. Part B — Final Explanation Synthesis (</w:t>
             </w:r>
-            <w:del w:id="9359" w:author="Claude (AI) - proposed" w:date="2026-10-15T08:04:35Z">
+            <w:del w:id="9359" w:author="Claude (AI) - proposed" w:date="2026-10-18T00:32:21Z">
               <w:r>
                 <w:rPr>
                   <w:rFonts w:ascii="Arial" w:cs="Arial" w:eastAsia="Arial" w:hAnsi="Arial"/>
@@ -31335,7 +31335,7 @@
                 <w:delText xml:space="preserve">10</w:delText>
               </w:r>
             </w:del>
-            <w:ins w:id="9360" w:author="Claude (AI) - proposed" w:date="2026-10-15T08:04:35Z">
+            <w:ins w:id="9360" w:author="Claude (AI) - proposed" w:date="2026-10-18T00:32:21Z">
               <w:r>
                 <w:rPr>
                   <w:rFonts w:ascii="Arial" w:cs="Arial" w:eastAsia="Arial" w:hAnsi="Arial"/>
@@ -31396,7 +31396,7 @@
               </w:rPr>
               <w:t xml:space="preserve">For Part A,</w:t>
             </w:r>
-            <w:ins w:id="9361" w:author="Claude (AI) - proposed" w:date="2026-10-15T08:04:35Z">
+            <w:ins w:id="9361" w:author="Claude (AI) - proposed" w:date="2026-10-18T00:32:21Z">
               <w:r>
                 <w:rPr>
                   <w:rFonts w:ascii="Arial" w:cs="Arial" w:eastAsia="Arial" w:hAnsi="Arial"/>
@@ -31546,7 +31546,7 @@
             <w:pPr>
               <w:spacing w:after="20" w:before="0"/>
             </w:pPr>
-            <w:hyperlink w:history="1" r:id="rIdkwzme2laxfrzjfmh0aki8">
+            <w:hyperlink w:history="1" r:id="rIdrgpp1jtuzbnxlzlkso8rb">
               <w:r>
                 <w:rPr>
                   <w:rFonts w:ascii="Arial" w:cs="Arial" w:eastAsia="Arial" w:hAnsi="Arial"/>
@@ -31579,7 +31579,7 @@
               <w:spacing w:after="10" w:before="0"/>
               <w:ind w:left="120"/>
             </w:pPr>
-            <w:hyperlink w:history="1" r:id="rIdfujz9visj86ib2php-sbg">
+            <w:hyperlink w:history="1" r:id="rIdcgcvgfcr1o9n2reabl-2i">
               <w:r>
                 <w:rPr>
                   <w:rFonts w:ascii="Arial" w:cs="Arial" w:eastAsia="Arial" w:hAnsi="Arial"/>
@@ -31624,7 +31624,7 @@
             <w:pPr>
               <w:spacing w:after="20" w:before="0"/>
             </w:pPr>
-            <w:hyperlink w:history="1" r:id="rIdldjys4j1l9fzsm1yu6jed">
+            <w:hyperlink w:history="1" r:id="rIdi3iyqfypdd5zka3qy52is">
               <w:r>
                 <w:rPr>
                   <w:rFonts w:ascii="Arial" w:cs="Arial" w:eastAsia="Arial" w:hAnsi="Arial"/>
@@ -31673,7 +31673,7 @@
               <w:spacing w:after="10" w:before="0"/>
               <w:ind w:left="120"/>
             </w:pPr>
-            <w:hyperlink w:history="1" r:id="rIdz7tx9wk1sdzq8lhhehqci">
+            <w:hyperlink w:history="1" r:id="rIdcbw_hfgyu67wmdbdr1isj">
               <w:r>
                 <w:rPr>
                   <w:rFonts w:ascii="Arial" w:cs="Arial" w:eastAsia="Arial" w:hAnsi="Arial"/>
@@ -31718,7 +31718,7 @@
               </w:rPr>
               <w:t xml:space="preserve">The full Driving Question Board — maintained across all 7 lessons — is displayed at the front of the room. The teacher reads the original driving question aloud: 'Why do some atoms in Kenyan rocks spontaneously release invisible energy — and how can we harness or protect ourselves from that energy?' Each group then presents their 2-minute final model narrative, connecting at least three unit concepts back to the pitchblende phenomenon. After all presentations, the class conducts a formal DQB Closure Ceremony: the teacher reads </w:t>
             </w:r>
-            <w:del w:id="9362" w:author="Claude (AI) - proposed" w:date="2026-10-15T08:04:35Z">
+            <w:del w:id="9362" w:author="Claude (AI) - proposed" w:date="2026-10-18T00:32:21Z">
               <w:r>
                 <w:rPr>
                   <w:rFonts w:ascii="Arial" w:cs="Arial" w:eastAsia="Arial" w:hAnsi="Arial"/>
@@ -31733,7 +31733,7 @@
                 <w:delText xml:space="preserve">each posted question card aloud</w:delText>
               </w:r>
             </w:del>
-            <w:ins w:id="9363" w:author="Claude (AI) - proposed" w:date="2026-10-15T08:04:35Z">
+            <w:ins w:id="9363" w:author="Claude (AI) - proposed" w:date="2026-10-18T00:32:21Z">
               <w:r>
                 <w:rPr>
                   <w:rFonts w:ascii="Arial" w:cs="Arial" w:eastAsia="Arial" w:hAnsi="Arial"/>
@@ -31916,7 +31916,7 @@
             <w:pPr>
               <w:spacing w:after="20" w:before="0"/>
             </w:pPr>
-            <w:hyperlink w:history="1" r:id="rIdkykkng8xoi9agf8xjetm8">
+            <w:hyperlink w:history="1" r:id="rId5l5r5tj8spo3-a6gg2-nn">
               <w:r>
                 <w:rPr>
                   <w:rFonts w:ascii="Arial" w:cs="Arial" w:eastAsia="Arial" w:hAnsi="Arial"/>
@@ -31965,7 +31965,7 @@
               <w:spacing w:after="10" w:before="0"/>
               <w:ind w:left="120"/>
             </w:pPr>
-            <w:hyperlink w:history="1" r:id="rIdofeq5ku4hblfm8ppcqctv">
+            <w:hyperlink w:history="1" r:id="rId1dhnsopm31sm5-8j9twm8">
               <w:r>
                 <w:rPr>
                   <w:rFonts w:ascii="Arial" w:cs="Arial" w:eastAsia="Arial" w:hAnsi="Arial"/>
@@ -32010,7 +32010,7 @@
             <w:pPr>
               <w:spacing w:after="20" w:before="0"/>
             </w:pPr>
-            <w:hyperlink w:history="1" r:id="rIdgvnpds8xo8uei-f9emdfd">
+            <w:hyperlink w:history="1" r:id="rIdipblalfaguz6yuo6jglg2">
               <w:r>
                 <w:rPr>
                   <w:rFonts w:ascii="Arial" w:cs="Arial" w:eastAsia="Arial" w:hAnsi="Arial"/>
@@ -32059,7 +32059,7 @@
               <w:spacing w:after="10" w:before="0"/>
               <w:ind w:left="120"/>
             </w:pPr>
-            <w:hyperlink w:history="1" r:id="rIdedqcdyfjbeiw90wxuyk3d">
+            <w:hyperlink w:history="1" r:id="rIdq0pk9k7vkd45qkaruvxzl">
               <w:r>
                 <w:rPr>
                   <w:rFonts w:ascii="Arial" w:cs="Arial" w:eastAsia="Arial" w:hAnsi="Arial"/>
@@ -32104,7 +32104,7 @@
               </w:rPr>
               <w:t xml:space="preserve">Final model posters are displayed gallery-style around the room for a 3-minute silent gallery walk — learners place one green sticky note ('I see this concept clearly') and one orange sticky note ('I want to ask about this') on any poster that is not their own. Learners then return to their seats for the individual summative transfer task: 'Write a Letter to a </w:t>
             </w:r>
-            <w:del w:id="9364" w:author="Claude (AI) - proposed" w:date="2026-10-15T08:04:35Z">
+            <w:del w:id="9364" w:author="Claude (AI) - proposed" w:date="2026-10-18T00:32:21Z">
               <w:r>
                 <w:rPr>
                   <w:rFonts w:ascii="Arial" w:cs="Arial" w:eastAsia="Arial" w:hAnsi="Arial"/>
@@ -32119,7 +32119,7 @@
                 <w:delText xml:space="preserve">Year 9 Student</w:delText>
               </w:r>
             </w:del>
-            <w:ins w:id="9365" w:author="Claude (AI) - proposed" w:date="2026-10-15T08:04:35Z">
+            <w:ins w:id="9365" w:author="Claude (AI) - proposed" w:date="2026-10-18T00:32:21Z">
               <w:r>
                 <w:rPr>
                   <w:rFonts w:ascii="Arial" w:cs="Arial" w:eastAsia="Arial" w:hAnsi="Arial"/>
@@ -32180,7 +32180,7 @@
               </w:rPr>
               <w:t xml:space="preserve">For the gallery walk, say: 'You have 3 minutes. Read at least two other groups' models. Leave a green note where you see something your own model also shows. Leave an orange note where you have a question or see something different from your own model. Be specific — write a full sentence, not just a word.' Set a 3-minute timer. For the letter task, say: 'This letter is your individual final explanation. No group help. Your </w:t>
             </w:r>
-            <w:del w:id="9366" w:author="Claude (AI) - proposed" w:date="2026-10-15T08:04:35Z">
+            <w:del w:id="9366" w:author="Claude (AI) - proposed" w:date="2026-10-18T00:32:21Z">
               <w:r>
                 <w:rPr>
                   <w:rFonts w:ascii="Arial" w:cs="Arial" w:eastAsia="Arial" w:hAnsi="Arial"/>
@@ -32195,7 +32195,7 @@
                 <w:delText xml:space="preserve">Year</w:delText>
               </w:r>
             </w:del>
-            <w:ins w:id="9367" w:author="Claude (AI) - proposed" w:date="2026-10-15T08:04:35Z">
+            <w:ins w:id="9367" w:author="Claude (AI) - proposed" w:date="2026-10-18T00:32:21Z">
               <w:r>
                 <w:rPr>
                   <w:rFonts w:ascii="Arial" w:cs="Arial" w:eastAsia="Arial" w:hAnsi="Arial"/>
@@ -32223,7 +32223,7 @@
               </w:rPr>
               <w:t xml:space="preserve"> 9 reader has never studied radioactivity. Use clear language, correct scientific terms, and connect everything back to the Kenyan context. You have 10 minutes.' Circulate silently during writing. In the final 2 minutes, project the concept map and say: 'Fast round — I point, you name and connect. No hands — I will cold-call.' Cold-call 6 students rapidly across the concept map nodes. End the lesson by returning to the original image of the pitchblende rock and saying: 'This rock is no longer invisible to you. You can see inside it — all the way to the nucleus. That is what physics does. It makes the invisible visible.' Pause 5 seconds. 'Well done.'</w:t>
             </w:r>
-            <w:ins w:id="9368" w:author="Claude (AI) - proposed" w:date="2026-10-15T08:04:35Z">
+            <w:ins w:id="9368" w:author="Claude (AI) - proposed" w:date="2026-10-18T00:32:21Z">
               <w:r>
                 <w:rPr>
                   <w:rFonts w:ascii="Arial" w:cs="Arial" w:eastAsia="Arial" w:hAnsi="Arial"/>
@@ -32271,7 +32271,7 @@
               </w:rPr>
               <w:t xml:space="preserve">Transfer Writing (Letter Task) as Final Model Externalisation: The 'Letter to a </w:t>
             </w:r>
-            <w:del w:id="9369" w:author="Claude (AI) - proposed" w:date="2026-10-15T08:04:35Z">
+            <w:del w:id="9369" w:author="Claude (AI) - proposed" w:date="2026-10-18T00:32:21Z">
               <w:r>
                 <w:rPr>
                   <w:rFonts w:ascii="Arial" w:cs="Arial" w:eastAsia="Arial" w:hAnsi="Arial"/>
@@ -32286,7 +32286,7 @@
                 <w:delText xml:space="preserve">Year 9 Student</w:delText>
               </w:r>
             </w:del>
-            <w:ins w:id="9370" w:author="Claude (AI) - proposed" w:date="2026-10-15T08:04:35Z">
+            <w:ins w:id="9370" w:author="Claude (AI) - proposed" w:date="2026-10-18T00:32:21Z">
               <w:r>
                 <w:rPr>
                   <w:rFonts w:ascii="Arial" w:cs="Arial" w:eastAsia="Arial" w:hAnsi="Arial"/>
@@ -32772,7 +32772,7 @@
               </w:rPr>
               <w:t xml:space="preserve">Learners observed four real-world Kenyan applications of radioactivity through the applications carousel: cobalt-60 radiotherapy at Kenyatta National Hospital for cervical cancer treatment; KALRO gamma irradiation of stored maize, beans, and sorghum for pest control and crop improvement in counties like Makueni; beta-source industrial thickness gauging in manufacturing; and carbon-14 versus </w:t>
             </w:r>
-            <w:del w:id="9371" w:author="Claude (AI) - proposed" w:date="2026-10-15T08:04:35Z">
+            <w:del w:id="9371" w:author="Claude (AI) - proposed" w:date="2026-10-18T00:32:21Z">
               <w:r>
                 <w:rPr>
                   <w:rFonts w:ascii="Arial" w:cs="Arial" w:eastAsia="Arial" w:hAnsi="Arial"/>
@@ -32787,7 +32787,7 @@
                 <w:delText xml:space="preserve">uranium-lead</w:delText>
               </w:r>
             </w:del>
-            <w:ins w:id="9372" w:author="Claude (AI) - proposed" w:date="2026-10-15T08:04:35Z">
+            <w:ins w:id="9372" w:author="Claude (AI) - proposed" w:date="2026-10-18T00:32:21Z">
               <w:r>
                 <w:rPr>
                   <w:rFonts w:ascii="Arial" w:cs="Arial" w:eastAsia="Arial" w:hAnsi="Arial"/>
@@ -32971,7 +32971,7 @@
         </w:rPr>
         <w:t xml:space="preserve">© 2026 SeaVuria and ARES. Aligned with KICD objectives. Developed by SeaVuria; technical implementation by ARES (with AI assistance from Claude). Licensed under </w:t>
       </w:r>
-      <w:hyperlink w:history="1" r:id="rIdrow0zjlhdtbpepoyeve5z">
+      <w:hyperlink w:history="1" r:id="rId3ztwpdkrxx3beatz5bkms">
         <w:r>
           <w:rPr>
             <w:rFonts w:ascii="Arial" w:cs="Arial" w:eastAsia="Arial" w:hAnsi="Arial"/>
@@ -32992,7 +32992,7 @@
         </w:rPr>
         <w:t xml:space="preserve"> (</w:t>
       </w:r>
-      <w:hyperlink w:history="1" r:id="rIdidnr3j0axezo7k3lrlt_l">
+      <w:hyperlink w:history="1" r:id="rIdlbgjlzhc0joyxmn7-h4fl">
         <w:r>
           <w:rPr>
             <w:rFonts w:ascii="Arial" w:cs="Arial" w:eastAsia="Arial" w:hAnsi="Arial"/>
